--- a/Volume 1/Chapter 07 - Networking Basics/SPA_Vol1_Ch7_Lesson7_4_Testing_Connectivity.docx
+++ b/Volume 1/Chapter 07 - Networking Basics/SPA_Vol1_Ch7_Lesson7_4_Testing_Connectivity.docx
@@ -946,7 +946,7 @@
         <w:t>Still in lesson-7.4, copy what Lesson 7.3 already holds: the address table module (classify_address, Lesson 7.1), the host name module (is_valid_hostname, Lesson 7.2), and the address lookup module (lookup_addresses, Lesson 7.3) in every language, and three project files. None of them changes in this lesson, so none is printed again. DnsLookups.csproj becomes TestingConnectivity.csproj unchanged, because a .csproj builds every .cs file in its own folder whatever the project's name. Remember, the -replace li</w:t>
       </w:r>
       <w:r>
-        <w:t>ne puts this lesson's name into go.mod's module name. package.json is not copied: it gains koffi, so it is printed in Supporting Files.</w:t>
+        <w:t>ne puts this lesson's name into go.mod's module name. package.json is not copied: it gains koffi, so npm makes it below.</w:t>
       </w:r>
     </w:p>
     <w:p>
@@ -1358,7 +1358,7 @@
         <w:keepNext/>
       </w:pPr>
       <w:r>
-        <w:t>Save each source and supporting file from this lesson into the matching path in the project layout. As in Chapter 1, notepad .\c\icmp_echo.h creates and opens one: choose Yes, type the file, save it with Ctrl+S, and close Notepad. Then install the TypeScript compiler and koffi for this project. --ignore-scripts skips koffi's install script, which is not needed: npm fetches koffi's ready-built Windows file as a second package beside it.</w:t>
+        <w:t>Next, let dotnet create the Basic C# project, as in Lesson 7.3. Remember, -o names the project folder; the starter Program.cs is replaced by this lesson's code in the C# section.</w:t>
       </w:r>
     </w:p>
     <w:p>
@@ -1371,7 +1371,253 @@
         <w:pStyle w:val="CommandBlock"/>
       </w:pPr>
       <w:r>
-        <w:t>npm --prefix .\typescript install --ignore-scripts --no-audit --no-fund</w:t>
+        <w:t>dotnet new console -o .\csharp\BasicTestingConnectivity</w:t>
+      </w:r>
+    </w:p>
+    <w:p>
+      <w:pPr>
+        <w:keepNext/>
+      </w:pPr>
+    </w:p>
+    <w:p>
+      <w:r>
+        <w:t>BasicTestingConnectivity.csproj needs a line the template does not write: a Compile item, pointed at the TestingConnectivity folder's IcmpEcho.cs. So type it over the one dotnet new made. notepad .\csharp\BasicTestingConnectivity\BasicTestingConnectivity.csproj opens the file: press Ctrl+A, type the file below in place of its lines, save it with Ctrl+S, and close Notepad.</w:t>
+      </w:r>
+    </w:p>
+    <w:p>
+      <w:pPr>
+        <w:keepNext/>
+      </w:pPr>
+    </w:p>
+    <w:p>
+      <w:pPr>
+        <w:pStyle w:val="Heading3"/>
+      </w:pPr>
+      <w:r>
+        <w:t>csharp/BasicTestingConnectivity/BasicTestingConnectivity.csproj</w:t>
+      </w:r>
+    </w:p>
+    <w:p>
+      <w:pPr>
+        <w:pStyle w:val="SourceCode"/>
+        <w:keepNext/>
+      </w:pPr>
+      <w:r>
+        <w:t>&lt;Project Sdk="Microsoft.NET.Sdk"&gt;</w:t>
+      </w:r>
+    </w:p>
+    <w:p>
+      <w:pPr>
+        <w:pStyle w:val="SourceCode"/>
+        <w:keepNext/>
+      </w:pPr>
+      <w:r>
+        <w:t xml:space="preserve">  &lt;PropertyGroup&gt;</w:t>
+      </w:r>
+    </w:p>
+    <w:p>
+      <w:pPr>
+        <w:pStyle w:val="SourceCode"/>
+        <w:keepNext/>
+      </w:pPr>
+      <w:r>
+        <w:t xml:space="preserve">    &lt;OutputType&gt;Exe&lt;/OutputType&gt;</w:t>
+      </w:r>
+    </w:p>
+    <w:p>
+      <w:pPr>
+        <w:pStyle w:val="SourceCode"/>
+        <w:keepNext/>
+      </w:pPr>
+      <w:r>
+        <w:t xml:space="preserve">    &lt;TargetFramework&gt;net10.0&lt;/TargetFramework&gt;</w:t>
+      </w:r>
+    </w:p>
+    <w:p>
+      <w:pPr>
+        <w:pStyle w:val="SourceCode"/>
+        <w:keepNext/>
+      </w:pPr>
+      <w:r>
+        <w:t xml:space="preserve">    &lt;ImplicitUsings&gt;enable&lt;/ImplicitUsings&gt;</w:t>
+      </w:r>
+    </w:p>
+    <w:p>
+      <w:pPr>
+        <w:pStyle w:val="SourceCode"/>
+        <w:keepNext/>
+      </w:pPr>
+      <w:r>
+        <w:t xml:space="preserve">    &lt;Nullable&gt;enable&lt;/Nullable&gt;</w:t>
+      </w:r>
+    </w:p>
+    <w:p>
+      <w:pPr>
+        <w:pStyle w:val="SourceCode"/>
+        <w:keepNext/>
+      </w:pPr>
+      <w:r>
+        <w:t xml:space="preserve">  &lt;/PropertyGroup&gt;</w:t>
+      </w:r>
+    </w:p>
+    <w:p>
+      <w:pPr>
+        <w:pStyle w:val="SourceCode"/>
+        <w:keepNext/>
+      </w:pPr>
+      <w:r>
+        <w:t xml:space="preserve">  &lt;ItemGroup&gt;</w:t>
+      </w:r>
+    </w:p>
+    <w:p>
+      <w:pPr>
+        <w:pStyle w:val="SourceCode"/>
+        <w:keepNext/>
+      </w:pPr>
+      <w:r>
+        <w:t xml:space="preserve">    &lt;Compile Include="..\TestingConnectivity\IcmpEcho.cs" /&gt;</w:t>
+      </w:r>
+    </w:p>
+    <w:p>
+      <w:pPr>
+        <w:pStyle w:val="SourceCode"/>
+        <w:keepNext/>
+      </w:pPr>
+      <w:r>
+        <w:t xml:space="preserve">  &lt;/ItemGroup&gt;</w:t>
+      </w:r>
+    </w:p>
+    <w:p>
+      <w:pPr>
+        <w:pStyle w:val="SourceCode"/>
+      </w:pPr>
+      <w:r>
+        <w:t>&lt;/Project&gt;</w:t>
+      </w:r>
+    </w:p>
+    <w:p>
+      <w:pPr>
+        <w:keepNext/>
+      </w:pPr>
+    </w:p>
+    <w:p>
+      <w:pPr>
+        <w:pStyle w:val="Heading3"/>
+      </w:pPr>
+      <w:r>
+        <w:t>Windows PowerShell TypeScript Setup</w:t>
+      </w:r>
+    </w:p>
+    <w:p>
+      <w:pPr>
+        <w:keepNext/>
+      </w:pPr>
+      <w:r>
+        <w:t>Then make the TypeScript project's package.json and install the TypeScript compiler and koffi. Remember, npm init -y, npm pkg, then npm install. The last npm line pins koffi to exactly 3.3.2 under dependencies, which holds the packages the program needs when it runs; devDependencies holds the ones only the build needs. --ignore-scripts skips koffi's install script, which is not needed: npm fetches koffi's ready-built Windows file as a second package beside it.</w:t>
+      </w:r>
+    </w:p>
+    <w:p>
+      <w:pPr>
+        <w:keepNext/>
+      </w:pPr>
+    </w:p>
+    <w:p>
+      <w:pPr>
+        <w:pStyle w:val="CommandBlock"/>
+        <w:keepNext/>
+      </w:pPr>
+      <w:r>
+        <w:t>Push-Location .\typescript</w:t>
+      </w:r>
+    </w:p>
+    <w:p>
+      <w:pPr>
+        <w:pStyle w:val="CommandBlock"/>
+        <w:keepNext/>
+      </w:pPr>
+      <w:r>
+        <w:t>npm init -y</w:t>
+      </w:r>
+    </w:p>
+    <w:p>
+      <w:pPr>
+        <w:pStyle w:val="CommandBlock"/>
+        <w:keepNext/>
+      </w:pPr>
+      <w:r>
+        <w:t>npm pkg set name=testing-connectivity-typescript type=module</w:t>
+      </w:r>
+    </w:p>
+    <w:p>
+      <w:pPr>
+        <w:pStyle w:val="CommandBlock"/>
+        <w:keepNext/>
+      </w:pPr>
+      <w:r>
+        <w:t>npm pkg set private=true --json</w:t>
+      </w:r>
+    </w:p>
+    <w:p>
+      <w:pPr>
+        <w:pStyle w:val="CommandBlock"/>
+        <w:keepNext/>
+      </w:pPr>
+      <w:r>
+        <w:t>npm pkg set "scripts.check=tsc --noEmit" "scripts.build=tsc --noEmitOnError"</w:t>
+      </w:r>
+    </w:p>
+    <w:p>
+      <w:pPr>
+        <w:pStyle w:val="CommandBlock"/>
+        <w:keepNext/>
+      </w:pPr>
+      <w:r>
+        <w:t>npm pkg delete version description main keywords author license scripts.test</w:t>
+      </w:r>
+    </w:p>
+    <w:p>
+      <w:pPr>
+        <w:pStyle w:val="CommandBlock"/>
+        <w:keepNext/>
+      </w:pPr>
+      <w:r>
+        <w:t>npm install --save-dev --save-exact typescript@7.0.2 @types/node@24.13.5 `</w:t>
+      </w:r>
+    </w:p>
+    <w:p>
+      <w:pPr>
+        <w:pStyle w:val="CommandBlock"/>
+        <w:keepNext/>
+      </w:pPr>
+      <w:r>
+        <w:t xml:space="preserve">    --ignore-scripts --no-audit --no-fund</w:t>
+      </w:r>
+    </w:p>
+    <w:p>
+      <w:pPr>
+        <w:pStyle w:val="CommandBlock"/>
+        <w:keepNext/>
+      </w:pPr>
+      <w:r>
+        <w:t>npm install --save-exact koffi@3.3.2 --ignore-scripts --no-audit --no-fund</w:t>
+      </w:r>
+    </w:p>
+    <w:p>
+      <w:pPr>
+        <w:pStyle w:val="CommandBlock"/>
+      </w:pPr>
+      <w:r>
+        <w:t>Pop-Location</w:t>
+      </w:r>
+    </w:p>
+    <w:p>
+      <w:pPr>
+        <w:keepNext/>
+      </w:pPr>
+    </w:p>
+    <w:p>
+      <w:r>
+        <w:t>You save each source file in its language's section below, as each is shown. As in Chapter 1, notepad .\c\icmp_echo.h creates and opens one: choose Yes, type the file, save it with Ctrl+S, and close Notepad.</w:t>
       </w:r>
     </w:p>
     <w:p>
@@ -1650,7 +1896,7 @@
         <w:keepNext/>
       </w:pPr>
       <w:r>
-        <w:t>Save each source and supporting file from this lesson into the matching path in the project layout. As in Chapter 1, nano ./c/icmp_echo.h creates and opens one: type the file, then save and close it with Ctrl+O, Enter, then Ctrl+X. Then install the TypeScript compiler and koffi for this project.</w:t>
+        <w:t>Then create the Basic C# project and package.json with the same commands as on Windows, and type csharp/BasicTestingConnectivity/BasicTestingConnectivity.csproj exactly as shown in the Windows setup, over the file dotnet new wrote; cd moves into ./typescript for the npm lines, and cd .. moves back.</w:t>
       </w:r>
     </w:p>
     <w:p>
@@ -1661,9 +1907,109 @@
     <w:p>
       <w:pPr>
         <w:pStyle w:val="CommandBlock"/>
-      </w:pPr>
-      <w:r>
-        <w:t>npm --prefix ./typescript install --ignore-scripts --no-audit --no-fund</w:t>
+        <w:keepNext/>
+      </w:pPr>
+      <w:r>
+        <w:t>dotnet new console -o ./csharp/BasicTestingConnectivity</w:t>
+      </w:r>
+    </w:p>
+    <w:p>
+      <w:pPr>
+        <w:pStyle w:val="CommandBlock"/>
+        <w:keepNext/>
+      </w:pPr>
+      <w:r>
+        <w:t>cd ./typescript</w:t>
+      </w:r>
+    </w:p>
+    <w:p>
+      <w:pPr>
+        <w:pStyle w:val="CommandBlock"/>
+        <w:keepNext/>
+      </w:pPr>
+      <w:r>
+        <w:t>npm init -y</w:t>
+      </w:r>
+    </w:p>
+    <w:p>
+      <w:pPr>
+        <w:pStyle w:val="CommandBlock"/>
+        <w:keepNext/>
+      </w:pPr>
+      <w:r>
+        <w:t>npm pkg set name=testing-connectivity-typescript type=module</w:t>
+      </w:r>
+    </w:p>
+    <w:p>
+      <w:pPr>
+        <w:pStyle w:val="CommandBlock"/>
+        <w:keepNext/>
+      </w:pPr>
+      <w:r>
+        <w:t>npm pkg set private=true --json</w:t>
+      </w:r>
+    </w:p>
+    <w:p>
+      <w:pPr>
+        <w:pStyle w:val="CommandBlock"/>
+        <w:keepNext/>
+      </w:pPr>
+      <w:r>
+        <w:t>npm pkg set "scripts.check=tsc --noEmit" "scripts.build=tsc --noEmitOnError"</w:t>
+      </w:r>
+    </w:p>
+    <w:p>
+      <w:pPr>
+        <w:pStyle w:val="CommandBlock"/>
+        <w:keepNext/>
+      </w:pPr>
+      <w:r>
+        <w:t>npm pkg delete version description main keywords author license scripts.test</w:t>
+      </w:r>
+    </w:p>
+    <w:p>
+      <w:pPr>
+        <w:pStyle w:val="CommandBlock"/>
+        <w:keepNext/>
+      </w:pPr>
+      <w:r>
+        <w:t>npm install --save-dev --save-exact typescript@7.0.2 @types/node@24.13.5 \</w:t>
+      </w:r>
+    </w:p>
+    <w:p>
+      <w:pPr>
+        <w:pStyle w:val="CommandBlock"/>
+        <w:keepNext/>
+      </w:pPr>
+      <w:r>
+        <w:t xml:space="preserve">    --ignore-scripts --no-audit --no-fund</w:t>
+      </w:r>
+    </w:p>
+    <w:p>
+      <w:pPr>
+        <w:pStyle w:val="CommandBlock"/>
+        <w:keepNext/>
+      </w:pPr>
+      <w:r>
+        <w:t>npm install --save-exact koffi@3.3.2 --ignore-scripts --no-audit --no-fund</w:t>
+      </w:r>
+    </w:p>
+    <w:p>
+      <w:pPr>
+        <w:pStyle w:val="CommandBlock"/>
+      </w:pPr>
+      <w:r>
+        <w:t>cd ..</w:t>
+      </w:r>
+    </w:p>
+    <w:p>
+      <w:pPr>
+        <w:keepNext/>
+      </w:pPr>
+    </w:p>
+    <w:p>
+      <w:r>
+        <w:t>You save each source file in its language's section below, as each is shown. As in Chapter 1, nano ./c/icmp_echo.h creates and opens one: type the file, then save and close it with Ctrl+O, Enter, then Ctrl+X.</w:t>
       </w:r>
     </w:p>
     <w:p>
@@ -2062,7 +2408,7 @@
         <w:pStyle w:val="ListBullet"/>
       </w:pPr>
       <w:r>
-        <w:t>TypeScript reports Cannot find module 'koffi': npm install did not run in this lesson's typescript folder, or package.json was copied from Lesson 7.3 instead of saved from Supporting Files.</w:t>
+        <w:t>TypeScript reports Cannot find module 'koffi': npm install did not run in this lesson's typescript folder, or package.json was copied from Lesson 7.3 instead of written by the npm lines in Project Setup.</w:t>
       </w:r>
     </w:p>
     <w:p>
@@ -7598,10 +7944,10 @@
     </w:p>
     <w:p>
       <w:r>
-        <w:t>C# sends echoes with Ping from System.Net.NetworkInformation, which uses the same Windows ICMP service, with PingOptions for the time to live and the don't-fragment flag. The TestingConnectivity project's AddressTable.cs, HostNames.cs, AddressLookup.cs, and IcmpEcho.cs need no import line, because every .cs file in a project's folder is compiled together (Lesson 2.10). The BasicTestingConnectivity project lives in its own folder, so its .csproj names IcmpEcho.cs with a Compile item; it is printed in Support</w:t>
-      </w:r>
-      <w:r>
-        <w:t>ing Files.</w:t>
+        <w:t>C# sends echoes with Ping from System.Net.NetworkInformation, which uses the same Windows ICMP service, with PingOptions for the time to live and the don't-fragment flag. The TestingConnectivity project's AddressTable.cs, HostNames.cs, AddressLookup.cs, and IcmpEcho.cs need no import line, because every .cs file in a project's folder is compiled together (Lesson 2.10). The BasicTestingConnectivity project lives in its own folder, so its .csproj names IcmpEcho.cs with a Compile item; you type it in Project S</w:t>
+      </w:r>
+      <w:r>
+        <w:t>etup.</w:t>
       </w:r>
     </w:p>
     <w:p>
@@ -17998,126 +18344,10 @@
     </w:p>
     <w:p>
       <w:r>
-        <w:t>BasicTestingConnectivity.csproj and package.json are new. BasicTestingConnectivity.csproj is Lesson 7.3's BasicDnsLookups.csproj with one Compile item, pointed at the TestingConnectivity folder's IcmpEcho.cs. package.json is Lesson 7.3's with this lesson's name and one new dependency, koffi, pinned to exactly 3.3.2: dependencies holds the packages the program needs when it runs, and devDependencies the ones only the build needs. TestingConnectivity.csproj, go.mod, and tsconfig.json are copied from lesson-7.</w:t>
-      </w:r>
-      <w:r>
-        <w:t>3 in the Copy Setup; remember, they target net10.0 and name the Go module example.com/testingconnectivity after the -replace line.</w:t>
-      </w:r>
-    </w:p>
-    <w:p>
-      <w:pPr>
-        <w:keepNext/>
-      </w:pPr>
-    </w:p>
-    <w:p>
-      <w:pPr>
-        <w:keepNext/>
-      </w:pPr>
-    </w:p>
-    <w:p>
-      <w:pPr>
-        <w:pStyle w:val="Heading2"/>
-      </w:pPr>
-      <w:r>
-        <w:t>csharp/BasicTestingConnectivity/BasicTestingConnectivity.csproj</w:t>
-      </w:r>
-    </w:p>
-    <w:p>
-      <w:pPr>
-        <w:pStyle w:val="SourceCode"/>
-        <w:keepNext/>
-      </w:pPr>
-      <w:r>
-        <w:t>&lt;Project Sdk="Microsoft.NET.Sdk"&gt;</w:t>
-      </w:r>
-    </w:p>
-    <w:p>
-      <w:pPr>
-        <w:pStyle w:val="SourceCode"/>
-        <w:keepNext/>
-      </w:pPr>
-      <w:r>
-        <w:t xml:space="preserve">  &lt;PropertyGroup&gt;</w:t>
-      </w:r>
-    </w:p>
-    <w:p>
-      <w:pPr>
-        <w:pStyle w:val="SourceCode"/>
-        <w:keepNext/>
-      </w:pPr>
-      <w:r>
-        <w:t xml:space="preserve">    &lt;OutputType&gt;Exe&lt;/OutputType&gt;</w:t>
-      </w:r>
-    </w:p>
-    <w:p>
-      <w:pPr>
-        <w:pStyle w:val="SourceCode"/>
-        <w:keepNext/>
-      </w:pPr>
-      <w:r>
-        <w:t xml:space="preserve">    &lt;TargetFramework&gt;net10.0&lt;/TargetFramework&gt;</w:t>
-      </w:r>
-    </w:p>
-    <w:p>
-      <w:pPr>
-        <w:pStyle w:val="SourceCode"/>
-        <w:keepNext/>
-      </w:pPr>
-      <w:r>
-        <w:t xml:space="preserve">    &lt;ImplicitUsings&gt;enable&lt;/ImplicitUsings&gt;</w:t>
-      </w:r>
-    </w:p>
-    <w:p>
-      <w:pPr>
-        <w:pStyle w:val="SourceCode"/>
-        <w:keepNext/>
-      </w:pPr>
-      <w:r>
-        <w:t xml:space="preserve">    &lt;Nullable&gt;enable&lt;/Nullable&gt;</w:t>
-      </w:r>
-    </w:p>
-    <w:p>
-      <w:pPr>
-        <w:pStyle w:val="SourceCode"/>
-        <w:keepNext/>
-      </w:pPr>
-      <w:r>
-        <w:t xml:space="preserve">  &lt;/PropertyGroup&gt;</w:t>
-      </w:r>
-    </w:p>
-    <w:p>
-      <w:pPr>
-        <w:pStyle w:val="SourceCode"/>
-        <w:keepNext/>
-      </w:pPr>
-      <w:r>
-        <w:t xml:space="preserve">  &lt;ItemGroup&gt;</w:t>
-      </w:r>
-    </w:p>
-    <w:p>
-      <w:pPr>
-        <w:pStyle w:val="SourceCode"/>
-        <w:keepNext/>
-      </w:pPr>
-      <w:r>
-        <w:t xml:space="preserve">    &lt;Compile Include="..\TestingConnectivity\IcmpEcho.cs" /&gt;</w:t>
-      </w:r>
-    </w:p>
-    <w:p>
-      <w:pPr>
-        <w:pStyle w:val="SourceCode"/>
-        <w:keepNext/>
-      </w:pPr>
-      <w:r>
-        <w:t xml:space="preserve">  &lt;/ItemGroup&gt;</w:t>
-      </w:r>
-    </w:p>
-    <w:p>
-      <w:pPr>
-        <w:pStyle w:val="SourceCode"/>
-      </w:pPr>
-      <w:r>
-        <w:t>&lt;/Project&gt;</w:t>
+        <w:t xml:space="preserve">BasicTestingConnectivity.csproj and package.json are new: you typed BasicTestingConnectivity.csproj over dotnet new's in Project Setup, and package.json is the file the npm lines wrote, shown here so you can check yours; the blank lines and the order of its fields may differ. BasicTestingConnectivity.csproj is Lesson 7.3's BasicDnsLookups.csproj with one Compile item, pointed at the TestingConnectivity folder's IcmpEcho.cs. package.json is Lesson 7.3's with this lesson's name and one new dependency, koffi, </w:t>
+      </w:r>
+      <w:r>
+        <w:t>pinned to exactly 3.3.2: dependencies holds the packages the program needs when it runs, and devDependencies the ones only the build needs. TestingConnectivity.csproj, go.mod, and tsconfig.json are copied from lesson-7.3 in the Copy Setup; remember, they target net10.0 and name the Go module example.com/testingconnectivity after the -replace line.</w:t>
       </w:r>
     </w:p>
     <w:p>
@@ -19786,31 +20016,31 @@
       </w:rPr>
     </w:lvl>
   </w:abstractNum>
-  <w:num w:numId="1" w16cid:durableId="1442340246">
+  <w:num w:numId="1" w16cid:durableId="681512269">
     <w:abstractNumId w:val="8"/>
   </w:num>
-  <w:num w:numId="2" w16cid:durableId="617029849">
+  <w:num w:numId="2" w16cid:durableId="1228342747">
     <w:abstractNumId w:val="6"/>
   </w:num>
-  <w:num w:numId="3" w16cid:durableId="1281717712">
+  <w:num w:numId="3" w16cid:durableId="1059741111">
     <w:abstractNumId w:val="5"/>
   </w:num>
-  <w:num w:numId="4" w16cid:durableId="1006250109">
+  <w:num w:numId="4" w16cid:durableId="716126212">
     <w:abstractNumId w:val="4"/>
   </w:num>
-  <w:num w:numId="5" w16cid:durableId="1147361116">
+  <w:num w:numId="5" w16cid:durableId="890458923">
     <w:abstractNumId w:val="7"/>
   </w:num>
-  <w:num w:numId="6" w16cid:durableId="951781906">
+  <w:num w:numId="6" w16cid:durableId="933560727">
     <w:abstractNumId w:val="3"/>
   </w:num>
-  <w:num w:numId="7" w16cid:durableId="182594945">
+  <w:num w:numId="7" w16cid:durableId="376054044">
     <w:abstractNumId w:val="2"/>
   </w:num>
-  <w:num w:numId="8" w16cid:durableId="1422289651">
+  <w:num w:numId="8" w16cid:durableId="2012952055">
     <w:abstractNumId w:val="1"/>
   </w:num>
-  <w:num w:numId="9" w16cid:durableId="1207836813">
+  <w:num w:numId="9" w16cid:durableId="1272779351">
     <w:abstractNumId w:val="0"/>
   </w:num>
 </w:numbering>

--- a/Volume 1/Chapter 07 - Networking Basics/SPA_Vol1_Ch7_Lesson7_4_Testing_Connectivity.docx
+++ b/Volume 1/Chapter 07 - Networking Basics/SPA_Vol1_Ch7_Lesson7_4_Testing_Connectivity.docx
@@ -337,6 +337,7 @@
         <w:pStyle w:val="ListBullet"/>
       </w:pPr>
       <w:r>
+        <w:lastRenderedPageBreak/>
         <w:t>success does not prove that a service runs. The Service Check in Project Setup stops your Lesson 6.0 server and shows 127.0.0.1 still answering. To test a service, ask the service itself, as Lesson 7.5 does with an HTTP request.</w:t>
       </w:r>
     </w:p>
@@ -622,6 +623,7 @@
         <w:pStyle w:val="CommandBlock"/>
       </w:pPr>
       <w:r>
+        <w:lastRenderedPageBreak/>
         <w:t xml:space="preserve">  go/icmpecho/icmp_echo.go</w:t>
       </w:r>
     </w:p>
@@ -943,10 +945,11 @@
         <w:keepNext/>
       </w:pPr>
       <w:r>
-        <w:t>Still in lesson-7.4, copy what Lesson 7.3 already holds: the address table module (classify_address, Lesson 7.1), the host name module (is_valid_hostname, Lesson 7.2), and the address lookup module (lookup_addresses, Lesson 7.3) in every language, and three project files. None of them changes in this lesson, so none is printed again. DnsLookups.csproj becomes TestingConnectivity.csproj unchanged, because a .csproj builds every .cs file in its own folder whatever the project's name. Remember, the -replace li</w:t>
-      </w:r>
-      <w:r>
-        <w:t>ne puts this lesson's name into go.mod's module name. package.json is not copied: it gains koffi, so npm makes it below.</w:t>
+        <w:t xml:space="preserve">Still in lesson-7.4, copy what Lesson 7.3 already holds: the address table module (classify_address, Lesson 7.1), the host name module (is_valid_hostname, Lesson 7.2), and the address lookup module (lookup_addresses, Lesson 7.3) in every language, and three project files. None of them changes in this lesson, so none is printed again. DnsLookups.csproj becomes TestingConnectivity.csproj unchanged, because a .csproj builds every .cs file </w:t>
+      </w:r>
+      <w:r>
+        <w:lastRenderedPageBreak/>
+        <w:t>in its own folder whatever the project's name. Remember, the -replace line puts this lesson's name into go.mod's module name. package.json is not copied: it gains koffi, so npm makes it below.</w:t>
       </w:r>
     </w:p>
     <w:p>
@@ -3405,15 +3408,15 @@
         <w:pStyle w:val="SourceCode"/>
       </w:pPr>
       <w:r>
-        <w:t xml:space="preserve">    // The options record sets the packet's time to live, and, with the</w:t>
-      </w:r>
-    </w:p>
-    <w:p>
-      <w:pPr>
-        <w:pStyle w:val="SourceCode"/>
-      </w:pPr>
-      <w:r>
-        <w:t xml:space="preserve">    // IP_FLAG_DF bit, forbids splitting it.</w:t>
+        <w:t xml:space="preserve">    // The options record sets the time to live, a UCHAR (Windows' name for</w:t>
+      </w:r>
+    </w:p>
+    <w:p>
+      <w:pPr>
+        <w:pStyle w:val="SourceCode"/>
+      </w:pPr>
+      <w:r>
+        <w:t xml:space="preserve">    // unsigned char, 0 to 255), and, with IP_FLAG_DF, forbids splitting.</w:t>
       </w:r>
     </w:p>
     <w:p>
@@ -3519,23 +3522,23 @@
         <w:pStyle w:val="SourceCode"/>
       </w:pPr>
       <w:r>
-        <w:t xml:space="preserve">    // many counts make one second, so (end - start) * 1000 / frequency is</w:t>
-      </w:r>
-    </w:p>
-    <w:p>
-      <w:pPr>
-        <w:pStyle w:val="SourceCode"/>
-      </w:pPr>
-      <w:r>
-        <w:t xml:space="preserve">    // the elapsed time in whole milliseconds. Unlike the clock on the</w:t>
-      </w:r>
-    </w:p>
-    <w:p>
-      <w:pPr>
-        <w:pStyle w:val="SourceCode"/>
-      </w:pPr>
-      <w:r>
-        <w:t xml:space="preserve">    // wall, it never jumps when the time of day is corrected.</w:t>
+        <w:t xml:space="preserve">    // many counts make one second; each fills a LARGE_INTEGER, whose</w:t>
+      </w:r>
+    </w:p>
+    <w:p>
+      <w:pPr>
+        <w:pStyle w:val="SourceCode"/>
+      </w:pPr>
+      <w:r>
+        <w:t xml:space="preserve">    // QuadPart is the 64-bit count. (end - start) * 1000 / frequency gives</w:t>
+      </w:r>
+    </w:p>
+    <w:p>
+      <w:pPr>
+        <w:pStyle w:val="SourceCode"/>
+      </w:pPr>
+      <w:r>
+        <w:t xml:space="preserve">    // whole milliseconds, and never jumps when the time of day is corrected.</w:t>
       </w:r>
     </w:p>
     <w:p>
@@ -3588,39 +3591,39 @@
         <w:pStyle w:val="SourceCode"/>
       </w:pPr>
       <w:r>
-        <w:t xml:space="preserve">    // IcmpSendEcho sends one echo request, then waits up to</w:t>
-      </w:r>
-    </w:p>
-    <w:p>
-      <w:pPr>
-        <w:pStyle w:val="SourceCode"/>
-      </w:pPr>
-      <w:r>
-        <w:t xml:space="preserve">    // ICMP_TIMEOUT_MS for the reply. It returns how many replies it</w:t>
-      </w:r>
-    </w:p>
-    <w:p>
-      <w:pPr>
-        <w:pStyle w:val="SourceCode"/>
-      </w:pPr>
-      <w:r>
-        <w:t xml:space="preserve">    // stored, or 0 when none arrived; then GetLastError, Windows' code</w:t>
-      </w:r>
-    </w:p>
-    <w:p>
-      <w:pPr>
-        <w:pStyle w:val="SourceCode"/>
-      </w:pPr>
-      <w:r>
-        <w:t xml:space="preserve">    // for why the last call failed, says why, such as 11010 for a timeout.</w:t>
-      </w:r>
-    </w:p>
-    <w:p>
-      <w:pPr>
-        <w:pStyle w:val="SourceCode"/>
-      </w:pPr>
-      <w:r>
-        <w:t xml:space="preserve">    // It is read at once, before any other call can change it.</w:t>
+        <w:t xml:space="preserve">    // IcmpSendEcho sends one echo request ((WORD) passes size as Windows'</w:t>
+      </w:r>
+    </w:p>
+    <w:p>
+      <w:pPr>
+        <w:pStyle w:val="SourceCode"/>
+      </w:pPr>
+      <w:r>
+        <w:t xml:space="preserve">    // 16-bit whole number) and waits up to ICMP_TIMEOUT_MS. It returns how</w:t>
+      </w:r>
+    </w:p>
+    <w:p>
+      <w:pPr>
+        <w:pStyle w:val="SourceCode"/>
+      </w:pPr>
+      <w:r>
+        <w:t xml:space="preserve">    // many replies it stored, or 0 when none arrived; then GetLastError,</w:t>
+      </w:r>
+    </w:p>
+    <w:p>
+      <w:pPr>
+        <w:pStyle w:val="SourceCode"/>
+      </w:pPr>
+      <w:r>
+        <w:t xml:space="preserve">    // Windows' code for why the last call failed, says why (11010 for a</w:t>
+      </w:r>
+    </w:p>
+    <w:p>
+      <w:pPr>
+        <w:pStyle w:val="SourceCode"/>
+      </w:pPr>
+      <w:r>
+        <w:t xml:space="preserve">    // timeout). It is read at once, before any other call can change it.</w:t>
       </w:r>
     </w:p>
     <w:p>
@@ -4110,6 +4113,2715 @@
         <w:pStyle w:val="SourceCode"/>
       </w:pPr>
       <w:r>
+        <w:t xml:space="preserve">    // One echo for each address, in order. Remember, sizeof counts the items.</w:t>
+      </w:r>
+    </w:p>
+    <w:p>
+      <w:pPr>
+        <w:pStyle w:val="SourceCode"/>
+      </w:pPr>
+      <w:r>
+        <w:t xml:space="preserve">    for (int index = 0; index &lt; address_count; index++) {</w:t>
+      </w:r>
+    </w:p>
+    <w:p>
+      <w:pPr>
+        <w:pStyle w:val="SourceCode"/>
+      </w:pPr>
+      <w:r>
+        <w:t xml:space="preserve">        print_echo(addresses[index]);</w:t>
+      </w:r>
+    </w:p>
+    <w:p>
+      <w:pPr>
+        <w:pStyle w:val="SourceCode"/>
+        <w:keepNext/>
+      </w:pPr>
+      <w:r>
+        <w:t xml:space="preserve">    }</w:t>
+      </w:r>
+    </w:p>
+    <w:p>
+      <w:pPr>
+        <w:pStyle w:val="SourceCode"/>
+        <w:keepNext/>
+      </w:pPr>
+      <w:r>
+        <w:t xml:space="preserve">    return 0;</w:t>
+      </w:r>
+    </w:p>
+    <w:p>
+      <w:pPr>
+        <w:pStyle w:val="SourceCode"/>
+      </w:pPr>
+      <w:r>
+        <w:t>}</w:t>
+      </w:r>
+    </w:p>
+    <w:p>
+      <w:pPr>
+        <w:keepNext/>
+      </w:pPr>
+    </w:p>
+    <w:p>
+      <w:pPr>
+        <w:pStyle w:val="Heading3"/>
+      </w:pPr>
+      <w:r>
+        <w:t>Windows PowerShell Basic Build and Run</w:t>
+      </w:r>
+    </w:p>
+    <w:p>
+      <w:pPr>
+        <w:keepNext/>
+      </w:pPr>
+      <w:r>
+        <w:t>Run the program from the lesson-7.4 folder.</w:t>
+      </w:r>
+    </w:p>
+    <w:p>
+      <w:pPr>
+        <w:keepNext/>
+      </w:pPr>
+    </w:p>
+    <w:p>
+      <w:pPr>
+        <w:pStyle w:val="CommandBlock"/>
+        <w:keepNext/>
+      </w:pPr>
+      <w:r>
+        <w:t>gcc -std=c17 -Wall -Wextra -Wpedantic -Werror .\c\basic_testing_connectivity.c `</w:t>
+      </w:r>
+    </w:p>
+    <w:p>
+      <w:pPr>
+        <w:pStyle w:val="CommandBlock"/>
+        <w:keepNext/>
+      </w:pPr>
+      <w:r>
+        <w:t xml:space="preserve">    .\c\icmp_echo.c -liphlpapi -lws2_32 -o .\c\basic-testing-connectivity.exe</w:t>
+      </w:r>
+    </w:p>
+    <w:p>
+      <w:pPr>
+        <w:pStyle w:val="CommandBlock"/>
+      </w:pPr>
+      <w:r>
+        <w:t>.\c\basic-testing-connectivity.exe</w:t>
+      </w:r>
+    </w:p>
+    <w:p>
+      <w:pPr>
+        <w:keepNext/>
+      </w:pPr>
+    </w:p>
+    <w:p>
+      <w:pPr>
+        <w:pStyle w:val="Heading3"/>
+      </w:pPr>
+      <w:r>
+        <w:t>Linux or macOS Basic Build and Run</w:t>
+      </w:r>
+    </w:p>
+    <w:p>
+      <w:pPr>
+        <w:keepNext/>
+      </w:pPr>
+      <w:r>
+        <w:t>The icmp_echo module calls Windows' ICMP service, which Linux and macOS do not have, so the program builds only on Windows. There, send the same echoes with the system's own ping: -c 1 sends one echo, and -W 1 waits at most one second on Linux (macOS counts -W in milliseconds: -W 1000); echo $? prints 0 when a reply arrived.</w:t>
+      </w:r>
+    </w:p>
+    <w:p>
+      <w:pPr>
+        <w:keepNext/>
+      </w:pPr>
+    </w:p>
+    <w:p>
+      <w:pPr>
+        <w:pStyle w:val="CommandBlock"/>
+        <w:keepNext/>
+      </w:pPr>
+      <w:r>
+        <w:t>ping -c 1 -W 1 127.0.0.1</w:t>
+      </w:r>
+    </w:p>
+    <w:p>
+      <w:pPr>
+        <w:pStyle w:val="CommandBlock"/>
+        <w:keepNext/>
+      </w:pPr>
+      <w:r>
+        <w:t>echo $?</w:t>
+      </w:r>
+    </w:p>
+    <w:p>
+      <w:pPr>
+        <w:pStyle w:val="CommandBlock"/>
+        <w:keepNext/>
+      </w:pPr>
+      <w:r>
+        <w:t>ping -c 1 -W 1 192.0.2.1</w:t>
+      </w:r>
+    </w:p>
+    <w:p>
+      <w:pPr>
+        <w:pStyle w:val="CommandBlock"/>
+      </w:pPr>
+      <w:r>
+        <w:t>echo $?</w:t>
+      </w:r>
+    </w:p>
+    <w:p>
+      <w:pPr>
+        <w:keepNext/>
+      </w:pPr>
+    </w:p>
+    <w:p>
+      <w:pPr>
+        <w:pStyle w:val="Heading3"/>
+      </w:pPr>
+      <w:r>
+        <w:t>Check Your Results</w:t>
+      </w:r>
+    </w:p>
+    <w:p>
+      <w:r>
+        <w:t>Your screen must show the Basic program's lines of the Required Clean-Run Output in Validation Rules, with your own Elapsed times.</w:t>
+      </w:r>
+    </w:p>
+    <w:p>
+      <w:pPr>
+        <w:keepNext/>
+      </w:pPr>
+    </w:p>
+    <w:p>
+      <w:pPr>
+        <w:keepNext/>
+      </w:pPr>
+    </w:p>
+    <w:p>
+      <w:pPr>
+        <w:pStyle w:val="Heading2"/>
+      </w:pPr>
+      <w:r>
+        <w:t>Production-Minded Implementation</w:t>
+      </w:r>
+    </w:p>
+    <w:p>
+      <w:r>
+        <w:t>The Production-Minded program uses all four modules. test_target checks the address form first with classify_address and refuses an IPv6 address, looks a valid host name up with lookup_addresses and takes the first IPv4 address, and print_echo adds the Replied by line.</w:t>
+      </w:r>
+    </w:p>
+    <w:p>
+      <w:pPr>
+        <w:keepNext/>
+      </w:pPr>
+    </w:p>
+    <w:p>
+      <w:pPr>
+        <w:pStyle w:val="Heading3"/>
+      </w:pPr>
+      <w:r>
+        <w:t>c/testing_connectivity.c</w:t>
+      </w:r>
+    </w:p>
+    <w:p>
+      <w:pPr>
+        <w:pStyle w:val="SourceCode"/>
+        <w:keepNext/>
+      </w:pPr>
+      <w:r>
+        <w:t>// Remember, #include adds declarations: stdio.h for printf and fprintf,</w:t>
+      </w:r>
+    </w:p>
+    <w:p>
+      <w:pPr>
+        <w:pStyle w:val="SourceCode"/>
+        <w:keepNext/>
+      </w:pPr>
+      <w:r>
+        <w:t>// string.h for strcmp, and the four modules for classify_address (Lesson</w:t>
+      </w:r>
+    </w:p>
+    <w:p>
+      <w:pPr>
+        <w:pStyle w:val="SourceCode"/>
+      </w:pPr>
+      <w:r>
+        <w:t>// 7.1), is_valid_hostname (Lesson 7.2), lookup_addresses (Lesson 7.3), and</w:t>
+      </w:r>
+    </w:p>
+    <w:p>
+      <w:pPr>
+        <w:pStyle w:val="SourceCode"/>
+      </w:pPr>
+      <w:r>
+        <w:t>// send_echo.</w:t>
+      </w:r>
+    </w:p>
+    <w:p>
+      <w:pPr>
+        <w:pStyle w:val="SourceCode"/>
+      </w:pPr>
+      <w:r>
+        <w:t>#include &lt;stdio.h&gt;</w:t>
+      </w:r>
+    </w:p>
+    <w:p>
+      <w:pPr>
+        <w:pStyle w:val="SourceCode"/>
+      </w:pPr>
+      <w:r>
+        <w:t>#include &lt;string.h&gt;</w:t>
+      </w:r>
+    </w:p>
+    <w:p>
+      <w:pPr>
+        <w:pStyle w:val="SourceCode"/>
+      </w:pPr>
+    </w:p>
+    <w:p>
+      <w:pPr>
+        <w:pStyle w:val="SourceCode"/>
+      </w:pPr>
+      <w:r>
+        <w:t>// Remember, quotes find a header in the program's own folder.</w:t>
+      </w:r>
+    </w:p>
+    <w:p>
+      <w:pPr>
+        <w:pStyle w:val="SourceCode"/>
+      </w:pPr>
+      <w:r>
+        <w:t>#include "address_lookup.h"</w:t>
+      </w:r>
+    </w:p>
+    <w:p>
+      <w:pPr>
+        <w:pStyle w:val="SourceCode"/>
+      </w:pPr>
+      <w:r>
+        <w:t>#include "address_table.h"</w:t>
+      </w:r>
+    </w:p>
+    <w:p>
+      <w:pPr>
+        <w:pStyle w:val="SourceCode"/>
+      </w:pPr>
+      <w:r>
+        <w:t>#include "host_names.h"</w:t>
+      </w:r>
+    </w:p>
+    <w:p>
+      <w:pPr>
+        <w:pStyle w:val="SourceCode"/>
+      </w:pPr>
+      <w:r>
+        <w:t>#include "icmp_echo.h"</w:t>
+      </w:r>
+    </w:p>
+    <w:p>
+      <w:pPr>
+        <w:pStyle w:val="SourceCode"/>
+      </w:pPr>
+    </w:p>
+    <w:p>
+      <w:pPr>
+        <w:pStyle w:val="SourceCode"/>
+      </w:pPr>
+      <w:r>
+        <w:t>// A documentation address that nothing answers, and a public name whose</w:t>
+      </w:r>
+    </w:p>
+    <w:p>
+      <w:pPr>
+        <w:pStyle w:val="SourceCode"/>
+      </w:pPr>
+      <w:r>
+        <w:t>// addresses do not change (Lesson 7.3).</w:t>
+      </w:r>
+    </w:p>
+    <w:p>
+      <w:pPr>
+        <w:pStyle w:val="SourceCode"/>
+      </w:pPr>
+      <w:r>
+        <w:t>#define UNANSWERED_ADDRESS "192.0.2.1"</w:t>
+      </w:r>
+    </w:p>
+    <w:p>
+      <w:pPr>
+        <w:pStyle w:val="SourceCode"/>
+      </w:pPr>
+      <w:r>
+        <w:t>#define PUBLIC_HOST "one.one.one.one"</w:t>
+      </w:r>
+    </w:p>
+    <w:p>
+      <w:pPr>
+        <w:pStyle w:val="SourceCode"/>
+      </w:pPr>
+    </w:p>
+    <w:p>
+      <w:pPr>
+        <w:pStyle w:val="SourceCode"/>
+      </w:pPr>
+      <w:r>
+        <w:t>// Sends one echo to address_text, an IPv4 address, and prints what</w:t>
+      </w:r>
+    </w:p>
+    <w:p>
+      <w:pPr>
+        <w:pStyle w:val="SourceCode"/>
+      </w:pPr>
+      <w:r>
+        <w:t>// happened, with the address that replied.</w:t>
+      </w:r>
+    </w:p>
+    <w:p>
+      <w:pPr>
+        <w:pStyle w:val="SourceCode"/>
+      </w:pPr>
+      <w:r>
+        <w:t>static void print_echo(const char *address_text) {</w:t>
+      </w:r>
+    </w:p>
+    <w:p>
+      <w:pPr>
+        <w:pStyle w:val="SourceCode"/>
+      </w:pPr>
+      <w:r>
+        <w:t xml:space="preserve">    struct EchoResult echo_result =</w:t>
+      </w:r>
+    </w:p>
+    <w:p>
+      <w:pPr>
+        <w:pStyle w:val="SourceCode"/>
+      </w:pPr>
+      <w:r>
+        <w:t xml:space="preserve">        send_echo(address_text, DEFAULT_TTL, DEFAULT_SIZE, 0);</w:t>
+      </w:r>
+    </w:p>
+    <w:p>
+      <w:pPr>
+        <w:pStyle w:val="SourceCode"/>
+      </w:pPr>
+      <w:r>
+        <w:t xml:space="preserve">    if (strcmp(echo_result.status, "success") == 0) {</w:t>
+      </w:r>
+    </w:p>
+    <w:p>
+      <w:pPr>
+        <w:pStyle w:val="SourceCode"/>
+      </w:pPr>
+      <w:r>
+        <w:t xml:space="preserve">        printf("  Result: success\n");</w:t>
+      </w:r>
+    </w:p>
+    <w:p>
+      <w:pPr>
+        <w:pStyle w:val="SourceCode"/>
+      </w:pPr>
+      <w:r>
+        <w:t xml:space="preserve">    } else {</w:t>
+      </w:r>
+    </w:p>
+    <w:p>
+      <w:pPr>
+        <w:pStyle w:val="SourceCode"/>
+      </w:pPr>
+      <w:r>
+        <w:t xml:space="preserve">        printf("  Result: failure\n");</w:t>
+      </w:r>
+    </w:p>
+    <w:p>
+      <w:pPr>
+        <w:pStyle w:val="SourceCode"/>
+      </w:pPr>
+      <w:r>
+        <w:t xml:space="preserve">    }</w:t>
+      </w:r>
+    </w:p>
+    <w:p>
+      <w:pPr>
+        <w:pStyle w:val="SourceCode"/>
+      </w:pPr>
+      <w:r>
+        <w:t xml:space="preserve">    printf("  Status: %s\n", echo_result.status);</w:t>
+      </w:r>
+    </w:p>
+    <w:p>
+      <w:pPr>
+        <w:pStyle w:val="SourceCode"/>
+      </w:pPr>
+      <w:r>
+        <w:t xml:space="preserve">    // A reply can come from a router on the way instead of the target, so</w:t>
+      </w:r>
+    </w:p>
+    <w:p>
+      <w:pPr>
+        <w:pStyle w:val="SourceCode"/>
+      </w:pPr>
+      <w:r>
+        <w:t xml:space="preserve">    // the program shows who sent it.</w:t>
+      </w:r>
+    </w:p>
+    <w:p>
+      <w:pPr>
+        <w:pStyle w:val="SourceCode"/>
+      </w:pPr>
+      <w:r>
+        <w:t xml:space="preserve">    printf("  Replied by: %s\n", echo_result.replied_by);</w:t>
+      </w:r>
+    </w:p>
+    <w:p>
+      <w:pPr>
+        <w:pStyle w:val="SourceCode"/>
+      </w:pPr>
+      <w:r>
+        <w:t xml:space="preserve">    printf("  Elapsed: %lld ms\n", echo_result.elapsed_ms);</w:t>
+      </w:r>
+    </w:p>
+    <w:p>
+      <w:pPr>
+        <w:pStyle w:val="SourceCode"/>
+      </w:pPr>
+      <w:r>
+        <w:t>}</w:t>
+      </w:r>
+    </w:p>
+    <w:p>
+      <w:pPr>
+        <w:pStyle w:val="SourceCode"/>
+      </w:pPr>
+    </w:p>
+    <w:p>
+      <w:pPr>
+        <w:pStyle w:val="SourceCode"/>
+      </w:pPr>
+      <w:r>
+        <w:t>// Handles one target: an IPv4 address is sent an echo as it is; a valid</w:t>
+      </w:r>
+    </w:p>
+    <w:p>
+      <w:pPr>
+        <w:pStyle w:val="SourceCode"/>
+      </w:pPr>
+      <w:r>
+        <w:t>// host name is looked up first; anything else gives an Error line.</w:t>
+      </w:r>
+    </w:p>
+    <w:p>
+      <w:pPr>
+        <w:pStyle w:val="SourceCode"/>
+      </w:pPr>
+      <w:r>
+        <w:t>static void test_target(const char *target_text) {</w:t>
+      </w:r>
+    </w:p>
+    <w:p>
+      <w:pPr>
+        <w:pStyle w:val="SourceCode"/>
+      </w:pPr>
+      <w:r>
+        <w:t xml:space="preserve">    // Remember, the address form is checked first (Lesson 7.2).</w:t>
+      </w:r>
+    </w:p>
+    <w:p>
+      <w:pPr>
+        <w:pStyle w:val="SourceCode"/>
+      </w:pPr>
+      <w:r>
+        <w:t xml:space="preserve">    struct AddressDetails details = classify_address(target_text);</w:t>
+      </w:r>
+    </w:p>
+    <w:p>
+      <w:pPr>
+        <w:pStyle w:val="SourceCode"/>
+      </w:pPr>
+      <w:r>
+        <w:t xml:space="preserve">    if (strcmp(details.address_class, "Error") != 0) {</w:t>
+      </w:r>
+    </w:p>
+    <w:p>
+      <w:pPr>
+        <w:pStyle w:val="SourceCode"/>
+      </w:pPr>
+      <w:r>
+        <w:t xml:space="preserve">        printf("Echo to %s (%s)\n", target_text, details.address_class);</w:t>
+      </w:r>
+    </w:p>
+    <w:p>
+      <w:pPr>
+        <w:pStyle w:val="SourceCode"/>
+      </w:pPr>
+      <w:r>
+        <w:t xml:space="preserve">        // IcmpSendEcho sends IPv4 only. Remember, side-by-side literals join.</w:t>
+      </w:r>
+    </w:p>
+    <w:p>
+      <w:pPr>
+        <w:pStyle w:val="SourceCode"/>
+      </w:pPr>
+      <w:r>
+        <w:t xml:space="preserve">        if (strcmp(details.version, "IPv4") != 0) {</w:t>
+      </w:r>
+    </w:p>
+    <w:p>
+      <w:pPr>
+        <w:pStyle w:val="SourceCode"/>
+      </w:pPr>
+      <w:r>
+        <w:t xml:space="preserve">            fprintf(stderr,</w:t>
+      </w:r>
+    </w:p>
+    <w:p>
+      <w:pPr>
+        <w:pStyle w:val="SourceCode"/>
+      </w:pPr>
+      <w:r>
+        <w:t xml:space="preserve">                    "Error: %s is an IPv6 address; this program sends IPv4 "</w:t>
+      </w:r>
+    </w:p>
+    <w:p>
+      <w:pPr>
+        <w:pStyle w:val="SourceCode"/>
+      </w:pPr>
+      <w:r>
+        <w:t xml:space="preserve">                    "echoes only\n",</w:t>
+      </w:r>
+    </w:p>
+    <w:p>
+      <w:pPr>
+        <w:pStyle w:val="SourceCode"/>
+      </w:pPr>
+      <w:r>
+        <w:t xml:space="preserve">                    target_text);</w:t>
+      </w:r>
+    </w:p>
+    <w:p>
+      <w:pPr>
+        <w:pStyle w:val="SourceCode"/>
+      </w:pPr>
+      <w:r>
+        <w:t xml:space="preserve">            return;</w:t>
+      </w:r>
+    </w:p>
+    <w:p>
+      <w:pPr>
+        <w:pStyle w:val="SourceCode"/>
+      </w:pPr>
+      <w:r>
+        <w:t xml:space="preserve">        }</w:t>
+      </w:r>
+    </w:p>
+    <w:p>
+      <w:pPr>
+        <w:pStyle w:val="SourceCode"/>
+      </w:pPr>
+      <w:r>
+        <w:t xml:space="preserve">        print_echo(target_text);</w:t>
+      </w:r>
+    </w:p>
+    <w:p>
+      <w:pPr>
+        <w:pStyle w:val="SourceCode"/>
+      </w:pPr>
+      <w:r>
+        <w:t xml:space="preserve">        return;</w:t>
+      </w:r>
+    </w:p>
+    <w:p>
+      <w:pPr>
+        <w:pStyle w:val="SourceCode"/>
+      </w:pPr>
+      <w:r>
+        <w:t xml:space="preserve">    }</w:t>
+      </w:r>
+    </w:p>
+    <w:p>
+      <w:pPr>
+        <w:pStyle w:val="SourceCode"/>
+      </w:pPr>
+      <w:r>
+        <w:t xml:space="preserve">    printf("Echo to %s\n", target_text);</w:t>
+      </w:r>
+    </w:p>
+    <w:p>
+      <w:pPr>
+        <w:pStyle w:val="SourceCode"/>
+      </w:pPr>
+      <w:r>
+        <w:t xml:space="preserve">    if (!is_valid_hostname(target_text)) {</w:t>
+      </w:r>
+    </w:p>
+    <w:p>
+      <w:pPr>
+        <w:pStyle w:val="SourceCode"/>
+      </w:pPr>
+      <w:r>
+        <w:t xml:space="preserve">        fprintf(stderr, "Error: %s is not a host name or an IP address\n",</w:t>
+      </w:r>
+    </w:p>
+    <w:p>
+      <w:pPr>
+        <w:pStyle w:val="SourceCode"/>
+      </w:pPr>
+      <w:r>
+        <w:t xml:space="preserve">                target_text);</w:t>
+      </w:r>
+    </w:p>
+    <w:p>
+      <w:pPr>
+        <w:pStyle w:val="SourceCode"/>
+      </w:pPr>
+      <w:r>
+        <w:t xml:space="preserve">        return;</w:t>
+      </w:r>
+    </w:p>
+    <w:p>
+      <w:pPr>
+        <w:pStyle w:val="SourceCode"/>
+      </w:pPr>
+      <w:r>
+        <w:t xml:space="preserve">    }</w:t>
+      </w:r>
+    </w:p>
+    <w:p>
+      <w:pPr>
+        <w:pStyle w:val="SourceCode"/>
+      </w:pPr>
+      <w:r>
+        <w:t xml:space="preserve">    // Remember, lookup_addresses asks the system resolver and returns</w:t>
+      </w:r>
+    </w:p>
+    <w:p>
+      <w:pPr>
+        <w:pStyle w:val="SourceCode"/>
+      </w:pPr>
+      <w:r>
+        <w:t xml:space="preserve">    // sorted IPv4 and IPv6 lists, or the failure (Lesson 7.3).</w:t>
+      </w:r>
+    </w:p>
+    <w:p>
+      <w:pPr>
+        <w:pStyle w:val="SourceCode"/>
+      </w:pPr>
+      <w:r>
+        <w:t xml:space="preserve">    struct LookupResult lookup_result = lookup_addresses(target_text);</w:t>
+      </w:r>
+    </w:p>
+    <w:p>
+      <w:pPr>
+        <w:pStyle w:val="SourceCode"/>
+      </w:pPr>
+      <w:r>
+        <w:t xml:space="preserve">    if (!lookup_result.found || lookup_result.ipv4.count == 0) {</w:t>
+      </w:r>
+    </w:p>
+    <w:p>
+      <w:pPr>
+        <w:pStyle w:val="SourceCode"/>
+      </w:pPr>
+      <w:r>
+        <w:t xml:space="preserve">        fprintf(stderr, "Error: %s has no IPv4 address\n", target_text);</w:t>
+      </w:r>
+    </w:p>
+    <w:p>
+      <w:pPr>
+        <w:pStyle w:val="SourceCode"/>
+      </w:pPr>
+      <w:r>
+        <w:t xml:space="preserve">        return;</w:t>
+      </w:r>
+    </w:p>
+    <w:p>
+      <w:pPr>
+        <w:pStyle w:val="SourceCode"/>
+      </w:pPr>
+      <w:r>
+        <w:t xml:space="preserve">    }</w:t>
+      </w:r>
+    </w:p>
+    <w:p>
+      <w:pPr>
+        <w:pStyle w:val="SourceCode"/>
+      </w:pPr>
+      <w:r>
+        <w:t xml:space="preserve">    // The first address of the sorted IPv4 list is the one sent the echo.</w:t>
+      </w:r>
+    </w:p>
+    <w:p>
+      <w:pPr>
+        <w:pStyle w:val="SourceCode"/>
+      </w:pPr>
+      <w:r>
+        <w:t xml:space="preserve">    const char *address_text = lookup_result.ipv4.addresses[0];</w:t>
+      </w:r>
+    </w:p>
+    <w:p>
+      <w:pPr>
+        <w:pStyle w:val="SourceCode"/>
+      </w:pPr>
+      <w:r>
+        <w:t xml:space="preserve">    printf("  Looked up: %s (%s)\n", address_text,</w:t>
+      </w:r>
+    </w:p>
+    <w:p>
+      <w:pPr>
+        <w:pStyle w:val="SourceCode"/>
+      </w:pPr>
+      <w:r>
+        <w:t xml:space="preserve">           classify_address(address_text).address_class);</w:t>
+      </w:r>
+    </w:p>
+    <w:p>
+      <w:pPr>
+        <w:pStyle w:val="SourceCode"/>
+      </w:pPr>
+      <w:r>
+        <w:t xml:space="preserve">    print_echo(address_text);</w:t>
+      </w:r>
+    </w:p>
+    <w:p>
+      <w:pPr>
+        <w:pStyle w:val="SourceCode"/>
+      </w:pPr>
+      <w:r>
+        <w:t>}</w:t>
+      </w:r>
+    </w:p>
+    <w:p>
+      <w:pPr>
+        <w:pStyle w:val="SourceCode"/>
+      </w:pPr>
+    </w:p>
+    <w:p>
+      <w:pPr>
+        <w:pStyle w:val="SourceCode"/>
+      </w:pPr>
+      <w:r>
+        <w:t>// Remember, main starts the program; 0 = success, 1 = failure.</w:t>
+      </w:r>
+    </w:p>
+    <w:p>
+      <w:pPr>
+        <w:pStyle w:val="SourceCode"/>
+      </w:pPr>
+      <w:r>
+        <w:t>int main(void) {</w:t>
+      </w:r>
+    </w:p>
+    <w:p>
+      <w:pPr>
+        <w:pStyle w:val="SourceCode"/>
+      </w:pPr>
+      <w:r>
+        <w:t xml:space="preserve">    // The Basic addresses, a public name, and an IPv6 address, which this</w:t>
+      </w:r>
+    </w:p>
+    <w:p>
+      <w:pPr>
+        <w:pStyle w:val="SourceCode"/>
+      </w:pPr>
+      <w:r>
+        <w:t xml:space="preserve">    // program refuses.</w:t>
+      </w:r>
+    </w:p>
+    <w:p>
+      <w:pPr>
+        <w:pStyle w:val="SourceCode"/>
+      </w:pPr>
+      <w:r>
+        <w:t xml:space="preserve">    const char *target_texts[] = {</w:t>
+      </w:r>
+    </w:p>
+    <w:p>
+      <w:pPr>
+        <w:pStyle w:val="SourceCode"/>
+      </w:pPr>
+      <w:r>
+        <w:t xml:space="preserve">        "127.0.0.1", UNANSWERED_ADDRESS, PUBLIC_HOST, "::1",</w:t>
+      </w:r>
+    </w:p>
+    <w:p>
+      <w:pPr>
+        <w:pStyle w:val="SourceCode"/>
+      </w:pPr>
+      <w:r>
+        <w:t xml:space="preserve">    };</w:t>
+      </w:r>
+    </w:p>
+    <w:p>
+      <w:pPr>
+        <w:pStyle w:val="SourceCode"/>
+      </w:pPr>
+      <w:r>
+        <w:t xml:space="preserve">    int target_count = sizeof target_texts / sizeof target_texts[0];</w:t>
+      </w:r>
+    </w:p>
+    <w:p>
+      <w:pPr>
+        <w:pStyle w:val="SourceCode"/>
+      </w:pPr>
+    </w:p>
+    <w:p>
+      <w:pPr>
+        <w:pStyle w:val="SourceCode"/>
+      </w:pPr>
+      <w:r>
+        <w:t xml:space="preserve">    for (int index = 0; index &lt; target_count; index++) {</w:t>
+      </w:r>
+    </w:p>
+    <w:p>
+      <w:pPr>
+        <w:pStyle w:val="SourceCode"/>
+      </w:pPr>
+      <w:r>
+        <w:t xml:space="preserve">        test_target(target_texts[index]);</w:t>
+      </w:r>
+    </w:p>
+    <w:p>
+      <w:pPr>
+        <w:pStyle w:val="SourceCode"/>
+        <w:keepNext/>
+      </w:pPr>
+      <w:r>
+        <w:t xml:space="preserve">    }</w:t>
+      </w:r>
+    </w:p>
+    <w:p>
+      <w:pPr>
+        <w:pStyle w:val="SourceCode"/>
+        <w:keepNext/>
+      </w:pPr>
+      <w:r>
+        <w:t xml:space="preserve">    return 0;</w:t>
+      </w:r>
+    </w:p>
+    <w:p>
+      <w:pPr>
+        <w:pStyle w:val="SourceCode"/>
+      </w:pPr>
+      <w:r>
+        <w:t>}</w:t>
+      </w:r>
+    </w:p>
+    <w:p>
+      <w:pPr>
+        <w:keepNext/>
+      </w:pPr>
+    </w:p>
+    <w:p>
+      <w:pPr>
+        <w:pStyle w:val="Heading3"/>
+      </w:pPr>
+      <w:r>
+        <w:t>Windows PowerShell Build and Run</w:t>
+      </w:r>
+    </w:p>
+    <w:p>
+      <w:pPr>
+        <w:pStyle w:val="CommandBlock"/>
+        <w:keepNext/>
+      </w:pPr>
+      <w:r>
+        <w:t>gcc -std=c17 -Wall -Wextra -Wpedantic -Werror .\c\testing_connectivity.c `</w:t>
+      </w:r>
+    </w:p>
+    <w:p>
+      <w:pPr>
+        <w:pStyle w:val="CommandBlock"/>
+        <w:keepNext/>
+      </w:pPr>
+      <w:r>
+        <w:t xml:space="preserve">    .\c\icmp_echo.c .\c\address_table.c .\c\host_names.c .\c\address_lookup.c `</w:t>
+      </w:r>
+    </w:p>
+    <w:p>
+      <w:pPr>
+        <w:pStyle w:val="CommandBlock"/>
+        <w:keepNext/>
+      </w:pPr>
+      <w:r>
+        <w:t xml:space="preserve">    -liphlpapi -lws2_32 -o .\c\testing-connectivity.exe</w:t>
+      </w:r>
+    </w:p>
+    <w:p>
+      <w:pPr>
+        <w:pStyle w:val="CommandBlock"/>
+        <w:keepNext/>
+      </w:pPr>
+      <w:r>
+        <w:t>.\c\testing-connectivity.exe</w:t>
+      </w:r>
+    </w:p>
+    <w:p>
+      <w:pPr>
+        <w:pStyle w:val="CommandBlock"/>
+      </w:pPr>
+      <w:r>
+        <w:t>$LASTEXITCODE</w:t>
+      </w:r>
+    </w:p>
+    <w:p>
+      <w:pPr>
+        <w:keepNext/>
+      </w:pPr>
+    </w:p>
+    <w:p>
+      <w:pPr>
+        <w:pStyle w:val="Heading3"/>
+      </w:pPr>
+      <w:r>
+        <w:t>Linux or macOS Build and Run</w:t>
+      </w:r>
+    </w:p>
+    <w:p>
+      <w:pPr>
+        <w:keepNext/>
+      </w:pPr>
+      <w:r>
+        <w:t>As in the Basic section, the module builds only on Windows; ping sends the Production-Minded program's echoes, with one.one.one.one looked up by ping itself:</w:t>
+      </w:r>
+    </w:p>
+    <w:p>
+      <w:pPr>
+        <w:keepNext/>
+      </w:pPr>
+    </w:p>
+    <w:p>
+      <w:pPr>
+        <w:pStyle w:val="CommandBlock"/>
+        <w:keepNext/>
+      </w:pPr>
+      <w:r>
+        <w:t>ping -c 1 -W 1 127.0.0.1</w:t>
+      </w:r>
+    </w:p>
+    <w:p>
+      <w:pPr>
+        <w:pStyle w:val="CommandBlock"/>
+        <w:keepNext/>
+      </w:pPr>
+      <w:r>
+        <w:t>ping -c 1 -W 1 192.0.2.1</w:t>
+      </w:r>
+    </w:p>
+    <w:p>
+      <w:pPr>
+        <w:pStyle w:val="CommandBlock"/>
+        <w:keepNext/>
+      </w:pPr>
+      <w:r>
+        <w:t>ping -c 1 -W 1 one.one.one.one</w:t>
+      </w:r>
+    </w:p>
+    <w:p>
+      <w:pPr>
+        <w:pStyle w:val="CommandBlock"/>
+      </w:pPr>
+      <w:r>
+        <w:t>echo $?</w:t>
+      </w:r>
+    </w:p>
+    <w:p>
+      <w:pPr>
+        <w:keepNext/>
+      </w:pPr>
+    </w:p>
+    <w:p>
+      <w:pPr>
+        <w:pStyle w:val="Heading3"/>
+      </w:pPr>
+      <w:r>
+        <w:t>Check Your Results</w:t>
+      </w:r>
+    </w:p>
+    <w:p>
+      <w:r>
+        <w:t>Your screen must show the Production-Minded lines of the Required Clean-Run Output in Validation Rules, with your own Elapsed times, then $LASTEXITCODE prints 0.</w:t>
+      </w:r>
+    </w:p>
+    <w:p>
+      <w:pPr>
+        <w:keepNext/>
+      </w:pPr>
+    </w:p>
+    <w:p>
+      <w:pPr>
+        <w:keepNext/>
+      </w:pPr>
+    </w:p>
+    <w:p>
+      <w:pPr>
+        <w:pStyle w:val="Heading2"/>
+      </w:pPr>
+      <w:r>
+        <w:t>What to Notice</w:t>
+      </w:r>
+    </w:p>
+    <w:p>
+      <w:pPr>
+        <w:pStyle w:val="ListBullet"/>
+      </w:pPr>
+      <w:r>
+        <w:t>IcmpSendEcho returns how many replies it stored. When it returns 0, GetLastError gives the reason, so it is read on the very next line, before another call can change it.</w:t>
+      </w:r>
+    </w:p>
+    <w:p>
+      <w:pPr>
+        <w:pStyle w:val="ListBullet"/>
+      </w:pPr>
+      <w:r>
+        <w:t>struct ReplyBuffer puts the ICMP_ECHO_REPLY record first and the room for the echoed data after it, so the whole reply fits and the record sits where Windows writes it; sizeof reply_buffer tells IcmpSendEcho how much room there is. That fixed room is why send_echo refuses a size above ECHO_MAX_SIZE; every language refuses the same sizes, with other 87, Windows' code for a wrong value.</w:t>
+      </w:r>
+    </w:p>
+    <w:p>
+      <w:pPr>
+        <w:pStyle w:val="ListBullet"/>
+      </w:pPr>
+      <w:r>
+        <w:t>The reply record also holds RoundTripTime, Windows' own measurement in milliseconds; the program measures the time itself instead, so a timeout has an elapsed time too.</w:t>
+      </w:r>
+    </w:p>
+    <w:p>
+      <w:pPr>
+        <w:keepNext/>
+      </w:pPr>
+    </w:p>
+    <w:p>
+      <w:pPr>
+        <w:pStyle w:val="Heading3"/>
+      </w:pPr>
+      <w:r>
+        <w:t>Basic and Production-Minded Comparison</w:t>
+      </w:r>
+    </w:p>
+    <w:p>
+      <w:r>
+        <w:t>Both C programs send their echoes with send_echo from the same module; the Production-Minded program adds the address's class, the Replied by line, a name looked up first, and the refusal of an IPv6 address.</w:t>
+      </w:r>
+    </w:p>
+    <w:p>
+      <w:pPr>
+        <w:keepNext/>
+      </w:pPr>
+    </w:p>
+    <w:p>
+      <w:pPr>
+        <w:keepNext/>
+      </w:pPr>
+    </w:p>
+    <w:p>
+      <w:pPr>
+        <w:keepNext/>
+      </w:pPr>
+    </w:p>
+    <w:p>
+      <w:pPr>
+        <w:pStyle w:val="Heading1"/>
+      </w:pPr>
+      <w:r>
+        <w:t>C++ Implementation</w:t>
+      </w:r>
+    </w:p>
+    <w:p>
+      <w:r>
+        <w:t>C++ has no ICMP library of its own, so it calls the same Windows ICMP service as C: IcmpCreateFile, IcmpSendEcho, and IcmpCloseHandle from iphlpapi.h and icmpapi.h, linked with -liphlpapi, with -lws2_32 for inet_pton and inet_ntop. The record holds std::string, and std::chrono measures the time. The build lines name the program and each module's .cpp file.</w:t>
+      </w:r>
+    </w:p>
+    <w:p>
+      <w:pPr>
+        <w:keepNext/>
+      </w:pPr>
+    </w:p>
+    <w:p>
+      <w:pPr>
+        <w:keepNext/>
+      </w:pPr>
+    </w:p>
+    <w:p>
+      <w:pPr>
+        <w:pStyle w:val="Heading2"/>
+      </w:pPr>
+      <w:r>
+        <w:t>Basic Implementation</w:t>
+      </w:r>
+    </w:p>
+    <w:p>
+      <w:r>
+        <w:t xml:space="preserve">Start with the new module, then the most direct program. icmp_echo.h holds the constants and the EchoResult record and declares sendEcho; icmp_echo.cpp fills in the echo request and its options, sends it with IcmpSendEcho between two readings of std::chrono::steady_clock, and turns the status code into its word with statusWord. basic_testing_connectivity.cpp sends one echo to each of the two addresses and prints the result, the status, and the elapsed time. Every new step is commented in full, and the ones </w:t>
+      </w:r>
+      <w:r>
+        <w:t>from earlier lessons have short reminders.</w:t>
+      </w:r>
+    </w:p>
+    <w:p>
+      <w:pPr>
+        <w:keepNext/>
+      </w:pPr>
+    </w:p>
+    <w:p>
+      <w:pPr>
+        <w:pStyle w:val="Heading3"/>
+      </w:pPr>
+      <w:r>
+        <w:t>cpp/icmp_echo.h</w:t>
+      </w:r>
+    </w:p>
+    <w:p>
+      <w:pPr>
+        <w:pStyle w:val="SourceCode"/>
+        <w:keepNext/>
+      </w:pPr>
+      <w:r>
+        <w:t>// The ICMP echo module: sendEcho sends one ICMP echo request through</w:t>
+      </w:r>
+    </w:p>
+    <w:p>
+      <w:pPr>
+        <w:pStyle w:val="SourceCode"/>
+        <w:keepNext/>
+      </w:pPr>
+      <w:r>
+        <w:t>// Windows' ICMP service and reports what came back. Lesson 7.9 and the</w:t>
+      </w:r>
+    </w:p>
+    <w:p>
+      <w:pPr>
+        <w:pStyle w:val="SourceCode"/>
+      </w:pPr>
+      <w:r>
+        <w:t>// chapter's project copy this module. Remember, a header holds the types</w:t>
+      </w:r>
+    </w:p>
+    <w:p>
+      <w:pPr>
+        <w:pStyle w:val="SourceCode"/>
+      </w:pPr>
+      <w:r>
+        <w:t>// and the declarations other files use, and the include guard skips a</w:t>
+      </w:r>
+    </w:p>
+    <w:p>
+      <w:pPr>
+        <w:pStyle w:val="SourceCode"/>
+      </w:pPr>
+      <w:r>
+        <w:t>// second include of it.</w:t>
+      </w:r>
+    </w:p>
+    <w:p>
+      <w:pPr>
+        <w:pStyle w:val="SourceCode"/>
+      </w:pPr>
+      <w:r>
+        <w:t>#ifndef ICMP_ECHO_H</w:t>
+      </w:r>
+    </w:p>
+    <w:p>
+      <w:pPr>
+        <w:pStyle w:val="SourceCode"/>
+      </w:pPr>
+      <w:r>
+        <w:t>#define ICMP_ECHO_H</w:t>
+      </w:r>
+    </w:p>
+    <w:p>
+      <w:pPr>
+        <w:pStyle w:val="SourceCode"/>
+      </w:pPr>
+    </w:p>
+    <w:p>
+      <w:pPr>
+        <w:pStyle w:val="SourceCode"/>
+      </w:pPr>
+      <w:r>
+        <w:t>// Remember, string declares std::string.</w:t>
+      </w:r>
+    </w:p>
+    <w:p>
+      <w:pPr>
+        <w:pStyle w:val="SourceCode"/>
+      </w:pPr>
+      <w:r>
+        <w:t>#include &lt;string&gt;</w:t>
+      </w:r>
+    </w:p>
+    <w:p>
+      <w:pPr>
+        <w:pStyle w:val="SourceCode"/>
+      </w:pPr>
+    </w:p>
+    <w:p>
+      <w:pPr>
+        <w:pStyle w:val="SourceCode"/>
+      </w:pPr>
+      <w:r>
+        <w:t>// How long sendEcho waits for a reply, in milliseconds.</w:t>
+      </w:r>
+    </w:p>
+    <w:p>
+      <w:pPr>
+        <w:pStyle w:val="SourceCode"/>
+      </w:pPr>
+      <w:r>
+        <w:t>const int ICMP_TIMEOUT_MS = 1000;</w:t>
+      </w:r>
+    </w:p>
+    <w:p>
+      <w:pPr>
+        <w:pStyle w:val="SourceCode"/>
+      </w:pPr>
+      <w:r>
+        <w:t>// What ping.exe sends by default: a time to live of 128, and 32 data bytes.</w:t>
+      </w:r>
+    </w:p>
+    <w:p>
+      <w:pPr>
+        <w:pStyle w:val="SourceCode"/>
+      </w:pPr>
+      <w:r>
+        <w:t>const int DEFAULT_TTL = 128;</w:t>
+      </w:r>
+    </w:p>
+    <w:p>
+      <w:pPr>
+        <w:pStyle w:val="SourceCode"/>
+      </w:pPr>
+      <w:r>
+        <w:t>const int DEFAULT_SIZE = 32;</w:t>
+      </w:r>
+    </w:p>
+    <w:p>
+      <w:pPr>
+        <w:pStyle w:val="SourceCode"/>
+      </w:pPr>
+      <w:r>
+        <w:t>// The most data bytes this module sends in one echo.</w:t>
+      </w:r>
+    </w:p>
+    <w:p>
+      <w:pPr>
+        <w:pStyle w:val="SourceCode"/>
+      </w:pPr>
+      <w:r>
+        <w:t>const int ECHO_MAX_SIZE = 2048;</w:t>
+      </w:r>
+    </w:p>
+    <w:p>
+      <w:pPr>
+        <w:pStyle w:val="SourceCode"/>
+      </w:pPr>
+    </w:p>
+    <w:p>
+      <w:pPr>
+        <w:pStyle w:val="SourceCode"/>
+      </w:pPr>
+      <w:r>
+        <w:t>// What sendEcho learns from one echo. Remember, a record keeps related</w:t>
+      </w:r>
+    </w:p>
+    <w:p>
+      <w:pPr>
+        <w:pStyle w:val="SourceCode"/>
+      </w:pPr>
+      <w:r>
+        <w:t>// values together. status is one word for what happened: success, timed</w:t>
+      </w:r>
+    </w:p>
+    <w:p>
+      <w:pPr>
+        <w:pStyle w:val="SourceCode"/>
+      </w:pPr>
+      <w:r>
+        <w:t>// out, ttl expired, packet too big, unreachable, or other with Windows'</w:t>
+      </w:r>
+    </w:p>
+    <w:p>
+      <w:pPr>
+        <w:pStyle w:val="SourceCode"/>
+      </w:pPr>
+      <w:r>
+        <w:t>// code. repliedBy is the address that sent the reply, or none when no</w:t>
+      </w:r>
+    </w:p>
+    <w:p>
+      <w:pPr>
+        <w:pStyle w:val="SourceCode"/>
+      </w:pPr>
+      <w:r>
+        <w:t>// reply arrived. elapsedMs is how long the echo took, measured by the</w:t>
+      </w:r>
+    </w:p>
+    <w:p>
+      <w:pPr>
+        <w:pStyle w:val="SourceCode"/>
+      </w:pPr>
+      <w:r>
+        <w:t>// program, in whole milliseconds.</w:t>
+      </w:r>
+    </w:p>
+    <w:p>
+      <w:pPr>
+        <w:pStyle w:val="SourceCode"/>
+      </w:pPr>
+      <w:r>
+        <w:t>struct EchoResult {</w:t>
+      </w:r>
+    </w:p>
+    <w:p>
+      <w:pPr>
+        <w:pStyle w:val="SourceCode"/>
+      </w:pPr>
+      <w:r>
+        <w:t xml:space="preserve">    std::string status;</w:t>
+      </w:r>
+    </w:p>
+    <w:p>
+      <w:pPr>
+        <w:pStyle w:val="SourceCode"/>
+      </w:pPr>
+      <w:r>
+        <w:t xml:space="preserve">    std::string repliedBy = "none";</w:t>
+      </w:r>
+    </w:p>
+    <w:p>
+      <w:pPr>
+        <w:pStyle w:val="SourceCode"/>
+      </w:pPr>
+      <w:r>
+        <w:t xml:space="preserve">    long long elapsedMs = 0;</w:t>
+      </w:r>
+    </w:p>
+    <w:p>
+      <w:pPr>
+        <w:pStyle w:val="SourceCode"/>
+      </w:pPr>
+      <w:r>
+        <w:t>};</w:t>
+      </w:r>
+    </w:p>
+    <w:p>
+      <w:pPr>
+        <w:pStyle w:val="SourceCode"/>
+      </w:pPr>
+    </w:p>
+    <w:p>
+      <w:pPr>
+        <w:pStyle w:val="SourceCode"/>
+      </w:pPr>
+      <w:r>
+        <w:t>// Sends one echo request to addressText, an IPv4 address (check it with</w:t>
+      </w:r>
+    </w:p>
+    <w:p>
+      <w:pPr>
+        <w:pStyle w:val="SourceCode"/>
+      </w:pPr>
+      <w:r>
+        <w:t>// classifyAddress first), with a time to live and a number of data bytes</w:t>
+      </w:r>
+    </w:p>
+    <w:p>
+      <w:pPr>
+        <w:pStyle w:val="SourceCode"/>
+      </w:pPr>
+      <w:r>
+        <w:t>// (0 to ECHO_MAX_SIZE). dontFragment true forbids splitting the packet on</w:t>
+      </w:r>
+    </w:p>
+    <w:p>
+      <w:pPr>
+        <w:pStyle w:val="SourceCode"/>
+      </w:pPr>
+      <w:r>
+        <w:t>// the way (Lesson 7.9). It waits at most ICMP_TIMEOUT_MS for the reply.</w:t>
+      </w:r>
+    </w:p>
+    <w:p>
+      <w:pPr>
+        <w:pStyle w:val="SourceCode"/>
+      </w:pPr>
+      <w:r>
+        <w:t>EchoResult sendEcho(const std::string &amp;addressText, int ttl, int size,</w:t>
+      </w:r>
+    </w:p>
+    <w:p>
+      <w:pPr>
+        <w:pStyle w:val="SourceCode"/>
+        <w:keepNext/>
+      </w:pPr>
+      <w:r>
+        <w:t xml:space="preserve">                    bool dontFragment);</w:t>
+      </w:r>
+    </w:p>
+    <w:p>
+      <w:pPr>
+        <w:pStyle w:val="SourceCode"/>
+        <w:keepNext/>
+      </w:pPr>
+    </w:p>
+    <w:p>
+      <w:pPr>
+        <w:pStyle w:val="SourceCode"/>
+        <w:keepNext/>
+      </w:pPr>
+      <w:r>
+        <w:t>// The end of the include guard.</w:t>
+      </w:r>
+    </w:p>
+    <w:p>
+      <w:pPr>
+        <w:pStyle w:val="SourceCode"/>
+      </w:pPr>
+      <w:r>
+        <w:t>#endif</w:t>
+      </w:r>
+    </w:p>
+    <w:p>
+      <w:pPr>
+        <w:keepNext/>
+      </w:pPr>
+    </w:p>
+    <w:p>
+      <w:pPr>
+        <w:pStyle w:val="Heading3"/>
+      </w:pPr>
+      <w:r>
+        <w:t>cpp/icmp_echo.cpp</w:t>
+      </w:r>
+    </w:p>
+    <w:p>
+      <w:pPr>
+        <w:pStyle w:val="SourceCode"/>
+        <w:keepNext/>
+      </w:pPr>
+      <w:r>
+        <w:t>// The ICMP echo module's function. Remember, #include adds declarations:</w:t>
+      </w:r>
+    </w:p>
+    <w:p>
+      <w:pPr>
+        <w:pStyle w:val="SourceCode"/>
+        <w:keepNext/>
+      </w:pPr>
+      <w:r>
+        <w:t>// chrono for the steady clock, string, and Windows' network headers:</w:t>
+      </w:r>
+    </w:p>
+    <w:p>
+      <w:pPr>
+        <w:pStyle w:val="SourceCode"/>
+      </w:pPr>
+      <w:r>
+        <w:t>// winsock2.h first, then ws2tcpip.h for inet_pton and inet_ntop, then</w:t>
+      </w:r>
+    </w:p>
+    <w:p>
+      <w:pPr>
+        <w:pStyle w:val="SourceCode"/>
+      </w:pPr>
+      <w:r>
+        <w:t>// iphlpapi.h and icmpapi.h for Windows' ICMP service.</w:t>
+      </w:r>
+    </w:p>
+    <w:p>
+      <w:pPr>
+        <w:pStyle w:val="SourceCode"/>
+      </w:pPr>
+      <w:r>
+        <w:t>#include &lt;chrono&gt;</w:t>
+      </w:r>
+    </w:p>
+    <w:p>
+      <w:pPr>
+        <w:pStyle w:val="SourceCode"/>
+      </w:pPr>
+      <w:r>
+        <w:t>#include &lt;string&gt;</w:t>
+      </w:r>
+    </w:p>
+    <w:p>
+      <w:pPr>
+        <w:pStyle w:val="SourceCode"/>
+      </w:pPr>
+    </w:p>
+    <w:p>
+      <w:pPr>
+        <w:pStyle w:val="SourceCode"/>
+      </w:pPr>
+      <w:r>
+        <w:t>#include &lt;winsock2.h&gt;</w:t>
+      </w:r>
+    </w:p>
+    <w:p>
+      <w:pPr>
+        <w:pStyle w:val="SourceCode"/>
+      </w:pPr>
+      <w:r>
+        <w:t>#include &lt;ws2tcpip.h&gt;</w:t>
+      </w:r>
+    </w:p>
+    <w:p>
+      <w:pPr>
+        <w:pStyle w:val="SourceCode"/>
+      </w:pPr>
+      <w:r>
+        <w:t>#include &lt;iphlpapi.h&gt;</w:t>
+      </w:r>
+    </w:p>
+    <w:p>
+      <w:pPr>
+        <w:pStyle w:val="SourceCode"/>
+      </w:pPr>
+      <w:r>
+        <w:t>#include &lt;icmpapi.h&gt;</w:t>
+      </w:r>
+    </w:p>
+    <w:p>
+      <w:pPr>
+        <w:pStyle w:val="SourceCode"/>
+      </w:pPr>
+    </w:p>
+    <w:p>
+      <w:pPr>
+        <w:pStyle w:val="SourceCode"/>
+      </w:pPr>
+      <w:r>
+        <w:t>// Remember, a module includes its own header.</w:t>
+      </w:r>
+    </w:p>
+    <w:p>
+      <w:pPr>
+        <w:pStyle w:val="SourceCode"/>
+      </w:pPr>
+      <w:r>
+        <w:t>#include "icmp_echo.h"</w:t>
+      </w:r>
+    </w:p>
+    <w:p>
+      <w:pPr>
+        <w:pStyle w:val="SourceCode"/>
+      </w:pPr>
+    </w:p>
+    <w:p>
+      <w:pPr>
+        <w:pStyle w:val="SourceCode"/>
+      </w:pPr>
+      <w:r>
+        <w:t>// Room for the reply: Windows writes one ICMP_ECHO_REPLY record, then the</w:t>
+      </w:r>
+    </w:p>
+    <w:p>
+      <w:pPr>
+        <w:pStyle w:val="SourceCode"/>
+      </w:pPr>
+      <w:r>
+        <w:t>// echoed data bytes, plus 8 more bytes it asks for (a router's error reply</w:t>
+      </w:r>
+    </w:p>
+    <w:p>
+      <w:pPr>
+        <w:pStyle w:val="SourceCode"/>
+      </w:pPr>
+      <w:r>
+        <w:t>// carries 8 bytes of the packet it dropped). Putting the record first in</w:t>
+      </w:r>
+    </w:p>
+    <w:p>
+      <w:pPr>
+        <w:pStyle w:val="SourceCode"/>
+      </w:pPr>
+      <w:r>
+        <w:t>// a record of our own keeps it where Windows expects it.</w:t>
+      </w:r>
+    </w:p>
+    <w:p>
+      <w:pPr>
+        <w:pStyle w:val="SourceCode"/>
+      </w:pPr>
+      <w:r>
+        <w:t>struct ReplyBuffer {</w:t>
+      </w:r>
+    </w:p>
+    <w:p>
+      <w:pPr>
+        <w:pStyle w:val="SourceCode"/>
+      </w:pPr>
+      <w:r>
+        <w:t xml:space="preserve">    ICMP_ECHO_REPLY reply;</w:t>
+      </w:r>
+    </w:p>
+    <w:p>
+      <w:pPr>
+        <w:pStyle w:val="SourceCode"/>
+      </w:pPr>
+      <w:r>
+        <w:t xml:space="preserve">    unsigned char room[ECHO_MAX_SIZE + 8];</w:t>
+      </w:r>
+    </w:p>
+    <w:p>
+      <w:pPr>
+        <w:pStyle w:val="SourceCode"/>
+      </w:pPr>
+      <w:r>
+        <w:t>};</w:t>
+      </w:r>
+    </w:p>
+    <w:p>
+      <w:pPr>
+        <w:pStyle w:val="SourceCode"/>
+      </w:pPr>
+    </w:p>
+    <w:p>
+      <w:pPr>
+        <w:pStyle w:val="SourceCode"/>
+      </w:pPr>
+      <w:r>
+        <w:t>// The module's word for one of Windows' ICMP status codes. Windows numbers</w:t>
+      </w:r>
+    </w:p>
+    <w:p>
+      <w:pPr>
+        <w:pStyle w:val="SourceCode"/>
+      </w:pPr>
+      <w:r>
+        <w:t>// them from 11000: 0 is success, 11010 a timeout, 11013 an expired time to</w:t>
+      </w:r>
+    </w:p>
+    <w:p>
+      <w:pPr>
+        <w:pStyle w:val="SourceCode"/>
+      </w:pPr>
+      <w:r>
+        <w:t>// live, 11009 a packet too big, and 11002 to 11005 an unreachable network,</w:t>
+      </w:r>
+    </w:p>
+    <w:p>
+      <w:pPr>
+        <w:pStyle w:val="SourceCode"/>
+      </w:pPr>
+      <w:r>
+        <w:t>// host, protocol, or port. Any other code is kept as other with its</w:t>
+      </w:r>
+    </w:p>
+    <w:p>
+      <w:pPr>
+        <w:pStyle w:val="SourceCode"/>
+      </w:pPr>
+      <w:r>
+        <w:t>// number. Remember, static keeps the helper private to this file.</w:t>
+      </w:r>
+    </w:p>
+    <w:p>
+      <w:pPr>
+        <w:pStyle w:val="SourceCode"/>
+      </w:pPr>
+      <w:r>
+        <w:t>static std::string statusWord(unsigned long statusCode) {</w:t>
+      </w:r>
+    </w:p>
+    <w:p>
+      <w:pPr>
+        <w:pStyle w:val="SourceCode"/>
+      </w:pPr>
+      <w:r>
+        <w:t xml:space="preserve">    if (statusCode == IP_SUCCESS) {</w:t>
+      </w:r>
+    </w:p>
+    <w:p>
+      <w:pPr>
+        <w:pStyle w:val="SourceCode"/>
+      </w:pPr>
+      <w:r>
+        <w:t xml:space="preserve">        return "success";</w:t>
+      </w:r>
+    </w:p>
+    <w:p>
+      <w:pPr>
+        <w:pStyle w:val="SourceCode"/>
+      </w:pPr>
+      <w:r>
+        <w:t xml:space="preserve">    }</w:t>
+      </w:r>
+    </w:p>
+    <w:p>
+      <w:pPr>
+        <w:pStyle w:val="SourceCode"/>
+      </w:pPr>
+      <w:r>
+        <w:t xml:space="preserve">    if (statusCode == IP_REQ_TIMED_OUT) {</w:t>
+      </w:r>
+    </w:p>
+    <w:p>
+      <w:pPr>
+        <w:pStyle w:val="SourceCode"/>
+      </w:pPr>
+      <w:r>
+        <w:t xml:space="preserve">        return "timed out";</w:t>
+      </w:r>
+    </w:p>
+    <w:p>
+      <w:pPr>
+        <w:pStyle w:val="SourceCode"/>
+      </w:pPr>
+      <w:r>
+        <w:t xml:space="preserve">    }</w:t>
+      </w:r>
+    </w:p>
+    <w:p>
+      <w:pPr>
+        <w:pStyle w:val="SourceCode"/>
+      </w:pPr>
+      <w:r>
+        <w:t xml:space="preserve">    if (statusCode == IP_TTL_EXPIRED_TRANSIT) {</w:t>
+      </w:r>
+    </w:p>
+    <w:p>
+      <w:pPr>
+        <w:pStyle w:val="SourceCode"/>
+      </w:pPr>
+      <w:r>
+        <w:t xml:space="preserve">        return "ttl expired";</w:t>
+      </w:r>
+    </w:p>
+    <w:p>
+      <w:pPr>
+        <w:pStyle w:val="SourceCode"/>
+      </w:pPr>
+      <w:r>
+        <w:t xml:space="preserve">    }</w:t>
+      </w:r>
+    </w:p>
+    <w:p>
+      <w:pPr>
+        <w:pStyle w:val="SourceCode"/>
+      </w:pPr>
+      <w:r>
+        <w:t xml:space="preserve">    if (statusCode == IP_PACKET_TOO_BIG) {</w:t>
+      </w:r>
+    </w:p>
+    <w:p>
+      <w:pPr>
+        <w:pStyle w:val="SourceCode"/>
+      </w:pPr>
+      <w:r>
+        <w:t xml:space="preserve">        return "packet too big";</w:t>
+      </w:r>
+    </w:p>
+    <w:p>
+      <w:pPr>
+        <w:pStyle w:val="SourceCode"/>
+      </w:pPr>
+      <w:r>
+        <w:t xml:space="preserve">    }</w:t>
+      </w:r>
+    </w:p>
+    <w:p>
+      <w:pPr>
+        <w:pStyle w:val="SourceCode"/>
+      </w:pPr>
+      <w:r>
+        <w:t xml:space="preserve">    if (statusCode &gt;= IP_DEST_NET_UNREACHABLE &amp;&amp;</w:t>
+      </w:r>
+    </w:p>
+    <w:p>
+      <w:pPr>
+        <w:pStyle w:val="SourceCode"/>
+      </w:pPr>
+      <w:r>
+        <w:t xml:space="preserve">        statusCode &lt;= IP_DEST_PORT_UNREACHABLE) {</w:t>
+      </w:r>
+    </w:p>
+    <w:p>
+      <w:pPr>
+        <w:pStyle w:val="SourceCode"/>
+      </w:pPr>
+      <w:r>
+        <w:t xml:space="preserve">        return "unreachable";</w:t>
+      </w:r>
+    </w:p>
+    <w:p>
+      <w:pPr>
+        <w:pStyle w:val="SourceCode"/>
+      </w:pPr>
+      <w:r>
+        <w:t xml:space="preserve">    }</w:t>
+      </w:r>
+    </w:p>
+    <w:p>
+      <w:pPr>
+        <w:pStyle w:val="SourceCode"/>
+      </w:pPr>
+      <w:r>
+        <w:t xml:space="preserve">    return "other " + std::to_string(statusCode);</w:t>
+      </w:r>
+    </w:p>
+    <w:p>
+      <w:pPr>
+        <w:pStyle w:val="SourceCode"/>
+      </w:pPr>
+      <w:r>
+        <w:t>}</w:t>
+      </w:r>
+    </w:p>
+    <w:p>
+      <w:pPr>
+        <w:pStyle w:val="SourceCode"/>
+      </w:pPr>
+    </w:p>
+    <w:p>
+      <w:pPr>
+        <w:pStyle w:val="SourceCode"/>
+      </w:pPr>
+      <w:r>
+        <w:t>// Declared, with what it returns, in icmp_echo.h.</w:t>
+      </w:r>
+    </w:p>
+    <w:p>
+      <w:pPr>
+        <w:pStyle w:val="SourceCode"/>
+      </w:pPr>
+      <w:r>
+        <w:t>EchoResult sendEcho(const std::string &amp;addressText, int ttl, int size,</w:t>
+      </w:r>
+    </w:p>
+    <w:p>
+      <w:pPr>
+        <w:pStyle w:val="SourceCode"/>
+      </w:pPr>
+      <w:r>
+        <w:t xml:space="preserve">                    bool dontFragment) {</w:t>
+      </w:r>
+    </w:p>
+    <w:p>
+      <w:pPr>
+        <w:pStyle w:val="SourceCode"/>
+      </w:pPr>
+      <w:r>
+        <w:t xml:space="preserve">    // repliedBy starts as none: no reply has arrived yet.</w:t>
+      </w:r>
+    </w:p>
+    <w:p>
+      <w:pPr>
+        <w:pStyle w:val="SourceCode"/>
+      </w:pPr>
+      <w:r>
+        <w:t xml:space="preserve">    EchoResult echoResult;</w:t>
+      </w:r>
+    </w:p>
+    <w:p>
+      <w:pPr>
+        <w:pStyle w:val="SourceCode"/>
+      </w:pPr>
+    </w:p>
+    <w:p>
+      <w:pPr>
+        <w:pStyle w:val="SourceCode"/>
+      </w:pPr>
+      <w:r>
+        <w:t xml:space="preserve">    // The record below has a fixed size, so a larger size is refused with</w:t>
+      </w:r>
+    </w:p>
+    <w:p>
+      <w:pPr>
+        <w:pStyle w:val="SourceCode"/>
+      </w:pPr>
+      <w:r>
+        <w:t xml:space="preserve">    // Windows' own code for a wrong value, 87.</w:t>
+      </w:r>
+    </w:p>
+    <w:p>
+      <w:pPr>
+        <w:pStyle w:val="SourceCode"/>
+      </w:pPr>
+      <w:r>
+        <w:t xml:space="preserve">    if (size &lt; 0 || size &gt; ECHO_MAX_SIZE) {</w:t>
+      </w:r>
+    </w:p>
+    <w:p>
+      <w:pPr>
+        <w:pStyle w:val="SourceCode"/>
+      </w:pPr>
+      <w:r>
+        <w:t xml:space="preserve">        echoResult.status = statusWord(ERROR_INVALID_PARAMETER);</w:t>
+      </w:r>
+    </w:p>
+    <w:p>
+      <w:pPr>
+        <w:pStyle w:val="SourceCode"/>
+      </w:pPr>
+      <w:r>
+        <w:t xml:space="preserve">        return echoResult;</w:t>
+      </w:r>
+    </w:p>
+    <w:p>
+      <w:pPr>
+        <w:pStyle w:val="SourceCode"/>
+      </w:pPr>
+      <w:r>
+        <w:t xml:space="preserve">    }</w:t>
+      </w:r>
+    </w:p>
+    <w:p>
+      <w:pPr>
+        <w:pStyle w:val="SourceCode"/>
+      </w:pPr>
+    </w:p>
+    <w:p>
+      <w:pPr>
+        <w:pStyle w:val="SourceCode"/>
+      </w:pPr>
+      <w:r>
+        <w:t xml:space="preserve">    // Remember, inet_pton turns address text into its bytes (Lesson 7.1);</w:t>
+      </w:r>
+    </w:p>
+    <w:p>
+      <w:pPr>
+        <w:pStyle w:val="SourceCode"/>
+      </w:pPr>
+      <w:r>
+        <w:t xml:space="preserve">    // IcmpSendEcho takes the 4 bytes of an IPv4 address in s_addr.</w:t>
+      </w:r>
+    </w:p>
+    <w:p>
+      <w:pPr>
+        <w:pStyle w:val="SourceCode"/>
+      </w:pPr>
+      <w:r>
+        <w:t xml:space="preserve">    in_addr destination{};</w:t>
+      </w:r>
+    </w:p>
+    <w:p>
+      <w:pPr>
+        <w:pStyle w:val="SourceCode"/>
+      </w:pPr>
+      <w:r>
+        <w:t xml:space="preserve">    inet_pton(AF_INET, addressText.c_str(), &amp;destination);</w:t>
+      </w:r>
+    </w:p>
+    <w:p>
+      <w:pPr>
+        <w:pStyle w:val="SourceCode"/>
+      </w:pPr>
+    </w:p>
+    <w:p>
+      <w:pPr>
+        <w:pStyle w:val="SourceCode"/>
+      </w:pPr>
+      <w:r>
+        <w:t xml:space="preserve">    // The request carries size data bytes, all zero; the reply comes back</w:t>
+      </w:r>
+    </w:p>
+    <w:p>
+      <w:pPr>
+        <w:pStyle w:val="SourceCode"/>
+      </w:pPr>
+      <w:r>
+        <w:t xml:space="preserve">    // into replyBuffer. {} starts every byte at zero.</w:t>
+      </w:r>
+    </w:p>
+    <w:p>
+      <w:pPr>
+        <w:pStyle w:val="SourceCode"/>
+      </w:pPr>
+      <w:r>
+        <w:t xml:space="preserve">    unsigned char requestData[ECHO_MAX_SIZE] = {};</w:t>
+      </w:r>
+    </w:p>
+    <w:p>
+      <w:pPr>
+        <w:pStyle w:val="SourceCode"/>
+      </w:pPr>
+      <w:r>
+        <w:t xml:space="preserve">    ReplyBuffer replyBuffer{};</w:t>
+      </w:r>
+    </w:p>
+    <w:p>
+      <w:pPr>
+        <w:pStyle w:val="SourceCode"/>
+      </w:pPr>
+    </w:p>
+    <w:p>
+      <w:pPr>
+        <w:pStyle w:val="SourceCode"/>
+      </w:pPr>
+      <w:r>
+        <w:t xml:space="preserve">    // The options record sets the time to live, a UCHAR (Windows' name for</w:t>
+      </w:r>
+    </w:p>
+    <w:p>
+      <w:pPr>
+        <w:pStyle w:val="SourceCode"/>
+      </w:pPr>
+      <w:r>
+        <w:t xml:space="preserve">    // unsigned char, 0 to 255), and, with IP_FLAG_DF, forbids splitting.</w:t>
+      </w:r>
+    </w:p>
+    <w:p>
+      <w:pPr>
+        <w:pStyle w:val="SourceCode"/>
+      </w:pPr>
+      <w:r>
+        <w:t xml:space="preserve">    IP_OPTION_INFORMATION options{};</w:t>
+      </w:r>
+    </w:p>
+    <w:p>
+      <w:pPr>
+        <w:pStyle w:val="SourceCode"/>
+      </w:pPr>
+      <w:r>
+        <w:t xml:space="preserve">    options.Ttl = (UCHAR)ttl;</w:t>
+      </w:r>
+    </w:p>
+    <w:p>
+      <w:pPr>
+        <w:pStyle w:val="SourceCode"/>
+      </w:pPr>
+      <w:r>
+        <w:t xml:space="preserve">    if (dontFragment) {</w:t>
+      </w:r>
+    </w:p>
+    <w:p>
+      <w:pPr>
+        <w:pStyle w:val="SourceCode"/>
+      </w:pPr>
+      <w:r>
+        <w:t xml:space="preserve">        options.Flags = IP_FLAG_DF;</w:t>
+      </w:r>
+    </w:p>
+    <w:p>
+      <w:pPr>
+        <w:pStyle w:val="SourceCode"/>
+      </w:pPr>
+      <w:r>
+        <w:t xml:space="preserve">    }</w:t>
+      </w:r>
+    </w:p>
+    <w:p>
+      <w:pPr>
+        <w:pStyle w:val="SourceCode"/>
+      </w:pPr>
+    </w:p>
+    <w:p>
+      <w:pPr>
+        <w:pStyle w:val="SourceCode"/>
+      </w:pPr>
+      <w:r>
+        <w:t xml:space="preserve">    // IcmpCreateFile opens Windows' ICMP service and gives a handle, a</w:t>
+      </w:r>
+    </w:p>
+    <w:p>
+      <w:pPr>
+        <w:pStyle w:val="SourceCode"/>
+      </w:pPr>
+      <w:r>
+        <w:t xml:space="preserve">    // number that names the open service in later calls. If it could not</w:t>
+      </w:r>
+    </w:p>
+    <w:p>
+      <w:pPr>
+        <w:pStyle w:val="SourceCode"/>
+      </w:pPr>
+      <w:r>
+        <w:t xml:space="preserve">    // be opened, IcmpSendEcho fails below and says why.</w:t>
+      </w:r>
+    </w:p>
+    <w:p>
+      <w:pPr>
+        <w:pStyle w:val="SourceCode"/>
+      </w:pPr>
+      <w:r>
+        <w:t xml:space="preserve">    HANDLE icmpHandle = IcmpCreateFile();</w:t>
+      </w:r>
+    </w:p>
+    <w:p>
+      <w:pPr>
+        <w:pStyle w:val="SourceCode"/>
+      </w:pPr>
+    </w:p>
+    <w:p>
+      <w:pPr>
+        <w:pStyle w:val="SourceCode"/>
+      </w:pPr>
+      <w:r>
+        <w:t xml:space="preserve">    // steady_clock only moves forward, so end - start is the elapsed time</w:t>
+      </w:r>
+    </w:p>
+    <w:p>
+      <w:pPr>
+        <w:pStyle w:val="SourceCode"/>
+      </w:pPr>
+      <w:r>
+        <w:t xml:space="preserve">    // even if the time of day is corrected meanwhile. Remember,</w:t>
+      </w:r>
+    </w:p>
+    <w:p>
+      <w:pPr>
+        <w:pStyle w:val="SourceCode"/>
+      </w:pPr>
+      <w:r>
+        <w:t xml:space="preserve">    // duration_cast turns a duration into whole milliseconds (Lesson 2.12).</w:t>
+      </w:r>
+    </w:p>
+    <w:p>
+      <w:pPr>
+        <w:pStyle w:val="SourceCode"/>
+      </w:pPr>
+      <w:r>
+        <w:t xml:space="preserve">    std::chrono::steady_clock::time_point start =</w:t>
+      </w:r>
+    </w:p>
+    <w:p>
+      <w:pPr>
+        <w:pStyle w:val="SourceCode"/>
+      </w:pPr>
+      <w:r>
+        <w:t xml:space="preserve">        std::chrono::steady_clock::now();</w:t>
+      </w:r>
+    </w:p>
+    <w:p>
+      <w:pPr>
+        <w:pStyle w:val="SourceCode"/>
+      </w:pPr>
+    </w:p>
+    <w:p>
+      <w:pPr>
+        <w:pStyle w:val="SourceCode"/>
+      </w:pPr>
+      <w:r>
+        <w:t xml:space="preserve">    // IcmpSendEcho sends one echo request ((WORD) passes size as Windows'</w:t>
+      </w:r>
+    </w:p>
+    <w:p>
+      <w:pPr>
+        <w:pStyle w:val="SourceCode"/>
+      </w:pPr>
+      <w:r>
+        <w:t xml:space="preserve">    // 16-bit whole number) and waits up to ICMP_TIMEOUT_MS. It returns how</w:t>
+      </w:r>
+    </w:p>
+    <w:p>
+      <w:pPr>
+        <w:pStyle w:val="SourceCode"/>
+      </w:pPr>
+      <w:r>
+        <w:t xml:space="preserve">    // many replies it stored, or 0 when none arrived; then GetLastError,</w:t>
+      </w:r>
+    </w:p>
+    <w:p>
+      <w:pPr>
+        <w:pStyle w:val="SourceCode"/>
+      </w:pPr>
+      <w:r>
+        <w:t xml:space="preserve">    // Windows' code for why the last call failed, says why (11010 for a</w:t>
+      </w:r>
+    </w:p>
+    <w:p>
+      <w:pPr>
+        <w:pStyle w:val="SourceCode"/>
+      </w:pPr>
+      <w:r>
+        <w:t xml:space="preserve">    // timeout). It is read at once, before any other call can change it.</w:t>
+      </w:r>
+    </w:p>
+    <w:p>
+      <w:pPr>
+        <w:pStyle w:val="SourceCode"/>
+      </w:pPr>
+      <w:r>
+        <w:t xml:space="preserve">    DWORD replyCount = IcmpSendEcho(icmpHandle, destination.s_addr,</w:t>
+      </w:r>
+    </w:p>
+    <w:p>
+      <w:pPr>
+        <w:pStyle w:val="SourceCode"/>
+      </w:pPr>
+      <w:r>
+        <w:t xml:space="preserve">                                    requestData, (WORD)size, &amp;options,</w:t>
+      </w:r>
+    </w:p>
+    <w:p>
+      <w:pPr>
+        <w:pStyle w:val="SourceCode"/>
+      </w:pPr>
+      <w:r>
+        <w:t xml:space="preserve">                                    &amp;replyBuffer, sizeof replyBuffer,</w:t>
+      </w:r>
+    </w:p>
+    <w:p>
+      <w:pPr>
+        <w:pStyle w:val="SourceCode"/>
+      </w:pPr>
+      <w:r>
+        <w:t xml:space="preserve">                                    ICMP_TIMEOUT_MS);</w:t>
+      </w:r>
+    </w:p>
+    <w:p>
+      <w:pPr>
+        <w:pStyle w:val="SourceCode"/>
+      </w:pPr>
+      <w:r>
+        <w:t xml:space="preserve">    DWORD lastError = GetLastError();</w:t>
+      </w:r>
+    </w:p>
+    <w:p>
+      <w:pPr>
+        <w:pStyle w:val="SourceCode"/>
+      </w:pPr>
+      <w:r>
+        <w:t xml:space="preserve">    std::chrono::steady_clock::time_point end =</w:t>
+      </w:r>
+    </w:p>
+    <w:p>
+      <w:pPr>
+        <w:pStyle w:val="SourceCode"/>
+      </w:pPr>
+      <w:r>
+        <w:t xml:space="preserve">        std::chrono::steady_clock::now();</w:t>
+      </w:r>
+    </w:p>
+    <w:p>
+      <w:pPr>
+        <w:pStyle w:val="SourceCode"/>
+      </w:pPr>
+      <w:r>
+        <w:t xml:space="preserve">    echoResult.elapsedMs =</w:t>
+      </w:r>
+    </w:p>
+    <w:p>
+      <w:pPr>
+        <w:pStyle w:val="SourceCode"/>
+      </w:pPr>
+      <w:r>
+        <w:t xml:space="preserve">        std::chrono::duration_cast&lt;std::chrono::milliseconds&gt;(end - start)</w:t>
+      </w:r>
+    </w:p>
+    <w:p>
+      <w:pPr>
+        <w:pStyle w:val="SourceCode"/>
+      </w:pPr>
+      <w:r>
+        <w:t xml:space="preserve">            .count();</w:t>
+      </w:r>
+    </w:p>
+    <w:p>
+      <w:pPr>
+        <w:pStyle w:val="SourceCode"/>
+      </w:pPr>
+      <w:r>
+        <w:t xml:space="preserve">    // Every handle that was opened is closed.</w:t>
+      </w:r>
+    </w:p>
+    <w:p>
+      <w:pPr>
+        <w:pStyle w:val="SourceCode"/>
+      </w:pPr>
+      <w:r>
+        <w:t xml:space="preserve">    IcmpCloseHandle(icmpHandle);</w:t>
+      </w:r>
+    </w:p>
+    <w:p>
+      <w:pPr>
+        <w:pStyle w:val="SourceCode"/>
+      </w:pPr>
+    </w:p>
+    <w:p>
+      <w:pPr>
+        <w:pStyle w:val="SourceCode"/>
+      </w:pPr>
+      <w:r>
+        <w:t xml:space="preserve">    if (replyCount == 0) {</w:t>
+      </w:r>
+    </w:p>
+    <w:p>
+      <w:pPr>
+        <w:pStyle w:val="SourceCode"/>
+      </w:pPr>
+      <w:r>
+        <w:t xml:space="preserve">        echoResult.status = statusWord(lastError);</w:t>
+      </w:r>
+    </w:p>
+    <w:p>
+      <w:pPr>
+        <w:pStyle w:val="SourceCode"/>
+      </w:pPr>
+      <w:r>
+        <w:t xml:space="preserve">        return echoResult;</w:t>
+      </w:r>
+    </w:p>
+    <w:p>
+      <w:pPr>
+        <w:pStyle w:val="SourceCode"/>
+      </w:pPr>
+      <w:r>
+        <w:t xml:space="preserve">    }</w:t>
+      </w:r>
+    </w:p>
+    <w:p>
+      <w:pPr>
+        <w:pStyle w:val="SourceCode"/>
+      </w:pPr>
+      <w:r>
+        <w:t xml:space="preserve">    // A reply arrived. Its own Status can still be a failure, such as</w:t>
+      </w:r>
+    </w:p>
+    <w:p>
+      <w:pPr>
+        <w:pStyle w:val="SourceCode"/>
+      </w:pPr>
+      <w:r>
+        <w:t xml:space="preserve">    // ttl expired or unreachable from a router on the way, so the program</w:t>
+      </w:r>
+    </w:p>
+    <w:p>
+      <w:pPr>
+        <w:pStyle w:val="SourceCode"/>
+      </w:pPr>
+      <w:r>
+        <w:t xml:space="preserve">    // reads it instead of counting the reply as success. Address holds</w:t>
+      </w:r>
+    </w:p>
+    <w:p>
+      <w:pPr>
+        <w:pStyle w:val="SourceCode"/>
+      </w:pPr>
+      <w:r>
+        <w:t xml:space="preserve">    // the replying address's 4 bytes; inet_ntop writes them as text.</w:t>
+      </w:r>
+    </w:p>
+    <w:p>
+      <w:pPr>
+        <w:pStyle w:val="SourceCode"/>
+      </w:pPr>
+      <w:r>
+        <w:t xml:space="preserve">    echoResult.status = statusWord(replyBuffer.reply.Status);</w:t>
+      </w:r>
+    </w:p>
+    <w:p>
+      <w:pPr>
+        <w:pStyle w:val="SourceCode"/>
+      </w:pPr>
+      <w:r>
+        <w:t xml:space="preserve">    in_addr replyAddress{};</w:t>
+      </w:r>
+    </w:p>
+    <w:p>
+      <w:pPr>
+        <w:pStyle w:val="SourceCode"/>
+      </w:pPr>
+      <w:r>
+        <w:t xml:space="preserve">    replyAddress.s_addr = replyBuffer.reply.Address;</w:t>
+      </w:r>
+    </w:p>
+    <w:p>
+      <w:pPr>
+        <w:pStyle w:val="SourceCode"/>
+      </w:pPr>
+      <w:r>
+        <w:t xml:space="preserve">    char replyText[INET_ADDRSTRLEN] = "";</w:t>
+      </w:r>
+    </w:p>
+    <w:p>
+      <w:pPr>
+        <w:pStyle w:val="SourceCode"/>
+      </w:pPr>
+      <w:r>
+        <w:t xml:space="preserve">    inet_ntop(AF_INET, &amp;replyAddress, replyText, sizeof replyText);</w:t>
+      </w:r>
+    </w:p>
+    <w:p>
+      <w:pPr>
+        <w:pStyle w:val="SourceCode"/>
+        <w:keepNext/>
+      </w:pPr>
+      <w:r>
+        <w:t xml:space="preserve">    echoResult.repliedBy = replyText;</w:t>
+      </w:r>
+    </w:p>
+    <w:p>
+      <w:pPr>
+        <w:pStyle w:val="SourceCode"/>
+        <w:keepNext/>
+      </w:pPr>
+      <w:r>
+        <w:t xml:space="preserve">    return echoResult;</w:t>
+      </w:r>
+    </w:p>
+    <w:p>
+      <w:pPr>
+        <w:pStyle w:val="SourceCode"/>
+      </w:pPr>
+      <w:r>
+        <w:t>}</w:t>
+      </w:r>
+    </w:p>
+    <w:p>
+      <w:pPr>
+        <w:keepNext/>
+      </w:pPr>
+    </w:p>
+    <w:p>
+      <w:pPr>
+        <w:pStyle w:val="Heading3"/>
+      </w:pPr>
+      <w:r>
+        <w:t>cpp/basic_testing_connectivity.cpp</w:t>
+      </w:r>
+    </w:p>
+    <w:p>
+      <w:pPr>
+        <w:pStyle w:val="SourceCode"/>
+        <w:keepNext/>
+      </w:pPr>
+      <w:r>
+        <w:t>// Remember, #include adds declarations: iostream for std::cout, string,</w:t>
+      </w:r>
+    </w:p>
+    <w:p>
+      <w:pPr>
+        <w:pStyle w:val="SourceCode"/>
+        <w:keepNext/>
+      </w:pPr>
+      <w:r>
+        <w:t>// and the icmp_echo module for sendEcho.</w:t>
+      </w:r>
+    </w:p>
+    <w:p>
+      <w:pPr>
+        <w:pStyle w:val="SourceCode"/>
+      </w:pPr>
+      <w:r>
+        <w:t>#include &lt;iostream&gt;</w:t>
+      </w:r>
+    </w:p>
+    <w:p>
+      <w:pPr>
+        <w:pStyle w:val="SourceCode"/>
+      </w:pPr>
+      <w:r>
+        <w:t>#include &lt;string&gt;</w:t>
+      </w:r>
+    </w:p>
+    <w:p>
+      <w:pPr>
+        <w:pStyle w:val="SourceCode"/>
+      </w:pPr>
+    </w:p>
+    <w:p>
+      <w:pPr>
+        <w:pStyle w:val="SourceCode"/>
+      </w:pPr>
+      <w:r>
+        <w:t>// Remember, quotes find a header in the program's own folder.</w:t>
+      </w:r>
+    </w:p>
+    <w:p>
+      <w:pPr>
+        <w:pStyle w:val="SourceCode"/>
+      </w:pPr>
+      <w:r>
+        <w:t>#include "icmp_echo.h"</w:t>
+      </w:r>
+    </w:p>
+    <w:p>
+      <w:pPr>
+        <w:pStyle w:val="SourceCode"/>
+      </w:pPr>
+    </w:p>
+    <w:p>
+      <w:pPr>
+        <w:pStyle w:val="SourceCode"/>
+      </w:pPr>
+      <w:r>
+        <w:t>// Sends one echo to addressText and prints what happened: success or</w:t>
+      </w:r>
+    </w:p>
+    <w:p>
+      <w:pPr>
+        <w:pStyle w:val="SourceCode"/>
+      </w:pPr>
+      <w:r>
+        <w:t>// failure, the status word, and the elapsed time.</w:t>
+      </w:r>
+    </w:p>
+    <w:p>
+      <w:pPr>
+        <w:pStyle w:val="SourceCode"/>
+      </w:pPr>
+      <w:r>
+        <w:t>static void printEcho(const std::string &amp;addressText) {</w:t>
+      </w:r>
+    </w:p>
+    <w:p>
+      <w:pPr>
+        <w:pStyle w:val="SourceCode"/>
+      </w:pPr>
+      <w:r>
+        <w:t xml:space="preserve">    std::cout &lt;&lt; "Echo to " &lt;&lt; addressText &lt;&lt; '\n';</w:t>
+      </w:r>
+    </w:p>
+    <w:p>
+      <w:pPr>
+        <w:pStyle w:val="SourceCode"/>
+      </w:pPr>
+      <w:r>
+        <w:t xml:space="preserve">    // DEFAULT_TTL and DEFAULT_SIZE are what ping.exe sends; false lets the</w:t>
+      </w:r>
+    </w:p>
+    <w:p>
+      <w:pPr>
+        <w:pStyle w:val="SourceCode"/>
+      </w:pPr>
+      <w:r>
+        <w:t xml:space="preserve">    // packet be split on the way.</w:t>
+      </w:r>
+    </w:p>
+    <w:p>
+      <w:pPr>
+        <w:pStyle w:val="SourceCode"/>
+      </w:pPr>
+      <w:r>
+        <w:t xml:space="preserve">    EchoResult echoResult =</w:t>
+      </w:r>
+    </w:p>
+    <w:p>
+      <w:pPr>
+        <w:pStyle w:val="SourceCode"/>
+      </w:pPr>
+      <w:r>
+        <w:t xml:space="preserve">        sendEcho(addressText, DEFAULT_TTL, DEFAULT_SIZE, false);</w:t>
+      </w:r>
+    </w:p>
+    <w:p>
+      <w:pPr>
+        <w:pStyle w:val="SourceCode"/>
+      </w:pPr>
+      <w:r>
+        <w:t xml:space="preserve">    // Only the status success counts as success.</w:t>
+      </w:r>
+    </w:p>
+    <w:p>
+      <w:pPr>
+        <w:pStyle w:val="SourceCode"/>
+      </w:pPr>
+      <w:r>
+        <w:t xml:space="preserve">    if (echoResult.status == "success") {</w:t>
+      </w:r>
+    </w:p>
+    <w:p>
+      <w:pPr>
+        <w:pStyle w:val="SourceCode"/>
+      </w:pPr>
+      <w:r>
+        <w:t xml:space="preserve">        std::cout &lt;&lt; "  Result: success\n";</w:t>
+      </w:r>
+    </w:p>
+    <w:p>
+      <w:pPr>
+        <w:pStyle w:val="SourceCode"/>
+      </w:pPr>
+      <w:r>
+        <w:t xml:space="preserve">    } else {</w:t>
+      </w:r>
+    </w:p>
+    <w:p>
+      <w:pPr>
+        <w:pStyle w:val="SourceCode"/>
+      </w:pPr>
+      <w:r>
+        <w:t xml:space="preserve">        std::cout &lt;&lt; "  Result: failure\n";</w:t>
+      </w:r>
+    </w:p>
+    <w:p>
+      <w:pPr>
+        <w:pStyle w:val="SourceCode"/>
+      </w:pPr>
+      <w:r>
+        <w:t xml:space="preserve">    }</w:t>
+      </w:r>
+    </w:p>
+    <w:p>
+      <w:pPr>
+        <w:pStyle w:val="SourceCode"/>
+      </w:pPr>
+      <w:r>
+        <w:t xml:space="preserve">    std::cout &lt;&lt; "  Status: " &lt;&lt; echoResult.status &lt;&lt; '\n';</w:t>
+      </w:r>
+    </w:p>
+    <w:p>
+      <w:pPr>
+        <w:pStyle w:val="SourceCode"/>
+      </w:pPr>
+      <w:r>
+        <w:t xml:space="preserve">    std::cout &lt;&lt; "  Elapsed: " &lt;&lt; echoResult.elapsedMs &lt;&lt; " ms\n";</w:t>
+      </w:r>
+    </w:p>
+    <w:p>
+      <w:pPr>
+        <w:pStyle w:val="SourceCode"/>
+      </w:pPr>
+      <w:r>
+        <w:t>}</w:t>
+      </w:r>
+    </w:p>
+    <w:p>
+      <w:pPr>
+        <w:pStyle w:val="SourceCode"/>
+      </w:pPr>
+    </w:p>
+    <w:p>
+      <w:pPr>
+        <w:pStyle w:val="SourceCode"/>
+      </w:pPr>
+      <w:r>
+        <w:t>// Remember, main starts the program; 0 = success, 1 = failure.</w:t>
+      </w:r>
+    </w:p>
+    <w:p>
+      <w:pPr>
+        <w:pStyle w:val="SourceCode"/>
+      </w:pPr>
+      <w:r>
+        <w:t>int main() {</w:t>
+      </w:r>
+    </w:p>
+    <w:p>
+      <w:pPr>
+        <w:pStyle w:val="SourceCode"/>
+      </w:pPr>
+      <w:r>
+        <w:t xml:space="preserve">    // 127.0.0.1 is this computer's own network stack (loopback, Lesson</w:t>
+      </w:r>
+    </w:p>
+    <w:p>
+      <w:pPr>
+        <w:pStyle w:val="SourceCode"/>
+      </w:pPr>
+      <w:r>
+        <w:t xml:space="preserve">    // 7.1); 192.0.2.1 is a documentation address that nothing answers.</w:t>
+      </w:r>
+    </w:p>
+    <w:p>
+      <w:pPr>
+        <w:pStyle w:val="SourceCode"/>
+      </w:pPr>
+      <w:r>
+        <w:t xml:space="preserve">    const std::string addresses[] = {"127.0.0.1", "192.0.2.1"};</w:t>
+      </w:r>
+    </w:p>
+    <w:p>
+      <w:pPr>
+        <w:pStyle w:val="SourceCode"/>
+      </w:pPr>
+    </w:p>
+    <w:p>
+      <w:pPr>
+        <w:pStyle w:val="SourceCode"/>
+      </w:pPr>
+      <w:r>
         <w:t xml:space="preserve">    // One echo for each address, in order.</w:t>
       </w:r>
     </w:p>
@@ -4118,15 +6830,15 @@
         <w:pStyle w:val="SourceCode"/>
       </w:pPr>
       <w:r>
-        <w:t xml:space="preserve">    for (int index = 0; index &lt; address_count; index++) {</w:t>
-      </w:r>
-    </w:p>
-    <w:p>
-      <w:pPr>
-        <w:pStyle w:val="SourceCode"/>
-      </w:pPr>
-      <w:r>
-        <w:t xml:space="preserve">        print_echo(addresses[index]);</w:t>
+        <w:t xml:space="preserve">    for (const std::string &amp;addressText : addresses) {</w:t>
+      </w:r>
+    </w:p>
+    <w:p>
+      <w:pPr>
+        <w:pStyle w:val="SourceCode"/>
+      </w:pPr>
+      <w:r>
+        <w:t xml:space="preserve">        printEcho(addressText);</w:t>
       </w:r>
     </w:p>
     <w:p>
@@ -4187,7 +6899,7 @@
         <w:keepNext/>
       </w:pPr>
       <w:r>
-        <w:t>gcc -std=c17 -Wall -Wextra -Wpedantic -Werror .\c\basic_testing_connectivity.c `</w:t>
+        <w:t>g++ -std=c++20 -Wall -Wextra -Wpedantic -Werror `</w:t>
       </w:r>
     </w:p>
     <w:p>
@@ -4196,15 +6908,24 @@
         <w:keepNext/>
       </w:pPr>
       <w:r>
-        <w:t xml:space="preserve">    .\c\icmp_echo.c -liphlpapi -lws2_32 -o .\c\basic-testing-connectivity.exe</w:t>
+        <w:t xml:space="preserve">    .\cpp\basic_testing_connectivity.cpp .\cpp\icmp_echo.cpp -liphlpapi -lws2_32 `</w:t>
       </w:r>
     </w:p>
     <w:p>
       <w:pPr>
         <w:pStyle w:val="CommandBlock"/>
-      </w:pPr>
-      <w:r>
-        <w:t>.\c\basic-testing-connectivity.exe</w:t>
+        <w:keepNext/>
+      </w:pPr>
+      <w:r>
+        <w:t xml:space="preserve">    -o .\cpp\basic-testing-connectivity.exe</w:t>
+      </w:r>
+    </w:p>
+    <w:p>
+      <w:pPr>
+        <w:pStyle w:val="CommandBlock"/>
+      </w:pPr>
+      <w:r>
+        <w:t>.\cpp\basic-testing-connectivity.exe</w:t>
       </w:r>
     </w:p>
     <w:p>
@@ -4306,7 +7027,7 @@
     </w:p>
     <w:p>
       <w:r>
-        <w:t>The Production-Minded program uses all four modules. test_target checks the address form first with classify_address and refuses an IPv6 address, looks a valid host name up with lookup_addresses and takes the first IPv4 address, and print_echo adds the Replied by line.</w:t>
+        <w:t>The Production-Minded program uses all four modules. testTarget checks the address form first with classifyAddress and refuses an IPv6 address, looks a valid host name up with lookupAddresses and takes the first IPv4 address, and printEcho adds the Replied by line.</w:t>
       </w:r>
     </w:p>
     <w:p>
@@ -4319,57 +7040,57 @@
         <w:pStyle w:val="Heading3"/>
       </w:pPr>
       <w:r>
-        <w:t>c/testing_connectivity.c</w:t>
-      </w:r>
-    </w:p>
-    <w:p>
-      <w:pPr>
-        <w:pStyle w:val="SourceCode"/>
-        <w:keepNext/>
-      </w:pPr>
-      <w:r>
-        <w:t>// Remember, #include adds declarations: stdio.h for printf and fprintf,</w:t>
-      </w:r>
-    </w:p>
-    <w:p>
-      <w:pPr>
-        <w:pStyle w:val="SourceCode"/>
-        <w:keepNext/>
-      </w:pPr>
-      <w:r>
-        <w:t>// string.h for strcmp, and the four modules for classify_address (Lesson</w:t>
-      </w:r>
-    </w:p>
-    <w:p>
-      <w:pPr>
-        <w:pStyle w:val="SourceCode"/>
-      </w:pPr>
-      <w:r>
-        <w:t>// 7.1), is_valid_hostname (Lesson 7.2), lookup_addresses (Lesson 7.3), and</w:t>
-      </w:r>
-    </w:p>
-    <w:p>
-      <w:pPr>
-        <w:pStyle w:val="SourceCode"/>
-      </w:pPr>
-      <w:r>
-        <w:t>// send_echo.</w:t>
-      </w:r>
-    </w:p>
-    <w:p>
-      <w:pPr>
-        <w:pStyle w:val="SourceCode"/>
-      </w:pPr>
-      <w:r>
-        <w:t>#include &lt;stdio.h&gt;</w:t>
-      </w:r>
-    </w:p>
-    <w:p>
-      <w:pPr>
-        <w:pStyle w:val="SourceCode"/>
-      </w:pPr>
-      <w:r>
-        <w:t>#include &lt;string.h&gt;</w:t>
+        <w:t>cpp/testing_connectivity.cpp</w:t>
+      </w:r>
+    </w:p>
+    <w:p>
+      <w:pPr>
+        <w:pStyle w:val="SourceCode"/>
+        <w:keepNext/>
+      </w:pPr>
+      <w:r>
+        <w:t>// Remember, #include adds declarations: iostream for std::cout and</w:t>
+      </w:r>
+    </w:p>
+    <w:p>
+      <w:pPr>
+        <w:pStyle w:val="SourceCode"/>
+        <w:keepNext/>
+      </w:pPr>
+      <w:r>
+        <w:t>// std::cerr, string, and the four modules for classifyAddress (Lesson</w:t>
+      </w:r>
+    </w:p>
+    <w:p>
+      <w:pPr>
+        <w:pStyle w:val="SourceCode"/>
+      </w:pPr>
+      <w:r>
+        <w:t>// 7.1), isValidHostname (Lesson 7.2), lookupAddresses (Lesson 7.3), and</w:t>
+      </w:r>
+    </w:p>
+    <w:p>
+      <w:pPr>
+        <w:pStyle w:val="SourceCode"/>
+      </w:pPr>
+      <w:r>
+        <w:t>// sendEcho.</w:t>
+      </w:r>
+    </w:p>
+    <w:p>
+      <w:pPr>
+        <w:pStyle w:val="SourceCode"/>
+      </w:pPr>
+      <w:r>
+        <w:t>#include &lt;iostream&gt;</w:t>
+      </w:r>
+    </w:p>
+    <w:p>
+      <w:pPr>
+        <w:pStyle w:val="SourceCode"/>
+      </w:pPr>
+      <w:r>
+        <w:t>#include &lt;string&gt;</w:t>
       </w:r>
     </w:p>
     <w:p>
@@ -4443,28 +7164,28 @@
         <w:pStyle w:val="SourceCode"/>
       </w:pPr>
       <w:r>
-        <w:t>#define UNANSWERED_ADDRESS "192.0.2.1"</w:t>
-      </w:r>
-    </w:p>
-    <w:p>
-      <w:pPr>
-        <w:pStyle w:val="SourceCode"/>
-      </w:pPr>
-      <w:r>
-        <w:t>#define PUBLIC_HOST "one.one.one.one"</w:t>
-      </w:r>
-    </w:p>
-    <w:p>
-      <w:pPr>
-        <w:pStyle w:val="SourceCode"/>
-      </w:pPr>
-    </w:p>
-    <w:p>
-      <w:pPr>
-        <w:pStyle w:val="SourceCode"/>
-      </w:pPr>
-      <w:r>
-        <w:t>// Sends one echo to address_text, an IPv4 address, and prints what</w:t>
+        <w:t>const std::string UNANSWERED_ADDRESS = "192.0.2.1";</w:t>
+      </w:r>
+    </w:p>
+    <w:p>
+      <w:pPr>
+        <w:pStyle w:val="SourceCode"/>
+      </w:pPr>
+      <w:r>
+        <w:t>const std::string PUBLIC_HOST = "one.one.one.one";</w:t>
+      </w:r>
+    </w:p>
+    <w:p>
+      <w:pPr>
+        <w:pStyle w:val="SourceCode"/>
+      </w:pPr>
+    </w:p>
+    <w:p>
+      <w:pPr>
+        <w:pStyle w:val="SourceCode"/>
+      </w:pPr>
+      <w:r>
+        <w:t>// Sends one echo to addressText, an IPv4 address, and prints what</w:t>
       </w:r>
     </w:p>
     <w:p>
@@ -4480,39 +7201,39 @@
         <w:pStyle w:val="SourceCode"/>
       </w:pPr>
       <w:r>
-        <w:t>static void print_echo(const char *address_text) {</w:t>
-      </w:r>
-    </w:p>
-    <w:p>
-      <w:pPr>
-        <w:pStyle w:val="SourceCode"/>
-      </w:pPr>
-      <w:r>
-        <w:t xml:space="preserve">    struct EchoResult echo_result =</w:t>
-      </w:r>
-    </w:p>
-    <w:p>
-      <w:pPr>
-        <w:pStyle w:val="SourceCode"/>
-      </w:pPr>
-      <w:r>
-        <w:t xml:space="preserve">        send_echo(address_text, DEFAULT_TTL, DEFAULT_SIZE, 0);</w:t>
-      </w:r>
-    </w:p>
-    <w:p>
-      <w:pPr>
-        <w:pStyle w:val="SourceCode"/>
-      </w:pPr>
-      <w:r>
-        <w:t xml:space="preserve">    if (strcmp(echo_result.status, "success") == 0) {</w:t>
-      </w:r>
-    </w:p>
-    <w:p>
-      <w:pPr>
-        <w:pStyle w:val="SourceCode"/>
-      </w:pPr>
-      <w:r>
-        <w:t xml:space="preserve">        printf("  Result: success\n");</w:t>
+        <w:t>static void printEcho(const std::string &amp;addressText) {</w:t>
+      </w:r>
+    </w:p>
+    <w:p>
+      <w:pPr>
+        <w:pStyle w:val="SourceCode"/>
+      </w:pPr>
+      <w:r>
+        <w:t xml:space="preserve">    EchoResult echoResult =</w:t>
+      </w:r>
+    </w:p>
+    <w:p>
+      <w:pPr>
+        <w:pStyle w:val="SourceCode"/>
+      </w:pPr>
+      <w:r>
+        <w:t xml:space="preserve">        sendEcho(addressText, DEFAULT_TTL, DEFAULT_SIZE, false);</w:t>
+      </w:r>
+    </w:p>
+    <w:p>
+      <w:pPr>
+        <w:pStyle w:val="SourceCode"/>
+      </w:pPr>
+      <w:r>
+        <w:t xml:space="preserve">    if (echoResult.status == "success") {</w:t>
+      </w:r>
+    </w:p>
+    <w:p>
+      <w:pPr>
+        <w:pStyle w:val="SourceCode"/>
+      </w:pPr>
+      <w:r>
+        <w:t xml:space="preserve">        std::cout &lt;&lt; "  Result: success\n";</w:t>
       </w:r>
     </w:p>
     <w:p>
@@ -4528,7 +7249,7 @@
         <w:pStyle w:val="SourceCode"/>
       </w:pPr>
       <w:r>
-        <w:t xml:space="preserve">        printf("  Result: failure\n");</w:t>
+        <w:t xml:space="preserve">        std::cout &lt;&lt; "  Result: failure\n";</w:t>
       </w:r>
     </w:p>
     <w:p>
@@ -4544,7 +7265,7 @@
         <w:pStyle w:val="SourceCode"/>
       </w:pPr>
       <w:r>
-        <w:t xml:space="preserve">    printf("  Status: %s\n", echo_result.status);</w:t>
+        <w:t xml:space="preserve">    std::cout &lt;&lt; "  Status: " &lt;&lt; echoResult.status &lt;&lt; '\n';</w:t>
       </w:r>
     </w:p>
     <w:p>
@@ -4568,15 +7289,15 @@
         <w:pStyle w:val="SourceCode"/>
       </w:pPr>
       <w:r>
-        <w:t xml:space="preserve">    printf("  Replied by: %s\n", echo_result.replied_by);</w:t>
-      </w:r>
-    </w:p>
-    <w:p>
-      <w:pPr>
-        <w:pStyle w:val="SourceCode"/>
-      </w:pPr>
-      <w:r>
-        <w:t xml:space="preserve">    printf("  Elapsed: %lld ms\n", echo_result.elapsed_ms);</w:t>
+        <w:t xml:space="preserve">    std::cout &lt;&lt; "  Replied by: " &lt;&lt; echoResult.repliedBy &lt;&lt; '\n';</w:t>
+      </w:r>
+    </w:p>
+    <w:p>
+      <w:pPr>
+        <w:pStyle w:val="SourceCode"/>
+      </w:pPr>
+      <w:r>
+        <w:t xml:space="preserve">    std::cout &lt;&lt; "  Elapsed: " &lt;&lt; echoResult.elapsedMs &lt;&lt; " ms\n";</w:t>
       </w:r>
     </w:p>
     <w:p>
@@ -4613,7 +7334,7 @@
         <w:pStyle w:val="SourceCode"/>
       </w:pPr>
       <w:r>
-        <w:t>static void test_target(const char *target_text) {</w:t>
+        <w:t>static void testTarget(const std::string &amp;targetText) {</w:t>
       </w:r>
     </w:p>
     <w:p>
@@ -4629,71 +7350,71 @@
         <w:pStyle w:val="SourceCode"/>
       </w:pPr>
       <w:r>
-        <w:t xml:space="preserve">    struct AddressDetails details = classify_address(target_text);</w:t>
-      </w:r>
-    </w:p>
-    <w:p>
-      <w:pPr>
-        <w:pStyle w:val="SourceCode"/>
-      </w:pPr>
-      <w:r>
-        <w:t xml:space="preserve">    if (strcmp(details.address_class, "Error") != 0) {</w:t>
-      </w:r>
-    </w:p>
-    <w:p>
-      <w:pPr>
-        <w:pStyle w:val="SourceCode"/>
-      </w:pPr>
-      <w:r>
-        <w:t xml:space="preserve">        printf("Echo to %s (%s)\n", target_text, details.address_class);</w:t>
-      </w:r>
-    </w:p>
-    <w:p>
-      <w:pPr>
-        <w:pStyle w:val="SourceCode"/>
-      </w:pPr>
-      <w:r>
-        <w:t xml:space="preserve">        // IcmpSendEcho sends IPv4 echoes only.</w:t>
-      </w:r>
-    </w:p>
-    <w:p>
-      <w:pPr>
-        <w:pStyle w:val="SourceCode"/>
-      </w:pPr>
-      <w:r>
-        <w:t xml:space="preserve">        if (strcmp(details.version, "IPv4") != 0) {</w:t>
-      </w:r>
-    </w:p>
-    <w:p>
-      <w:pPr>
-        <w:pStyle w:val="SourceCode"/>
-      </w:pPr>
-      <w:r>
-        <w:t xml:space="preserve">            fprintf(stderr,</w:t>
-      </w:r>
-    </w:p>
-    <w:p>
-      <w:pPr>
-        <w:pStyle w:val="SourceCode"/>
-      </w:pPr>
-      <w:r>
-        <w:t xml:space="preserve">                    "Error: %s is an IPv6 address; this program sends IPv4 "</w:t>
-      </w:r>
-    </w:p>
-    <w:p>
-      <w:pPr>
-        <w:pStyle w:val="SourceCode"/>
-      </w:pPr>
-      <w:r>
-        <w:t xml:space="preserve">                    "echoes only\n",</w:t>
-      </w:r>
-    </w:p>
-    <w:p>
-      <w:pPr>
-        <w:pStyle w:val="SourceCode"/>
-      </w:pPr>
-      <w:r>
-        <w:t xml:space="preserve">                    target_text);</w:t>
+        <w:t xml:space="preserve">    AddressDetails details = classifyAddress(targetText);</w:t>
+      </w:r>
+    </w:p>
+    <w:p>
+      <w:pPr>
+        <w:pStyle w:val="SourceCode"/>
+      </w:pPr>
+      <w:r>
+        <w:t xml:space="preserve">    if (details.addressClass != "Error") {</w:t>
+      </w:r>
+    </w:p>
+    <w:p>
+      <w:pPr>
+        <w:pStyle w:val="SourceCode"/>
+      </w:pPr>
+      <w:r>
+        <w:t xml:space="preserve">        std::cout &lt;&lt; "Echo to " &lt;&lt; targetText &lt;&lt; " (" &lt;&lt; details.addressClass</w:t>
+      </w:r>
+    </w:p>
+    <w:p>
+      <w:pPr>
+        <w:pStyle w:val="SourceCode"/>
+      </w:pPr>
+      <w:r>
+        <w:t xml:space="preserve">                  &lt;&lt; ")\n";</w:t>
+      </w:r>
+    </w:p>
+    <w:p>
+      <w:pPr>
+        <w:pStyle w:val="SourceCode"/>
+      </w:pPr>
+      <w:r>
+        <w:t xml:space="preserve">        // IcmpSendEcho sends IPv4 only. Remember, side-by-side literals join.</w:t>
+      </w:r>
+    </w:p>
+    <w:p>
+      <w:pPr>
+        <w:pStyle w:val="SourceCode"/>
+      </w:pPr>
+      <w:r>
+        <w:t xml:space="preserve">        if (details.version != "IPv4") {</w:t>
+      </w:r>
+    </w:p>
+    <w:p>
+      <w:pPr>
+        <w:pStyle w:val="SourceCode"/>
+      </w:pPr>
+      <w:r>
+        <w:t xml:space="preserve">            std::cerr &lt;&lt; "Error: " &lt;&lt; targetText</w:t>
+      </w:r>
+    </w:p>
+    <w:p>
+      <w:pPr>
+        <w:pStyle w:val="SourceCode"/>
+      </w:pPr>
+      <w:r>
+        <w:t xml:space="preserve">                      &lt;&lt; " is an IPv6 address; this program sends IPv4 "</w:t>
+      </w:r>
+    </w:p>
+    <w:p>
+      <w:pPr>
+        <w:pStyle w:val="SourceCode"/>
+      </w:pPr>
+      <w:r>
+        <w:t xml:space="preserve">                         "echoes only\n";</w:t>
       </w:r>
     </w:p>
     <w:p>
@@ -4717,7 +7438,7 @@
         <w:pStyle w:val="SourceCode"/>
       </w:pPr>
       <w:r>
-        <w:t xml:space="preserve">        print_echo(target_text);</w:t>
+        <w:t xml:space="preserve">        printEcho(targetText);</w:t>
       </w:r>
     </w:p>
     <w:p>
@@ -4741,31 +7462,31 @@
         <w:pStyle w:val="SourceCode"/>
       </w:pPr>
       <w:r>
-        <w:t xml:space="preserve">    printf("Echo to %s\n", target_text);</w:t>
-      </w:r>
-    </w:p>
-    <w:p>
-      <w:pPr>
-        <w:pStyle w:val="SourceCode"/>
-      </w:pPr>
-      <w:r>
-        <w:t xml:space="preserve">    if (!is_valid_hostname(target_text)) {</w:t>
-      </w:r>
-    </w:p>
-    <w:p>
-      <w:pPr>
-        <w:pStyle w:val="SourceCode"/>
-      </w:pPr>
-      <w:r>
-        <w:t xml:space="preserve">        fprintf(stderr, "Error: %s is not a host name or an IP address\n",</w:t>
-      </w:r>
-    </w:p>
-    <w:p>
-      <w:pPr>
-        <w:pStyle w:val="SourceCode"/>
-      </w:pPr>
-      <w:r>
-        <w:t xml:space="preserve">                target_text);</w:t>
+        <w:t xml:space="preserve">    std::cout &lt;&lt; "Echo to " &lt;&lt; targetText &lt;&lt; '\n';</w:t>
+      </w:r>
+    </w:p>
+    <w:p>
+      <w:pPr>
+        <w:pStyle w:val="SourceCode"/>
+      </w:pPr>
+      <w:r>
+        <w:t xml:space="preserve">    if (!isValidHostname(targetText)) {</w:t>
+      </w:r>
+    </w:p>
+    <w:p>
+      <w:pPr>
+        <w:pStyle w:val="SourceCode"/>
+      </w:pPr>
+      <w:r>
+        <w:t xml:space="preserve">        std::cerr &lt;&lt; "Error: " &lt;&lt; targetText</w:t>
+      </w:r>
+    </w:p>
+    <w:p>
+      <w:pPr>
+        <w:pStyle w:val="SourceCode"/>
+      </w:pPr>
+      <w:r>
+        <w:t xml:space="preserve">                  &lt;&lt; " is not a host name or an IP address\n";</w:t>
       </w:r>
     </w:p>
     <w:p>
@@ -4789,7 +7510,7 @@
         <w:pStyle w:val="SourceCode"/>
       </w:pPr>
       <w:r>
-        <w:t xml:space="preserve">    // Remember, lookup_addresses asks the system resolver and returns</w:t>
+        <w:t xml:space="preserve">    // Remember, lookupAddresses asks the system resolver and returns</w:t>
       </w:r>
     </w:p>
     <w:p>
@@ -4805,23 +7526,23 @@
         <w:pStyle w:val="SourceCode"/>
       </w:pPr>
       <w:r>
-        <w:t xml:space="preserve">    struct LookupResult lookup_result = lookup_addresses(target_text);</w:t>
-      </w:r>
-    </w:p>
-    <w:p>
-      <w:pPr>
-        <w:pStyle w:val="SourceCode"/>
-      </w:pPr>
-      <w:r>
-        <w:t xml:space="preserve">    if (!lookup_result.found || lookup_result.ipv4.count == 0) {</w:t>
-      </w:r>
-    </w:p>
-    <w:p>
-      <w:pPr>
-        <w:pStyle w:val="SourceCode"/>
-      </w:pPr>
-      <w:r>
-        <w:t xml:space="preserve">        fprintf(stderr, "Error: %s has no IPv4 address\n", target_text);</w:t>
+        <w:t xml:space="preserve">    LookupResult lookupResult = lookupAddresses(targetText);</w:t>
+      </w:r>
+    </w:p>
+    <w:p>
+      <w:pPr>
+        <w:pStyle w:val="SourceCode"/>
+      </w:pPr>
+      <w:r>
+        <w:t xml:space="preserve">    if (!lookupResult.found || lookupResult.ipv4Addresses.empty()) {</w:t>
+      </w:r>
+    </w:p>
+    <w:p>
+      <w:pPr>
+        <w:pStyle w:val="SourceCode"/>
+      </w:pPr>
+      <w:r>
+        <w:t xml:space="preserve">        std::cerr &lt;&lt; "Error: " &lt;&lt; targetText &lt;&lt; " has no IPv4 address\n";</w:t>
       </w:r>
     </w:p>
     <w:p>
@@ -4853,31 +7574,31 @@
         <w:pStyle w:val="SourceCode"/>
       </w:pPr>
       <w:r>
-        <w:t xml:space="preserve">    const char *address_text = lookup_result.ipv4.addresses[0];</w:t>
-      </w:r>
-    </w:p>
-    <w:p>
-      <w:pPr>
-        <w:pStyle w:val="SourceCode"/>
-      </w:pPr>
-      <w:r>
-        <w:t xml:space="preserve">    printf("  Looked up: %s (%s)\n", address_text,</w:t>
-      </w:r>
-    </w:p>
-    <w:p>
-      <w:pPr>
-        <w:pStyle w:val="SourceCode"/>
-      </w:pPr>
-      <w:r>
-        <w:t xml:space="preserve">           classify_address(address_text).address_class);</w:t>
-      </w:r>
-    </w:p>
-    <w:p>
-      <w:pPr>
-        <w:pStyle w:val="SourceCode"/>
-      </w:pPr>
-      <w:r>
-        <w:t xml:space="preserve">    print_echo(address_text);</w:t>
+        <w:t xml:space="preserve">    const std::string &amp;addressText = lookupResult.ipv4Addresses[0];</w:t>
+      </w:r>
+    </w:p>
+    <w:p>
+      <w:pPr>
+        <w:pStyle w:val="SourceCode"/>
+      </w:pPr>
+      <w:r>
+        <w:t xml:space="preserve">    std::cout &lt;&lt; "  Looked up: " &lt;&lt; addressText &lt;&lt; " ("</w:t>
+      </w:r>
+    </w:p>
+    <w:p>
+      <w:pPr>
+        <w:pStyle w:val="SourceCode"/>
+      </w:pPr>
+      <w:r>
+        <w:t xml:space="preserve">              &lt;&lt; classifyAddress(addressText).addressClass &lt;&lt; ")\n";</w:t>
+      </w:r>
+    </w:p>
+    <w:p>
+      <w:pPr>
+        <w:pStyle w:val="SourceCode"/>
+      </w:pPr>
+      <w:r>
+        <w:t xml:space="preserve">    printEcho(addressText);</w:t>
       </w:r>
     </w:p>
     <w:p>
@@ -4906,7 +7627,7 @@
         <w:pStyle w:val="SourceCode"/>
       </w:pPr>
       <w:r>
-        <w:t>int main(void) {</w:t>
+        <w:t>int main() {</w:t>
       </w:r>
     </w:p>
     <w:p>
@@ -4930,7 +7651,7 @@
         <w:pStyle w:val="SourceCode"/>
       </w:pPr>
       <w:r>
-        <w:t xml:space="preserve">    const char *target_texts[] = {</w:t>
+        <w:t xml:space="preserve">    const std::string targetTexts[] = {</w:t>
       </w:r>
     </w:p>
     <w:p>
@@ -4953,29 +7674,21 @@
       <w:pPr>
         <w:pStyle w:val="SourceCode"/>
       </w:pPr>
-      <w:r>
-        <w:t xml:space="preserve">    int target_count = sizeof target_texts / sizeof target_texts[0];</w:t>
-      </w:r>
-    </w:p>
-    <w:p>
-      <w:pPr>
-        <w:pStyle w:val="SourceCode"/>
-      </w:pPr>
-    </w:p>
-    <w:p>
-      <w:pPr>
-        <w:pStyle w:val="SourceCode"/>
-      </w:pPr>
-      <w:r>
-        <w:t xml:space="preserve">    for (int index = 0; index &lt; target_count; index++) {</w:t>
-      </w:r>
-    </w:p>
-    <w:p>
-      <w:pPr>
-        <w:pStyle w:val="SourceCode"/>
-      </w:pPr>
-      <w:r>
-        <w:t xml:space="preserve">        test_target(target_texts[index]);</w:t>
+    </w:p>
+    <w:p>
+      <w:pPr>
+        <w:pStyle w:val="SourceCode"/>
+      </w:pPr>
+      <w:r>
+        <w:t xml:space="preserve">    for (const std::string &amp;targetText : targetTexts) {</w:t>
+      </w:r>
+    </w:p>
+    <w:p>
+      <w:pPr>
+        <w:pStyle w:val="SourceCode"/>
+      </w:pPr>
+      <w:r>
+        <w:t xml:space="preserve">        testTarget(targetText);</w:t>
       </w:r>
     </w:p>
     <w:p>
@@ -5023,7 +7736,7 @@
         <w:keepNext/>
       </w:pPr>
       <w:r>
-        <w:t>gcc -std=c17 -Wall -Wextra -Wpedantic -Werror .\c\testing_connectivity.c `</w:t>
+        <w:t>g++ -std=c++20 -Wall -Wextra -Wpedantic -Werror .\cpp\testing_connectivity.cpp `</w:t>
       </w:r>
     </w:p>
     <w:p>
@@ -5032,7 +7745,7 @@
         <w:keepNext/>
       </w:pPr>
       <w:r>
-        <w:t xml:space="preserve">    .\c\icmp_echo.c .\c\address_table.c .\c\host_names.c .\c\address_lookup.c `</w:t>
+        <w:t xml:space="preserve">    .\cpp\icmp_echo.cpp .\cpp\address_table.cpp .\cpp\host_names.cpp `</w:t>
       </w:r>
     </w:p>
     <w:p>
@@ -5041,7 +7754,7 @@
         <w:keepNext/>
       </w:pPr>
       <w:r>
-        <w:t xml:space="preserve">    -liphlpapi -lws2_32 -o .\c\testing-connectivity.exe</w:t>
+        <w:t xml:space="preserve">    .\cpp\address_lookup.cpp -liphlpapi -lws2_32 `</w:t>
       </w:r>
     </w:p>
     <w:p>
@@ -5050,12 +7763,21 @@
         <w:keepNext/>
       </w:pPr>
       <w:r>
-        <w:t>.\c\testing-connectivity.exe</w:t>
+        <w:t xml:space="preserve">    -o .\cpp\testing-connectivity.exe</w:t>
       </w:r>
     </w:p>
     <w:p>
       <w:pPr>
         <w:pStyle w:val="CommandBlock"/>
+        <w:keepNext/>
+      </w:pPr>
+      <w:r>
+        <w:t>.\cpp\testing-connectivity.exe</w:t>
+      </w:r>
+    </w:p>
+    <w:p>
+      <w:pPr>
+        <w:pStyle w:val="CommandBlock"/>
       </w:pPr>
       <w:r>
         <w:t>$LASTEXITCODE</w:t>
@@ -5171,7 +7893,7 @@
         <w:pStyle w:val="ListBullet"/>
       </w:pPr>
       <w:r>
-        <w:t>struct ReplyBuffer puts the ICMP_ECHO_REPLY record first and the room for the echoed data after it, so the whole reply fits and the record sits where Windows writes it; sizeof reply_buffer tells IcmpSendEcho how much room there is. That fixed room is why send_echo refuses a size above ECHO_MAX_SIZE; every language refuses the same sizes, with other 87, Windows' code for a wrong value.</w:t>
+        <w:t>EchoResult gives repliedBy the starting value none and elapsedMs 0 in the record itself, so every new EchoResult starts as "no reply yet".</w:t>
       </w:r>
     </w:p>
     <w:p>
@@ -5179,7 +7901,7 @@
         <w:pStyle w:val="ListBullet"/>
       </w:pPr>
       <w:r>
-        <w:t>The reply record also holds RoundTripTime, Windows' own measurement in milliseconds; the program measures the time itself instead, so a timeout has an elapsed time too.</w:t>
+        <w:t>steady_clock is the clock to use for elapsed time; system_clock (Lesson 2.12) follows the time of day, which can be corrected while the program runs.</w:t>
       </w:r>
     </w:p>
     <w:p>
@@ -5197,7 +7919,7 @@
     </w:p>
     <w:p>
       <w:r>
-        <w:t>Both C programs send their echoes with send_echo from the same module; the Production-Minded program adds the address's class, the Replied by line, a name looked up first, and the refusal of an IPv6 address.</w:t>
+        <w:t>Both C++ programs send their echoes with sendEcho from the same module; the Production-Minded program adds the address's class, the Replied by line, a name looked up first, and the refusal of an IPv6 address.</w:t>
       </w:r>
     </w:p>
     <w:p>
@@ -5220,12 +7942,15 @@
         <w:pStyle w:val="Heading1"/>
       </w:pPr>
       <w:r>
-        <w:t>C++ Implementation</w:t>
-      </w:r>
-    </w:p>
-    <w:p>
-      <w:r>
-        <w:t>C++ has no ICMP library of its own, so it calls the same Windows ICMP service as C: IcmpCreateFile, IcmpSendEcho, and IcmpCloseHandle from iphlpapi.h and icmpapi.h, linked with -liphlpapi, with -lws2_32 for inet_pton and inet_ntop. The record holds std::string, and std::chrono measures the time. The build lines name the program and each module's .cpp file.</w:t>
+        <w:t>C# Implementation</w:t>
+      </w:r>
+    </w:p>
+    <w:p>
+      <w:r>
+        <w:t>C# sends echoes with Ping from System.Net.NetworkInformation, which uses the same Windows ICMP service, with PingOptions for the time to live and the don't-fragment flag. The TestingConnectivity project's AddressTable.cs, HostNames.cs, AddressLookup.cs, and IcmpEcho.cs need no import line, because every .cs file in a project's folder is compiled together (Lesson 2.10). The BasicTestingConnectivity project lives in its own folder, so its .csproj names IcmpEcho.cs with a Compile item; you type it in Project S</w:t>
+      </w:r>
+      <w:r>
+        <w:t>etup.</w:t>
       </w:r>
     </w:p>
     <w:p>
@@ -5248,10 +7973,7 @@
     </w:p>
     <w:p>
       <w:r>
-        <w:t xml:space="preserve">Start with the new module, then the most direct program. icmp_echo.h holds the constants and the EchoResult record and declares sendEcho; icmp_echo.cpp fills in the echo request and its options, sends it with IcmpSendEcho between two readings of std::chrono::steady_clock, and turns the status code into its word with statusWord. basic_testing_connectivity.cpp sends one echo to each of the two addresses and prints the result, the status, and the elapsed time. Every new step is commented in full, and the ones </w:t>
-      </w:r>
-      <w:r>
-        <w:t>from earlier lessons have short reminders.</w:t>
+        <w:t>Start with the new module, then the most direct program. IcmpEcho.cs holds the constants, the EchoResult record, and IcmpEcho.SendEcho, which sends one echo with Ping.Send between the start and the reading of a Stopwatch and turns the IPStatus into its word. BasicTestingConnectivity sends one echo to each of the two addresses and prints the result, the status, and the elapsed time. Every new step is commented in full, and the ones from earlier lessons have short reminders.</w:t>
       </w:r>
     </w:p>
     <w:p>
@@ -5264,576 +7986,219 @@
         <w:pStyle w:val="Heading3"/>
       </w:pPr>
       <w:r>
-        <w:t>cpp/icmp_echo.h</w:t>
-      </w:r>
-    </w:p>
-    <w:p>
-      <w:pPr>
-        <w:pStyle w:val="SourceCode"/>
-        <w:keepNext/>
-      </w:pPr>
-      <w:r>
-        <w:t>// The ICMP echo module: sendEcho sends one ICMP echo request through</w:t>
-      </w:r>
-    </w:p>
-    <w:p>
-      <w:pPr>
-        <w:pStyle w:val="SourceCode"/>
-        <w:keepNext/>
-      </w:pPr>
-      <w:r>
-        <w:t>// Windows' ICMP service and reports what came back. Lesson 7.9 and the</w:t>
-      </w:r>
-    </w:p>
-    <w:p>
-      <w:pPr>
-        <w:pStyle w:val="SourceCode"/>
-      </w:pPr>
-      <w:r>
-        <w:t>// chapter's project copy this module. Remember, a header holds the types</w:t>
-      </w:r>
-    </w:p>
-    <w:p>
-      <w:pPr>
-        <w:pStyle w:val="SourceCode"/>
-      </w:pPr>
-      <w:r>
-        <w:t>// and the declarations other files use, and the include guard skips a</w:t>
-      </w:r>
-    </w:p>
-    <w:p>
-      <w:pPr>
-        <w:pStyle w:val="SourceCode"/>
-      </w:pPr>
-      <w:r>
-        <w:t>// second include of it.</w:t>
-      </w:r>
-    </w:p>
-    <w:p>
-      <w:pPr>
-        <w:pStyle w:val="SourceCode"/>
-      </w:pPr>
-      <w:r>
-        <w:t>#ifndef ICMP_ECHO_H</w:t>
-      </w:r>
-    </w:p>
-    <w:p>
-      <w:pPr>
-        <w:pStyle w:val="SourceCode"/>
-      </w:pPr>
-      <w:r>
-        <w:t>#define ICMP_ECHO_H</w:t>
-      </w:r>
-    </w:p>
-    <w:p>
-      <w:pPr>
-        <w:pStyle w:val="SourceCode"/>
-      </w:pPr>
-    </w:p>
-    <w:p>
-      <w:pPr>
-        <w:pStyle w:val="SourceCode"/>
-      </w:pPr>
-      <w:r>
-        <w:t>// Remember, string declares std::string.</w:t>
-      </w:r>
-    </w:p>
-    <w:p>
-      <w:pPr>
-        <w:pStyle w:val="SourceCode"/>
-      </w:pPr>
-      <w:r>
-        <w:t>#include &lt;string&gt;</w:t>
-      </w:r>
-    </w:p>
-    <w:p>
-      <w:pPr>
-        <w:pStyle w:val="SourceCode"/>
-      </w:pPr>
-    </w:p>
-    <w:p>
-      <w:pPr>
-        <w:pStyle w:val="SourceCode"/>
-      </w:pPr>
-      <w:r>
-        <w:t>// How long sendEcho waits for a reply, in milliseconds.</w:t>
-      </w:r>
-    </w:p>
-    <w:p>
-      <w:pPr>
-        <w:pStyle w:val="SourceCode"/>
-      </w:pPr>
-      <w:r>
-        <w:t>const int ICMP_TIMEOUT_MS = 1000;</w:t>
-      </w:r>
-    </w:p>
-    <w:p>
-      <w:pPr>
-        <w:pStyle w:val="SourceCode"/>
-      </w:pPr>
-      <w:r>
-        <w:t>// What ping.exe sends by default: a time to live of 128, and 32 data bytes.</w:t>
-      </w:r>
-    </w:p>
-    <w:p>
-      <w:pPr>
-        <w:pStyle w:val="SourceCode"/>
-      </w:pPr>
-      <w:r>
-        <w:t>const int DEFAULT_TTL = 128;</w:t>
-      </w:r>
-    </w:p>
-    <w:p>
-      <w:pPr>
-        <w:pStyle w:val="SourceCode"/>
-      </w:pPr>
-      <w:r>
-        <w:t>const int DEFAULT_SIZE = 32;</w:t>
-      </w:r>
-    </w:p>
-    <w:p>
-      <w:pPr>
-        <w:pStyle w:val="SourceCode"/>
-      </w:pPr>
-      <w:r>
-        <w:t>// The most data bytes this module sends in one echo.</w:t>
-      </w:r>
-    </w:p>
-    <w:p>
-      <w:pPr>
-        <w:pStyle w:val="SourceCode"/>
-      </w:pPr>
-      <w:r>
-        <w:t>const int ECHO_MAX_SIZE = 2048;</w:t>
-      </w:r>
-    </w:p>
-    <w:p>
-      <w:pPr>
-        <w:pStyle w:val="SourceCode"/>
-      </w:pPr>
-    </w:p>
-    <w:p>
-      <w:pPr>
-        <w:pStyle w:val="SourceCode"/>
-      </w:pPr>
-      <w:r>
-        <w:t>// What sendEcho learns from one echo. Remember, a record keeps related</w:t>
-      </w:r>
-    </w:p>
-    <w:p>
-      <w:pPr>
-        <w:pStyle w:val="SourceCode"/>
-      </w:pPr>
-      <w:r>
-        <w:t>// values together. status is one word for what happened: success, timed</w:t>
-      </w:r>
-    </w:p>
-    <w:p>
-      <w:pPr>
-        <w:pStyle w:val="SourceCode"/>
-      </w:pPr>
-      <w:r>
-        <w:t>// out, ttl expired, packet too big, unreachable, or other with Windows'</w:t>
-      </w:r>
-    </w:p>
-    <w:p>
-      <w:pPr>
-        <w:pStyle w:val="SourceCode"/>
-      </w:pPr>
-      <w:r>
-        <w:t>// code. repliedBy is the address that sent the reply, or none when no</w:t>
-      </w:r>
-    </w:p>
-    <w:p>
-      <w:pPr>
-        <w:pStyle w:val="SourceCode"/>
-      </w:pPr>
-      <w:r>
-        <w:t>// reply arrived. elapsedMs is how long the echo took, measured by the</w:t>
-      </w:r>
-    </w:p>
-    <w:p>
-      <w:pPr>
-        <w:pStyle w:val="SourceCode"/>
-      </w:pPr>
-      <w:r>
-        <w:t>// program, in whole milliseconds.</w:t>
-      </w:r>
-    </w:p>
-    <w:p>
-      <w:pPr>
-        <w:pStyle w:val="SourceCode"/>
-      </w:pPr>
-      <w:r>
-        <w:t>struct EchoResult {</w:t>
-      </w:r>
-    </w:p>
-    <w:p>
-      <w:pPr>
-        <w:pStyle w:val="SourceCode"/>
-      </w:pPr>
-      <w:r>
-        <w:t xml:space="preserve">    std::string status;</w:t>
-      </w:r>
-    </w:p>
-    <w:p>
-      <w:pPr>
-        <w:pStyle w:val="SourceCode"/>
-      </w:pPr>
-      <w:r>
-        <w:t xml:space="preserve">    std::string repliedBy = "none";</w:t>
-      </w:r>
-    </w:p>
-    <w:p>
-      <w:pPr>
-        <w:pStyle w:val="SourceCode"/>
-      </w:pPr>
-      <w:r>
-        <w:t xml:space="preserve">    long long elapsedMs = 0;</w:t>
-      </w:r>
-    </w:p>
-    <w:p>
-      <w:pPr>
-        <w:pStyle w:val="SourceCode"/>
-      </w:pPr>
-      <w:r>
-        <w:t>};</w:t>
-      </w:r>
-    </w:p>
-    <w:p>
-      <w:pPr>
-        <w:pStyle w:val="SourceCode"/>
-      </w:pPr>
-    </w:p>
-    <w:p>
-      <w:pPr>
-        <w:pStyle w:val="SourceCode"/>
-      </w:pPr>
-      <w:r>
-        <w:t>// Sends one echo request to addressText, an IPv4 address (check it with</w:t>
-      </w:r>
-    </w:p>
-    <w:p>
-      <w:pPr>
-        <w:pStyle w:val="SourceCode"/>
-      </w:pPr>
-      <w:r>
-        <w:t>// classifyAddress first), with a time to live and a number of data bytes</w:t>
-      </w:r>
-    </w:p>
-    <w:p>
-      <w:pPr>
-        <w:pStyle w:val="SourceCode"/>
-      </w:pPr>
-      <w:r>
-        <w:t>// (0 to ECHO_MAX_SIZE). dontFragment true forbids splitting the packet on</w:t>
-      </w:r>
-    </w:p>
-    <w:p>
-      <w:pPr>
-        <w:pStyle w:val="SourceCode"/>
-      </w:pPr>
-      <w:r>
-        <w:t>// the way (Lesson 7.9). It waits at most ICMP_TIMEOUT_MS for the reply.</w:t>
-      </w:r>
-    </w:p>
-    <w:p>
-      <w:pPr>
-        <w:pStyle w:val="SourceCode"/>
-      </w:pPr>
-      <w:r>
-        <w:t>EchoResult sendEcho(const std::string &amp;addressText, int ttl, int size,</w:t>
-      </w:r>
-    </w:p>
-    <w:p>
-      <w:pPr>
-        <w:pStyle w:val="SourceCode"/>
-        <w:keepNext/>
-      </w:pPr>
-      <w:r>
-        <w:t xml:space="preserve">                    bool dontFragment);</w:t>
-      </w:r>
-    </w:p>
-    <w:p>
-      <w:pPr>
-        <w:pStyle w:val="SourceCode"/>
-        <w:keepNext/>
-      </w:pPr>
-    </w:p>
-    <w:p>
-      <w:pPr>
-        <w:pStyle w:val="SourceCode"/>
-        <w:keepNext/>
-      </w:pPr>
-      <w:r>
-        <w:t>// The end of the include guard.</w:t>
-      </w:r>
-    </w:p>
-    <w:p>
-      <w:pPr>
-        <w:pStyle w:val="SourceCode"/>
-      </w:pPr>
-      <w:r>
-        <w:t>#endif</w:t>
-      </w:r>
-    </w:p>
-    <w:p>
-      <w:pPr>
-        <w:keepNext/>
-      </w:pPr>
-    </w:p>
-    <w:p>
-      <w:pPr>
-        <w:pStyle w:val="Heading3"/>
-      </w:pPr>
-      <w:r>
-        <w:t>cpp/icmp_echo.cpp</w:t>
-      </w:r>
-    </w:p>
-    <w:p>
-      <w:pPr>
-        <w:pStyle w:val="SourceCode"/>
-        <w:keepNext/>
-      </w:pPr>
-      <w:r>
-        <w:t>// The ICMP echo module's function. Remember, #include adds declarations:</w:t>
-      </w:r>
-    </w:p>
-    <w:p>
-      <w:pPr>
-        <w:pStyle w:val="SourceCode"/>
-        <w:keepNext/>
-      </w:pPr>
-      <w:r>
-        <w:t>// chrono for the steady clock, string, and Windows' network headers:</w:t>
-      </w:r>
-    </w:p>
-    <w:p>
-      <w:pPr>
-        <w:pStyle w:val="SourceCode"/>
-      </w:pPr>
-      <w:r>
-        <w:t>// winsock2.h first, then ws2tcpip.h for inet_pton and inet_ntop, then</w:t>
-      </w:r>
-    </w:p>
-    <w:p>
-      <w:pPr>
-        <w:pStyle w:val="SourceCode"/>
-      </w:pPr>
-      <w:r>
-        <w:t>// iphlpapi.h and icmpapi.h for Windows' ICMP service.</w:t>
-      </w:r>
-    </w:p>
-    <w:p>
-      <w:pPr>
-        <w:pStyle w:val="SourceCode"/>
-      </w:pPr>
-      <w:r>
-        <w:t>#include &lt;chrono&gt;</w:t>
-      </w:r>
-    </w:p>
-    <w:p>
-      <w:pPr>
-        <w:pStyle w:val="SourceCode"/>
-      </w:pPr>
-      <w:r>
-        <w:t>#include &lt;string&gt;</w:t>
-      </w:r>
-    </w:p>
-    <w:p>
-      <w:pPr>
-        <w:pStyle w:val="SourceCode"/>
-      </w:pPr>
-    </w:p>
-    <w:p>
-      <w:pPr>
-        <w:pStyle w:val="SourceCode"/>
-      </w:pPr>
-      <w:r>
-        <w:t>#include &lt;winsock2.h&gt;</w:t>
-      </w:r>
-    </w:p>
-    <w:p>
-      <w:pPr>
-        <w:pStyle w:val="SourceCode"/>
-      </w:pPr>
-      <w:r>
-        <w:t>#include &lt;ws2tcpip.h&gt;</w:t>
-      </w:r>
-    </w:p>
-    <w:p>
-      <w:pPr>
-        <w:pStyle w:val="SourceCode"/>
-      </w:pPr>
-      <w:r>
-        <w:t>#include &lt;iphlpapi.h&gt;</w:t>
-      </w:r>
-    </w:p>
-    <w:p>
-      <w:pPr>
-        <w:pStyle w:val="SourceCode"/>
-      </w:pPr>
-      <w:r>
-        <w:t>#include &lt;icmpapi.h&gt;</w:t>
-      </w:r>
-    </w:p>
-    <w:p>
-      <w:pPr>
-        <w:pStyle w:val="SourceCode"/>
-      </w:pPr>
-    </w:p>
-    <w:p>
-      <w:pPr>
-        <w:pStyle w:val="SourceCode"/>
-      </w:pPr>
-      <w:r>
-        <w:t>// Remember, a module includes its own header.</w:t>
-      </w:r>
-    </w:p>
-    <w:p>
-      <w:pPr>
-        <w:pStyle w:val="SourceCode"/>
-      </w:pPr>
-      <w:r>
-        <w:t>#include "icmp_echo.h"</w:t>
-      </w:r>
-    </w:p>
-    <w:p>
-      <w:pPr>
-        <w:pStyle w:val="SourceCode"/>
-      </w:pPr>
-    </w:p>
-    <w:p>
-      <w:pPr>
-        <w:pStyle w:val="SourceCode"/>
-      </w:pPr>
-      <w:r>
-        <w:t>// Room for the reply: Windows writes one ICMP_ECHO_REPLY record, then the</w:t>
-      </w:r>
-    </w:p>
-    <w:p>
-      <w:pPr>
-        <w:pStyle w:val="SourceCode"/>
-      </w:pPr>
-      <w:r>
-        <w:t>// echoed data bytes, plus 8 more bytes it asks for (a router's error reply</w:t>
-      </w:r>
-    </w:p>
-    <w:p>
-      <w:pPr>
-        <w:pStyle w:val="SourceCode"/>
-      </w:pPr>
-      <w:r>
-        <w:t>// carries 8 bytes of the packet it dropped). Putting the record first in</w:t>
-      </w:r>
-    </w:p>
-    <w:p>
-      <w:pPr>
-        <w:pStyle w:val="SourceCode"/>
-      </w:pPr>
-      <w:r>
-        <w:t>// a record of our own keeps it where Windows expects it.</w:t>
-      </w:r>
-    </w:p>
-    <w:p>
-      <w:pPr>
-        <w:pStyle w:val="SourceCode"/>
-      </w:pPr>
-      <w:r>
-        <w:t>struct ReplyBuffer {</w:t>
-      </w:r>
-    </w:p>
-    <w:p>
-      <w:pPr>
-        <w:pStyle w:val="SourceCode"/>
-      </w:pPr>
-      <w:r>
-        <w:t xml:space="preserve">    ICMP_ECHO_REPLY reply;</w:t>
-      </w:r>
-    </w:p>
-    <w:p>
-      <w:pPr>
-        <w:pStyle w:val="SourceCode"/>
-      </w:pPr>
-      <w:r>
-        <w:t xml:space="preserve">    unsigned char room[ECHO_MAX_SIZE + 8];</w:t>
-      </w:r>
-    </w:p>
-    <w:p>
-      <w:pPr>
-        <w:pStyle w:val="SourceCode"/>
-      </w:pPr>
-      <w:r>
-        <w:t>};</w:t>
-      </w:r>
-    </w:p>
-    <w:p>
-      <w:pPr>
-        <w:pStyle w:val="SourceCode"/>
-      </w:pPr>
-    </w:p>
-    <w:p>
-      <w:pPr>
-        <w:pStyle w:val="SourceCode"/>
-      </w:pPr>
-      <w:r>
-        <w:t>// The module's word for one of Windows' ICMP status codes. Windows numbers</w:t>
-      </w:r>
-    </w:p>
-    <w:p>
-      <w:pPr>
-        <w:pStyle w:val="SourceCode"/>
-      </w:pPr>
-      <w:r>
-        <w:t>// them from 11000: 0 is success, 11010 a timeout, 11013 an expired time to</w:t>
-      </w:r>
-    </w:p>
-    <w:p>
-      <w:pPr>
-        <w:pStyle w:val="SourceCode"/>
-      </w:pPr>
-      <w:r>
-        <w:t>// live, 11009 a packet too big, and 11002 to 11005 an unreachable network,</w:t>
-      </w:r>
-    </w:p>
-    <w:p>
-      <w:pPr>
-        <w:pStyle w:val="SourceCode"/>
-      </w:pPr>
-      <w:r>
-        <w:t>// host, protocol, or port. Any other code is kept as other with its</w:t>
-      </w:r>
-    </w:p>
-    <w:p>
-      <w:pPr>
-        <w:pStyle w:val="SourceCode"/>
-      </w:pPr>
-      <w:r>
-        <w:t>// number. Remember, static keeps the helper private to this file.</w:t>
-      </w:r>
-    </w:p>
-    <w:p>
-      <w:pPr>
-        <w:pStyle w:val="SourceCode"/>
-      </w:pPr>
-      <w:r>
-        <w:t>static std::string statusWord(unsigned long statusCode) {</w:t>
-      </w:r>
-    </w:p>
-    <w:p>
-      <w:pPr>
-        <w:pStyle w:val="SourceCode"/>
-      </w:pPr>
-      <w:r>
-        <w:t xml:space="preserve">    if (statusCode == IP_SUCCESS) {</w:t>
-      </w:r>
-    </w:p>
-    <w:p>
-      <w:pPr>
-        <w:pStyle w:val="SourceCode"/>
-      </w:pPr>
-      <w:r>
-        <w:t xml:space="preserve">        return "success";</w:t>
+        <w:t>csharp/TestingConnectivity/IcmpEcho.cs</w:t>
+      </w:r>
+    </w:p>
+    <w:p>
+      <w:pPr>
+        <w:pStyle w:val="SourceCode"/>
+        <w:keepNext/>
+      </w:pPr>
+      <w:r>
+        <w:t>// The ICMP echo module: SendEcho sends one ICMP echo request through the</w:t>
+      </w:r>
+    </w:p>
+    <w:p>
+      <w:pPr>
+        <w:pStyle w:val="SourceCode"/>
+        <w:keepNext/>
+      </w:pPr>
+      <w:r>
+        <w:t>// operating system's ICMP service and reports what came back. Lesson 7.9</w:t>
+      </w:r>
+    </w:p>
+    <w:p>
+      <w:pPr>
+        <w:pStyle w:val="SourceCode"/>
+      </w:pPr>
+      <w:r>
+        <w:t>// and the chapter's project copy this file. Remember, every .cs file in</w:t>
+      </w:r>
+    </w:p>
+    <w:p>
+      <w:pPr>
+        <w:pStyle w:val="SourceCode"/>
+      </w:pPr>
+      <w:r>
+        <w:t>// the project is compiled together, and a static class holds only static</w:t>
+      </w:r>
+    </w:p>
+    <w:p>
+      <w:pPr>
+        <w:pStyle w:val="SourceCode"/>
+      </w:pPr>
+      <w:r>
+        <w:t>// members. System.Diagnostics gives Stopwatch, and</w:t>
+      </w:r>
+    </w:p>
+    <w:p>
+      <w:pPr>
+        <w:pStyle w:val="SourceCode"/>
+      </w:pPr>
+      <w:r>
+        <w:t>// System.Net.NetworkInformation gives Ping, PingOptions, and IPStatus.</w:t>
+      </w:r>
+    </w:p>
+    <w:p>
+      <w:pPr>
+        <w:pStyle w:val="SourceCode"/>
+      </w:pPr>
+      <w:r>
+        <w:t>using System.Diagnostics;</w:t>
+      </w:r>
+    </w:p>
+    <w:p>
+      <w:pPr>
+        <w:pStyle w:val="SourceCode"/>
+      </w:pPr>
+      <w:r>
+        <w:t>using System.Net;</w:t>
+      </w:r>
+    </w:p>
+    <w:p>
+      <w:pPr>
+        <w:pStyle w:val="SourceCode"/>
+      </w:pPr>
+      <w:r>
+        <w:t>using System.Net.NetworkInformation;</w:t>
+      </w:r>
+    </w:p>
+    <w:p>
+      <w:pPr>
+        <w:pStyle w:val="SourceCode"/>
+      </w:pPr>
+    </w:p>
+    <w:p>
+      <w:pPr>
+        <w:pStyle w:val="SourceCode"/>
+      </w:pPr>
+      <w:r>
+        <w:t>// What SendEcho learns from one echo. Remember, the constructor fills the</w:t>
+      </w:r>
+    </w:p>
+    <w:p>
+      <w:pPr>
+        <w:pStyle w:val="SourceCode"/>
+      </w:pPr>
+      <w:r>
+        <w:t>// new instance's fields. Status is one word for what happened: success,</w:t>
+      </w:r>
+    </w:p>
+    <w:p>
+      <w:pPr>
+        <w:pStyle w:val="SourceCode"/>
+      </w:pPr>
+      <w:r>
+        <w:t>// timed out, ttl expired, packet too big, unreachable, or other with</w:t>
+      </w:r>
+    </w:p>
+    <w:p>
+      <w:pPr>
+        <w:pStyle w:val="SourceCode"/>
+      </w:pPr>
+      <w:r>
+        <w:t>// Windows' code. RepliedBy is the address that sent the reply, or none</w:t>
+      </w:r>
+    </w:p>
+    <w:p>
+      <w:pPr>
+        <w:pStyle w:val="SourceCode"/>
+      </w:pPr>
+      <w:r>
+        <w:t>// when no reply arrived. ElapsedMs is how long the echo took, measured by</w:t>
+      </w:r>
+    </w:p>
+    <w:p>
+      <w:pPr>
+        <w:pStyle w:val="SourceCode"/>
+      </w:pPr>
+      <w:r>
+        <w:t>// the program, in whole milliseconds.</w:t>
+      </w:r>
+    </w:p>
+    <w:p>
+      <w:pPr>
+        <w:pStyle w:val="SourceCode"/>
+      </w:pPr>
+      <w:r>
+        <w:t>internal class EchoResult</w:t>
+      </w:r>
+    </w:p>
+    <w:p>
+      <w:pPr>
+        <w:pStyle w:val="SourceCode"/>
+      </w:pPr>
+      <w:r>
+        <w:t>{</w:t>
+      </w:r>
+    </w:p>
+    <w:p>
+      <w:pPr>
+        <w:pStyle w:val="SourceCode"/>
+      </w:pPr>
+      <w:r>
+        <w:t xml:space="preserve">    public string Status;</w:t>
+      </w:r>
+    </w:p>
+    <w:p>
+      <w:pPr>
+        <w:pStyle w:val="SourceCode"/>
+      </w:pPr>
+      <w:r>
+        <w:t xml:space="preserve">    public string RepliedBy;</w:t>
+      </w:r>
+    </w:p>
+    <w:p>
+      <w:pPr>
+        <w:pStyle w:val="SourceCode"/>
+      </w:pPr>
+      <w:r>
+        <w:t xml:space="preserve">    public long ElapsedMs;</w:t>
+      </w:r>
+    </w:p>
+    <w:p>
+      <w:pPr>
+        <w:pStyle w:val="SourceCode"/>
+      </w:pPr>
+    </w:p>
+    <w:p>
+      <w:pPr>
+        <w:pStyle w:val="SourceCode"/>
+      </w:pPr>
+      <w:r>
+        <w:t xml:space="preserve">    public EchoResult(string status, string repliedBy, long elapsedMs)</w:t>
+      </w:r>
+    </w:p>
+    <w:p>
+      <w:pPr>
+        <w:pStyle w:val="SourceCode"/>
+      </w:pPr>
+      <w:r>
+        <w:t xml:space="preserve">    {</w:t>
+      </w:r>
+    </w:p>
+    <w:p>
+      <w:pPr>
+        <w:pStyle w:val="SourceCode"/>
+      </w:pPr>
+      <w:r>
+        <w:t xml:space="preserve">        this.Status = status;</w:t>
+      </w:r>
+    </w:p>
+    <w:p>
+      <w:pPr>
+        <w:pStyle w:val="SourceCode"/>
+      </w:pPr>
+      <w:r>
+        <w:t xml:space="preserve">        this.RepliedBy = repliedBy;</w:t>
+      </w:r>
+    </w:p>
+    <w:p>
+      <w:pPr>
+        <w:pStyle w:val="SourceCode"/>
+      </w:pPr>
+      <w:r>
+        <w:t xml:space="preserve">        this.ElapsedMs = elapsedMs;</w:t>
       </w:r>
     </w:p>
     <w:p>
@@ -5849,15 +8214,345 @@
         <w:pStyle w:val="SourceCode"/>
       </w:pPr>
       <w:r>
-        <w:t xml:space="preserve">    if (statusCode == IP_REQ_TIMED_OUT) {</w:t>
-      </w:r>
-    </w:p>
-    <w:p>
-      <w:pPr>
-        <w:pStyle w:val="SourceCode"/>
-      </w:pPr>
-      <w:r>
-        <w:t xml:space="preserve">        return "timed out";</w:t>
+        <w:t>}</w:t>
+      </w:r>
+    </w:p>
+    <w:p>
+      <w:pPr>
+        <w:pStyle w:val="SourceCode"/>
+      </w:pPr>
+    </w:p>
+    <w:p>
+      <w:pPr>
+        <w:pStyle w:val="SourceCode"/>
+      </w:pPr>
+      <w:r>
+        <w:t>internal static class IcmpEcho</w:t>
+      </w:r>
+    </w:p>
+    <w:p>
+      <w:pPr>
+        <w:pStyle w:val="SourceCode"/>
+      </w:pPr>
+      <w:r>
+        <w:t>{</w:t>
+      </w:r>
+    </w:p>
+    <w:p>
+      <w:pPr>
+        <w:pStyle w:val="SourceCode"/>
+      </w:pPr>
+      <w:r>
+        <w:t xml:space="preserve">    // How long SendEcho waits for a reply, in milliseconds.</w:t>
+      </w:r>
+    </w:p>
+    <w:p>
+      <w:pPr>
+        <w:pStyle w:val="SourceCode"/>
+      </w:pPr>
+      <w:r>
+        <w:t xml:space="preserve">    public const int IcmpTimeoutMs = 1000;</w:t>
+      </w:r>
+    </w:p>
+    <w:p>
+      <w:pPr>
+        <w:pStyle w:val="SourceCode"/>
+      </w:pPr>
+      <w:r>
+        <w:t xml:space="preserve">    // What ping.exe sends by default: a time to live of 128, and 32 data</w:t>
+      </w:r>
+    </w:p>
+    <w:p>
+      <w:pPr>
+        <w:pStyle w:val="SourceCode"/>
+      </w:pPr>
+      <w:r>
+        <w:t xml:space="preserve">    // bytes.</w:t>
+      </w:r>
+    </w:p>
+    <w:p>
+      <w:pPr>
+        <w:pStyle w:val="SourceCode"/>
+      </w:pPr>
+      <w:r>
+        <w:t xml:space="preserve">    public const int DefaultTtl = 128;</w:t>
+      </w:r>
+    </w:p>
+    <w:p>
+      <w:pPr>
+        <w:pStyle w:val="SourceCode"/>
+      </w:pPr>
+      <w:r>
+        <w:t xml:space="preserve">    public const int DefaultSize = 32;</w:t>
+      </w:r>
+    </w:p>
+    <w:p>
+      <w:pPr>
+        <w:pStyle w:val="SourceCode"/>
+      </w:pPr>
+      <w:r>
+        <w:t xml:space="preserve">    // The most data bytes this module sends in one echo.</w:t>
+      </w:r>
+    </w:p>
+    <w:p>
+      <w:pPr>
+        <w:pStyle w:val="SourceCode"/>
+      </w:pPr>
+      <w:r>
+        <w:t xml:space="preserve">    public const int EchoMaxSize = 2048;</w:t>
+      </w:r>
+    </w:p>
+    <w:p>
+      <w:pPr>
+        <w:pStyle w:val="SourceCode"/>
+      </w:pPr>
+    </w:p>
+    <w:p>
+      <w:pPr>
+        <w:pStyle w:val="SourceCode"/>
+      </w:pPr>
+      <w:r>
+        <w:t xml:space="preserve">    // The module's word for an IPStatus. IPStatus names Windows' ICMP</w:t>
+      </w:r>
+    </w:p>
+    <w:p>
+      <w:pPr>
+        <w:pStyle w:val="SourceCode"/>
+      </w:pPr>
+      <w:r>
+        <w:t xml:space="preserve">    // status codes, and (int) gives the code itself: 0 is Success, 11010</w:t>
+      </w:r>
+    </w:p>
+    <w:p>
+      <w:pPr>
+        <w:pStyle w:val="SourceCode"/>
+      </w:pPr>
+      <w:r>
+        <w:t xml:space="preserve">    // TimedOut, 11013 TtlExpired, 11009 PacketTooBig, and the four</w:t>
+      </w:r>
+    </w:p>
+    <w:p>
+      <w:pPr>
+        <w:pStyle w:val="SourceCode"/>
+      </w:pPr>
+      <w:r>
+        <w:t xml:space="preserve">    // Destination...Unreachable values are 11002 to 11005. Any other code</w:t>
+      </w:r>
+    </w:p>
+    <w:p>
+      <w:pPr>
+        <w:pStyle w:val="SourceCode"/>
+      </w:pPr>
+      <w:r>
+        <w:t xml:space="preserve">    // is kept as other with its number.</w:t>
+      </w:r>
+    </w:p>
+    <w:p>
+      <w:pPr>
+        <w:pStyle w:val="SourceCode"/>
+      </w:pPr>
+      <w:r>
+        <w:t xml:space="preserve">    private static string StatusWord(IPStatus status)</w:t>
+      </w:r>
+    </w:p>
+    <w:p>
+      <w:pPr>
+        <w:pStyle w:val="SourceCode"/>
+      </w:pPr>
+      <w:r>
+        <w:t xml:space="preserve">    {</w:t>
+      </w:r>
+    </w:p>
+    <w:p>
+      <w:pPr>
+        <w:pStyle w:val="SourceCode"/>
+      </w:pPr>
+      <w:r>
+        <w:t xml:space="preserve">        if (status == IPStatus.Success)</w:t>
+      </w:r>
+    </w:p>
+    <w:p>
+      <w:pPr>
+        <w:pStyle w:val="SourceCode"/>
+      </w:pPr>
+      <w:r>
+        <w:t xml:space="preserve">        {</w:t>
+      </w:r>
+    </w:p>
+    <w:p>
+      <w:pPr>
+        <w:pStyle w:val="SourceCode"/>
+      </w:pPr>
+      <w:r>
+        <w:t xml:space="preserve">            return "success";</w:t>
+      </w:r>
+    </w:p>
+    <w:p>
+      <w:pPr>
+        <w:pStyle w:val="SourceCode"/>
+      </w:pPr>
+      <w:r>
+        <w:t xml:space="preserve">        }</w:t>
+      </w:r>
+    </w:p>
+    <w:p>
+      <w:pPr>
+        <w:pStyle w:val="SourceCode"/>
+      </w:pPr>
+      <w:r>
+        <w:t xml:space="preserve">        if (status == IPStatus.TimedOut)</w:t>
+      </w:r>
+    </w:p>
+    <w:p>
+      <w:pPr>
+        <w:pStyle w:val="SourceCode"/>
+      </w:pPr>
+      <w:r>
+        <w:t xml:space="preserve">        {</w:t>
+      </w:r>
+    </w:p>
+    <w:p>
+      <w:pPr>
+        <w:pStyle w:val="SourceCode"/>
+      </w:pPr>
+      <w:r>
+        <w:t xml:space="preserve">            return "timed out";</w:t>
+      </w:r>
+    </w:p>
+    <w:p>
+      <w:pPr>
+        <w:pStyle w:val="SourceCode"/>
+      </w:pPr>
+      <w:r>
+        <w:t xml:space="preserve">        }</w:t>
+      </w:r>
+    </w:p>
+    <w:p>
+      <w:pPr>
+        <w:pStyle w:val="SourceCode"/>
+      </w:pPr>
+      <w:r>
+        <w:t xml:space="preserve">        if (status == IPStatus.TtlExpired)</w:t>
+      </w:r>
+    </w:p>
+    <w:p>
+      <w:pPr>
+        <w:pStyle w:val="SourceCode"/>
+      </w:pPr>
+      <w:r>
+        <w:t xml:space="preserve">        {</w:t>
+      </w:r>
+    </w:p>
+    <w:p>
+      <w:pPr>
+        <w:pStyle w:val="SourceCode"/>
+      </w:pPr>
+      <w:r>
+        <w:t xml:space="preserve">            return "ttl expired";</w:t>
+      </w:r>
+    </w:p>
+    <w:p>
+      <w:pPr>
+        <w:pStyle w:val="SourceCode"/>
+      </w:pPr>
+      <w:r>
+        <w:t xml:space="preserve">        }</w:t>
+      </w:r>
+    </w:p>
+    <w:p>
+      <w:pPr>
+        <w:pStyle w:val="SourceCode"/>
+      </w:pPr>
+      <w:r>
+        <w:t xml:space="preserve">        if (status == IPStatus.PacketTooBig)</w:t>
+      </w:r>
+    </w:p>
+    <w:p>
+      <w:pPr>
+        <w:pStyle w:val="SourceCode"/>
+      </w:pPr>
+      <w:r>
+        <w:t xml:space="preserve">        {</w:t>
+      </w:r>
+    </w:p>
+    <w:p>
+      <w:pPr>
+        <w:pStyle w:val="SourceCode"/>
+      </w:pPr>
+      <w:r>
+        <w:t xml:space="preserve">            return "packet too big";</w:t>
+      </w:r>
+    </w:p>
+    <w:p>
+      <w:pPr>
+        <w:pStyle w:val="SourceCode"/>
+      </w:pPr>
+      <w:r>
+        <w:t xml:space="preserve">        }</w:t>
+      </w:r>
+    </w:p>
+    <w:p>
+      <w:pPr>
+        <w:pStyle w:val="SourceCode"/>
+      </w:pPr>
+      <w:r>
+        <w:t xml:space="preserve">        if (status == IPStatus.DestinationNetworkUnreachable</w:t>
+      </w:r>
+    </w:p>
+    <w:p>
+      <w:pPr>
+        <w:pStyle w:val="SourceCode"/>
+      </w:pPr>
+      <w:r>
+        <w:t xml:space="preserve">            || status == IPStatus.DestinationHostUnreachable</w:t>
+      </w:r>
+    </w:p>
+    <w:p>
+      <w:pPr>
+        <w:pStyle w:val="SourceCode"/>
+      </w:pPr>
+      <w:r>
+        <w:t xml:space="preserve">            || status == IPStatus.DestinationProtocolUnreachable</w:t>
+      </w:r>
+    </w:p>
+    <w:p>
+      <w:pPr>
+        <w:pStyle w:val="SourceCode"/>
+      </w:pPr>
+      <w:r>
+        <w:t xml:space="preserve">            || status == IPStatus.DestinationPortUnreachable)</w:t>
+      </w:r>
+    </w:p>
+    <w:p>
+      <w:pPr>
+        <w:pStyle w:val="SourceCode"/>
+      </w:pPr>
+      <w:r>
+        <w:t xml:space="preserve">        {</w:t>
+      </w:r>
+    </w:p>
+    <w:p>
+      <w:pPr>
+        <w:pStyle w:val="SourceCode"/>
+      </w:pPr>
+      <w:r>
+        <w:t xml:space="preserve">            return "unreachable";</w:t>
+      </w:r>
+    </w:p>
+    <w:p>
+      <w:pPr>
+        <w:pStyle w:val="SourceCode"/>
+      </w:pPr>
+      <w:r>
+        <w:t xml:space="preserve">        }</w:t>
+      </w:r>
+    </w:p>
+    <w:p>
+      <w:pPr>
+        <w:pStyle w:val="SourceCode"/>
+      </w:pPr>
+      <w:r>
+        <w:t xml:space="preserve">        return "other " + (int)status;</w:t>
       </w:r>
     </w:p>
     <w:p>
@@ -5872,1554 +8567,109 @@
       <w:pPr>
         <w:pStyle w:val="SourceCode"/>
       </w:pPr>
-      <w:r>
-        <w:t xml:space="preserve">    if (statusCode == IP_TTL_EXPIRED_TRANSIT) {</w:t>
-      </w:r>
-    </w:p>
-    <w:p>
-      <w:pPr>
-        <w:pStyle w:val="SourceCode"/>
-      </w:pPr>
-      <w:r>
-        <w:t xml:space="preserve">        return "ttl expired";</w:t>
-      </w:r>
-    </w:p>
-    <w:p>
-      <w:pPr>
-        <w:pStyle w:val="SourceCode"/>
-      </w:pPr>
-      <w:r>
-        <w:t xml:space="preserve">    }</w:t>
-      </w:r>
-    </w:p>
-    <w:p>
-      <w:pPr>
-        <w:pStyle w:val="SourceCode"/>
-      </w:pPr>
-      <w:r>
-        <w:t xml:space="preserve">    if (statusCode == IP_PACKET_TOO_BIG) {</w:t>
-      </w:r>
-    </w:p>
-    <w:p>
-      <w:pPr>
-        <w:pStyle w:val="SourceCode"/>
-      </w:pPr>
-      <w:r>
-        <w:t xml:space="preserve">        return "packet too big";</w:t>
-      </w:r>
-    </w:p>
-    <w:p>
-      <w:pPr>
-        <w:pStyle w:val="SourceCode"/>
-      </w:pPr>
-      <w:r>
-        <w:t xml:space="preserve">    }</w:t>
-      </w:r>
-    </w:p>
-    <w:p>
-      <w:pPr>
-        <w:pStyle w:val="SourceCode"/>
-      </w:pPr>
-      <w:r>
-        <w:t xml:space="preserve">    if (statusCode &gt;= IP_DEST_NET_UNREACHABLE &amp;&amp;</w:t>
-      </w:r>
-    </w:p>
-    <w:p>
-      <w:pPr>
-        <w:pStyle w:val="SourceCode"/>
-      </w:pPr>
-      <w:r>
-        <w:t xml:space="preserve">        statusCode &lt;= IP_DEST_PORT_UNREACHABLE) {</w:t>
-      </w:r>
-    </w:p>
-    <w:p>
-      <w:pPr>
-        <w:pStyle w:val="SourceCode"/>
-      </w:pPr>
-      <w:r>
-        <w:t xml:space="preserve">        return "unreachable";</w:t>
-      </w:r>
-    </w:p>
-    <w:p>
-      <w:pPr>
-        <w:pStyle w:val="SourceCode"/>
-      </w:pPr>
-      <w:r>
-        <w:t xml:space="preserve">    }</w:t>
-      </w:r>
-    </w:p>
-    <w:p>
-      <w:pPr>
-        <w:pStyle w:val="SourceCode"/>
-      </w:pPr>
-      <w:r>
-        <w:t xml:space="preserve">    return "other " + std::to_string(statusCode);</w:t>
-      </w:r>
-    </w:p>
-    <w:p>
-      <w:pPr>
-        <w:pStyle w:val="SourceCode"/>
-      </w:pPr>
-      <w:r>
-        <w:t>}</w:t>
-      </w:r>
-    </w:p>
-    <w:p>
-      <w:pPr>
-        <w:pStyle w:val="SourceCode"/>
-      </w:pPr>
-    </w:p>
-    <w:p>
-      <w:pPr>
-        <w:pStyle w:val="SourceCode"/>
-      </w:pPr>
-      <w:r>
-        <w:t>// Declared, with what it returns, in icmp_echo.h.</w:t>
-      </w:r>
-    </w:p>
-    <w:p>
-      <w:pPr>
-        <w:pStyle w:val="SourceCode"/>
-      </w:pPr>
-      <w:r>
-        <w:t>EchoResult sendEcho(const std::string &amp;addressText, int ttl, int size,</w:t>
-      </w:r>
-    </w:p>
-    <w:p>
-      <w:pPr>
-        <w:pStyle w:val="SourceCode"/>
-      </w:pPr>
-      <w:r>
-        <w:t xml:space="preserve">                    bool dontFragment) {</w:t>
-      </w:r>
-    </w:p>
-    <w:p>
-      <w:pPr>
-        <w:pStyle w:val="SourceCode"/>
-      </w:pPr>
-      <w:r>
-        <w:t xml:space="preserve">    // repliedBy starts as none: no reply has arrived yet.</w:t>
-      </w:r>
-    </w:p>
-    <w:p>
-      <w:pPr>
-        <w:pStyle w:val="SourceCode"/>
-      </w:pPr>
-      <w:r>
-        <w:t xml:space="preserve">    EchoResult echoResult;</w:t>
-      </w:r>
-    </w:p>
-    <w:p>
-      <w:pPr>
-        <w:pStyle w:val="SourceCode"/>
-      </w:pPr>
-    </w:p>
-    <w:p>
-      <w:pPr>
-        <w:pStyle w:val="SourceCode"/>
-      </w:pPr>
-      <w:r>
-        <w:t xml:space="preserve">    // The record below has a fixed size, so a larger size is refused with</w:t>
-      </w:r>
-    </w:p>
-    <w:p>
-      <w:pPr>
-        <w:pStyle w:val="SourceCode"/>
-      </w:pPr>
-      <w:r>
-        <w:t xml:space="preserve">    // Windows' own code for a wrong value, 87.</w:t>
-      </w:r>
-    </w:p>
-    <w:p>
-      <w:pPr>
-        <w:pStyle w:val="SourceCode"/>
-      </w:pPr>
-      <w:r>
-        <w:t xml:space="preserve">    if (size &lt; 0 || size &gt; ECHO_MAX_SIZE) {</w:t>
-      </w:r>
-    </w:p>
-    <w:p>
-      <w:pPr>
-        <w:pStyle w:val="SourceCode"/>
-      </w:pPr>
-      <w:r>
-        <w:t xml:space="preserve">        echoResult.status = statusWord(ERROR_INVALID_PARAMETER);</w:t>
-      </w:r>
-    </w:p>
-    <w:p>
-      <w:pPr>
-        <w:pStyle w:val="SourceCode"/>
-      </w:pPr>
-      <w:r>
-        <w:t xml:space="preserve">        return echoResult;</w:t>
-      </w:r>
-    </w:p>
-    <w:p>
-      <w:pPr>
-        <w:pStyle w:val="SourceCode"/>
-      </w:pPr>
-      <w:r>
-        <w:t xml:space="preserve">    }</w:t>
-      </w:r>
-    </w:p>
-    <w:p>
-      <w:pPr>
-        <w:pStyle w:val="SourceCode"/>
-      </w:pPr>
-    </w:p>
-    <w:p>
-      <w:pPr>
-        <w:pStyle w:val="SourceCode"/>
-      </w:pPr>
-      <w:r>
-        <w:t xml:space="preserve">    // Remember, inet_pton turns address text into its bytes (Lesson 7.1);</w:t>
-      </w:r>
-    </w:p>
-    <w:p>
-      <w:pPr>
-        <w:pStyle w:val="SourceCode"/>
-      </w:pPr>
-      <w:r>
-        <w:t xml:space="preserve">    // IcmpSendEcho takes the 4 bytes of an IPv4 address in s_addr.</w:t>
-      </w:r>
-    </w:p>
-    <w:p>
-      <w:pPr>
-        <w:pStyle w:val="SourceCode"/>
-      </w:pPr>
-      <w:r>
-        <w:t xml:space="preserve">    in_addr destination{};</w:t>
-      </w:r>
-    </w:p>
-    <w:p>
-      <w:pPr>
-        <w:pStyle w:val="SourceCode"/>
-      </w:pPr>
-      <w:r>
-        <w:t xml:space="preserve">    inet_pton(AF_INET, addressText.c_str(), &amp;destination);</w:t>
-      </w:r>
-    </w:p>
-    <w:p>
-      <w:pPr>
-        <w:pStyle w:val="SourceCode"/>
-      </w:pPr>
-    </w:p>
-    <w:p>
-      <w:pPr>
-        <w:pStyle w:val="SourceCode"/>
-      </w:pPr>
-      <w:r>
-        <w:t xml:space="preserve">    // The request carries size data bytes, all zero; the reply comes back</w:t>
-      </w:r>
-    </w:p>
-    <w:p>
-      <w:pPr>
-        <w:pStyle w:val="SourceCode"/>
-      </w:pPr>
-      <w:r>
-        <w:t xml:space="preserve">    // into replyBuffer. {} starts every byte at zero.</w:t>
-      </w:r>
-    </w:p>
-    <w:p>
-      <w:pPr>
-        <w:pStyle w:val="SourceCode"/>
-      </w:pPr>
-      <w:r>
-        <w:t xml:space="preserve">    unsigned char requestData[ECHO_MAX_SIZE] = {};</w:t>
-      </w:r>
-    </w:p>
-    <w:p>
-      <w:pPr>
-        <w:pStyle w:val="SourceCode"/>
-      </w:pPr>
-      <w:r>
-        <w:t xml:space="preserve">    ReplyBuffer replyBuffer{};</w:t>
-      </w:r>
-    </w:p>
-    <w:p>
-      <w:pPr>
-        <w:pStyle w:val="SourceCode"/>
-      </w:pPr>
-    </w:p>
-    <w:p>
-      <w:pPr>
-        <w:pStyle w:val="SourceCode"/>
-      </w:pPr>
-      <w:r>
-        <w:t xml:space="preserve">    // The options record sets the packet's time to live, and, with the</w:t>
-      </w:r>
-    </w:p>
-    <w:p>
-      <w:pPr>
-        <w:pStyle w:val="SourceCode"/>
-      </w:pPr>
-      <w:r>
-        <w:t xml:space="preserve">    // IP_FLAG_DF bit, forbids splitting it.</w:t>
-      </w:r>
-    </w:p>
-    <w:p>
-      <w:pPr>
-        <w:pStyle w:val="SourceCode"/>
-      </w:pPr>
-      <w:r>
-        <w:t xml:space="preserve">    IP_OPTION_INFORMATION options{};</w:t>
-      </w:r>
-    </w:p>
-    <w:p>
-      <w:pPr>
-        <w:pStyle w:val="SourceCode"/>
-      </w:pPr>
-      <w:r>
-        <w:t xml:space="preserve">    options.Ttl = (UCHAR)ttl;</w:t>
-      </w:r>
-    </w:p>
-    <w:p>
-      <w:pPr>
-        <w:pStyle w:val="SourceCode"/>
-      </w:pPr>
-      <w:r>
-        <w:t xml:space="preserve">    if (dontFragment) {</w:t>
-      </w:r>
-    </w:p>
-    <w:p>
-      <w:pPr>
-        <w:pStyle w:val="SourceCode"/>
-      </w:pPr>
-      <w:r>
-        <w:t xml:space="preserve">        options.Flags = IP_FLAG_DF;</w:t>
-      </w:r>
-    </w:p>
-    <w:p>
-      <w:pPr>
-        <w:pStyle w:val="SourceCode"/>
-      </w:pPr>
-      <w:r>
-        <w:t xml:space="preserve">    }</w:t>
-      </w:r>
-    </w:p>
-    <w:p>
-      <w:pPr>
-        <w:pStyle w:val="SourceCode"/>
-      </w:pPr>
-    </w:p>
-    <w:p>
-      <w:pPr>
-        <w:pStyle w:val="SourceCode"/>
-      </w:pPr>
-      <w:r>
-        <w:t xml:space="preserve">    // IcmpCreateFile opens Windows' ICMP service and gives a handle, a</w:t>
-      </w:r>
-    </w:p>
-    <w:p>
-      <w:pPr>
-        <w:pStyle w:val="SourceCode"/>
-      </w:pPr>
-      <w:r>
-        <w:t xml:space="preserve">    // number that names the open service in later calls. If it could not</w:t>
-      </w:r>
-    </w:p>
-    <w:p>
-      <w:pPr>
-        <w:pStyle w:val="SourceCode"/>
-      </w:pPr>
-      <w:r>
-        <w:t xml:space="preserve">    // be opened, IcmpSendEcho fails below and says why.</w:t>
-      </w:r>
-    </w:p>
-    <w:p>
-      <w:pPr>
-        <w:pStyle w:val="SourceCode"/>
-      </w:pPr>
-      <w:r>
-        <w:t xml:space="preserve">    HANDLE icmpHandle = IcmpCreateFile();</w:t>
-      </w:r>
-    </w:p>
-    <w:p>
-      <w:pPr>
-        <w:pStyle w:val="SourceCode"/>
-      </w:pPr>
-    </w:p>
-    <w:p>
-      <w:pPr>
-        <w:pStyle w:val="SourceCode"/>
-      </w:pPr>
-      <w:r>
-        <w:t xml:space="preserve">    // steady_clock only moves forward, so end - start is the elapsed time</w:t>
-      </w:r>
-    </w:p>
-    <w:p>
-      <w:pPr>
-        <w:pStyle w:val="SourceCode"/>
-      </w:pPr>
-      <w:r>
-        <w:t xml:space="preserve">    // even if the time of day is corrected meanwhile. Remember,</w:t>
-      </w:r>
-    </w:p>
-    <w:p>
-      <w:pPr>
-        <w:pStyle w:val="SourceCode"/>
-      </w:pPr>
-      <w:r>
-        <w:t xml:space="preserve">    // duration_cast turns a duration into whole milliseconds (Lesson 2.12).</w:t>
-      </w:r>
-    </w:p>
-    <w:p>
-      <w:pPr>
-        <w:pStyle w:val="SourceCode"/>
-      </w:pPr>
-      <w:r>
-        <w:t xml:space="preserve">    std::chrono::steady_clock::time_point start =</w:t>
-      </w:r>
-    </w:p>
-    <w:p>
-      <w:pPr>
-        <w:pStyle w:val="SourceCode"/>
-      </w:pPr>
-      <w:r>
-        <w:t xml:space="preserve">        std::chrono::steady_clock::now();</w:t>
-      </w:r>
-    </w:p>
-    <w:p>
-      <w:pPr>
-        <w:pStyle w:val="SourceCode"/>
-      </w:pPr>
-    </w:p>
-    <w:p>
-      <w:pPr>
-        <w:pStyle w:val="SourceCode"/>
-      </w:pPr>
-      <w:r>
-        <w:t xml:space="preserve">    // IcmpSendEcho sends one echo request, then waits up to</w:t>
-      </w:r>
-    </w:p>
-    <w:p>
-      <w:pPr>
-        <w:pStyle w:val="SourceCode"/>
-      </w:pPr>
-      <w:r>
-        <w:t xml:space="preserve">    // ICMP_TIMEOUT_MS for the reply. It returns how many replies it</w:t>
-      </w:r>
-    </w:p>
-    <w:p>
-      <w:pPr>
-        <w:pStyle w:val="SourceCode"/>
-      </w:pPr>
-      <w:r>
-        <w:t xml:space="preserve">    // stored, or 0 when none arrived; then GetLastError, Windows' code</w:t>
-      </w:r>
-    </w:p>
-    <w:p>
-      <w:pPr>
-        <w:pStyle w:val="SourceCode"/>
-      </w:pPr>
-      <w:r>
-        <w:t xml:space="preserve">    // for why the last call failed, says why, such as 11010 for a timeout.</w:t>
-      </w:r>
-    </w:p>
-    <w:p>
-      <w:pPr>
-        <w:pStyle w:val="SourceCode"/>
-      </w:pPr>
-      <w:r>
-        <w:t xml:space="preserve">    // It is read at once, before any other call can change it.</w:t>
-      </w:r>
-    </w:p>
-    <w:p>
-      <w:pPr>
-        <w:pStyle w:val="SourceCode"/>
-      </w:pPr>
-      <w:r>
-        <w:t xml:space="preserve">    DWORD replyCount = IcmpSendEcho(icmpHandle, destination.s_addr,</w:t>
-      </w:r>
-    </w:p>
-    <w:p>
-      <w:pPr>
-        <w:pStyle w:val="SourceCode"/>
-      </w:pPr>
-      <w:r>
-        <w:t xml:space="preserve">                                    requestData, (WORD)size, &amp;options,</w:t>
-      </w:r>
-    </w:p>
-    <w:p>
-      <w:pPr>
-        <w:pStyle w:val="SourceCode"/>
-      </w:pPr>
-      <w:r>
-        <w:t xml:space="preserve">                                    &amp;replyBuffer, sizeof replyBuffer,</w:t>
-      </w:r>
-    </w:p>
-    <w:p>
-      <w:pPr>
-        <w:pStyle w:val="SourceCode"/>
-      </w:pPr>
-      <w:r>
-        <w:t xml:space="preserve">                                    ICMP_TIMEOUT_MS);</w:t>
-      </w:r>
-    </w:p>
-    <w:p>
-      <w:pPr>
-        <w:pStyle w:val="SourceCode"/>
-      </w:pPr>
-      <w:r>
-        <w:t xml:space="preserve">    DWORD lastError = GetLastError();</w:t>
-      </w:r>
-    </w:p>
-    <w:p>
-      <w:pPr>
-        <w:pStyle w:val="SourceCode"/>
-      </w:pPr>
-      <w:r>
-        <w:t xml:space="preserve">    std::chrono::steady_clock::time_point end =</w:t>
-      </w:r>
-    </w:p>
-    <w:p>
-      <w:pPr>
-        <w:pStyle w:val="SourceCode"/>
-      </w:pPr>
-      <w:r>
-        <w:t xml:space="preserve">        std::chrono::steady_clock::now();</w:t>
-      </w:r>
-    </w:p>
-    <w:p>
-      <w:pPr>
-        <w:pStyle w:val="SourceCode"/>
-      </w:pPr>
-      <w:r>
-        <w:t xml:space="preserve">    echoResult.elapsedMs =</w:t>
-      </w:r>
-    </w:p>
-    <w:p>
-      <w:pPr>
-        <w:pStyle w:val="SourceCode"/>
-      </w:pPr>
-      <w:r>
-        <w:t xml:space="preserve">        std::chrono::duration_cast&lt;std::chrono::milliseconds&gt;(end - start)</w:t>
-      </w:r>
-    </w:p>
-    <w:p>
-      <w:pPr>
-        <w:pStyle w:val="SourceCode"/>
-      </w:pPr>
-      <w:r>
-        <w:t xml:space="preserve">            .count();</w:t>
-      </w:r>
-    </w:p>
-    <w:p>
-      <w:pPr>
-        <w:pStyle w:val="SourceCode"/>
-      </w:pPr>
-      <w:r>
-        <w:t xml:space="preserve">    // Every handle that was opened is closed.</w:t>
-      </w:r>
-    </w:p>
-    <w:p>
-      <w:pPr>
-        <w:pStyle w:val="SourceCode"/>
-      </w:pPr>
-      <w:r>
-        <w:t xml:space="preserve">    IcmpCloseHandle(icmpHandle);</w:t>
-      </w:r>
-    </w:p>
-    <w:p>
-      <w:pPr>
-        <w:pStyle w:val="SourceCode"/>
-      </w:pPr>
-    </w:p>
-    <w:p>
-      <w:pPr>
-        <w:pStyle w:val="SourceCode"/>
-      </w:pPr>
-      <w:r>
-        <w:t xml:space="preserve">    if (replyCount == 0) {</w:t>
-      </w:r>
-    </w:p>
-    <w:p>
-      <w:pPr>
-        <w:pStyle w:val="SourceCode"/>
-      </w:pPr>
-      <w:r>
-        <w:t xml:space="preserve">        echoResult.status = statusWord(lastError);</w:t>
-      </w:r>
-    </w:p>
-    <w:p>
-      <w:pPr>
-        <w:pStyle w:val="SourceCode"/>
-      </w:pPr>
-      <w:r>
-        <w:t xml:space="preserve">        return echoResult;</w:t>
-      </w:r>
-    </w:p>
-    <w:p>
-      <w:pPr>
-        <w:pStyle w:val="SourceCode"/>
-      </w:pPr>
-      <w:r>
-        <w:t xml:space="preserve">    }</w:t>
-      </w:r>
-    </w:p>
-    <w:p>
-      <w:pPr>
-        <w:pStyle w:val="SourceCode"/>
-      </w:pPr>
-      <w:r>
-        <w:t xml:space="preserve">    // A reply arrived. Its own Status can still be a failure, such as</w:t>
-      </w:r>
-    </w:p>
-    <w:p>
-      <w:pPr>
-        <w:pStyle w:val="SourceCode"/>
-      </w:pPr>
-      <w:r>
-        <w:t xml:space="preserve">    // ttl expired or unreachable from a router on the way, so the program</w:t>
-      </w:r>
-    </w:p>
-    <w:p>
-      <w:pPr>
-        <w:pStyle w:val="SourceCode"/>
-      </w:pPr>
-      <w:r>
-        <w:t xml:space="preserve">    // reads it instead of counting the reply as success. Address holds</w:t>
-      </w:r>
-    </w:p>
-    <w:p>
-      <w:pPr>
-        <w:pStyle w:val="SourceCode"/>
-      </w:pPr>
-      <w:r>
-        <w:t xml:space="preserve">    // the replying address's 4 bytes; inet_ntop writes them as text.</w:t>
-      </w:r>
-    </w:p>
-    <w:p>
-      <w:pPr>
-        <w:pStyle w:val="SourceCode"/>
-      </w:pPr>
-      <w:r>
-        <w:t xml:space="preserve">    echoResult.status = statusWord(replyBuffer.reply.Status);</w:t>
-      </w:r>
-    </w:p>
-    <w:p>
-      <w:pPr>
-        <w:pStyle w:val="SourceCode"/>
-      </w:pPr>
-      <w:r>
-        <w:t xml:space="preserve">    in_addr replyAddress{};</w:t>
-      </w:r>
-    </w:p>
-    <w:p>
-      <w:pPr>
-        <w:pStyle w:val="SourceCode"/>
-      </w:pPr>
-      <w:r>
-        <w:t xml:space="preserve">    replyAddress.s_addr = replyBuffer.reply.Address;</w:t>
-      </w:r>
-    </w:p>
-    <w:p>
-      <w:pPr>
-        <w:pStyle w:val="SourceCode"/>
-      </w:pPr>
-      <w:r>
-        <w:t xml:space="preserve">    char replyText[INET_ADDRSTRLEN] = "";</w:t>
-      </w:r>
-    </w:p>
-    <w:p>
-      <w:pPr>
-        <w:pStyle w:val="SourceCode"/>
-      </w:pPr>
-      <w:r>
-        <w:t xml:space="preserve">    inet_ntop(AF_INET, &amp;replyAddress, replyText, sizeof replyText);</w:t>
-      </w:r>
-    </w:p>
-    <w:p>
-      <w:pPr>
-        <w:pStyle w:val="SourceCode"/>
-        <w:keepNext/>
-      </w:pPr>
-      <w:r>
-        <w:t xml:space="preserve">    echoResult.repliedBy = replyText;</w:t>
-      </w:r>
-    </w:p>
-    <w:p>
-      <w:pPr>
-        <w:pStyle w:val="SourceCode"/>
-        <w:keepNext/>
-      </w:pPr>
-      <w:r>
-        <w:t xml:space="preserve">    return echoResult;</w:t>
-      </w:r>
-    </w:p>
-    <w:p>
-      <w:pPr>
-        <w:pStyle w:val="SourceCode"/>
-      </w:pPr>
-      <w:r>
-        <w:t>}</w:t>
-      </w:r>
-    </w:p>
-    <w:p>
-      <w:pPr>
-        <w:keepNext/>
-      </w:pPr>
-    </w:p>
-    <w:p>
-      <w:pPr>
-        <w:pStyle w:val="Heading3"/>
-      </w:pPr>
-      <w:r>
-        <w:t>cpp/basic_testing_connectivity.cpp</w:t>
-      </w:r>
-    </w:p>
-    <w:p>
-      <w:pPr>
-        <w:pStyle w:val="SourceCode"/>
-        <w:keepNext/>
-      </w:pPr>
-      <w:r>
-        <w:t>// Remember, #include adds declarations: iostream for std::cout, string,</w:t>
-      </w:r>
-    </w:p>
-    <w:p>
-      <w:pPr>
-        <w:pStyle w:val="SourceCode"/>
-        <w:keepNext/>
-      </w:pPr>
-      <w:r>
-        <w:t>// and the icmp_echo module for sendEcho.</w:t>
-      </w:r>
-    </w:p>
-    <w:p>
-      <w:pPr>
-        <w:pStyle w:val="SourceCode"/>
-      </w:pPr>
-      <w:r>
-        <w:t>#include &lt;iostream&gt;</w:t>
-      </w:r>
-    </w:p>
-    <w:p>
-      <w:pPr>
-        <w:pStyle w:val="SourceCode"/>
-      </w:pPr>
-      <w:r>
-        <w:t>#include &lt;string&gt;</w:t>
-      </w:r>
-    </w:p>
-    <w:p>
-      <w:pPr>
-        <w:pStyle w:val="SourceCode"/>
-      </w:pPr>
-    </w:p>
-    <w:p>
-      <w:pPr>
-        <w:pStyle w:val="SourceCode"/>
-      </w:pPr>
-      <w:r>
-        <w:t>// Remember, quotes find a header in the program's own folder.</w:t>
-      </w:r>
-    </w:p>
-    <w:p>
-      <w:pPr>
-        <w:pStyle w:val="SourceCode"/>
-      </w:pPr>
-      <w:r>
-        <w:t>#include "icmp_echo.h"</w:t>
-      </w:r>
-    </w:p>
-    <w:p>
-      <w:pPr>
-        <w:pStyle w:val="SourceCode"/>
-      </w:pPr>
-    </w:p>
-    <w:p>
-      <w:pPr>
-        <w:pStyle w:val="SourceCode"/>
-      </w:pPr>
-      <w:r>
-        <w:t>// Sends one echo to addressText and prints what happened: success or</w:t>
-      </w:r>
-    </w:p>
-    <w:p>
-      <w:pPr>
-        <w:pStyle w:val="SourceCode"/>
-      </w:pPr>
-      <w:r>
-        <w:t>// failure, the status word, and the elapsed time.</w:t>
-      </w:r>
-    </w:p>
-    <w:p>
-      <w:pPr>
-        <w:pStyle w:val="SourceCode"/>
-      </w:pPr>
-      <w:r>
-        <w:t>static void printEcho(const std::string &amp;addressText) {</w:t>
-      </w:r>
-    </w:p>
-    <w:p>
-      <w:pPr>
-        <w:pStyle w:val="SourceCode"/>
-      </w:pPr>
-      <w:r>
-        <w:t xml:space="preserve">    std::cout &lt;&lt; "Echo to " &lt;&lt; addressText &lt;&lt; '\n';</w:t>
-      </w:r>
-    </w:p>
-    <w:p>
-      <w:pPr>
-        <w:pStyle w:val="SourceCode"/>
-      </w:pPr>
-      <w:r>
-        <w:t xml:space="preserve">    // DEFAULT_TTL and DEFAULT_SIZE are what ping.exe sends; false lets the</w:t>
-      </w:r>
-    </w:p>
-    <w:p>
-      <w:pPr>
-        <w:pStyle w:val="SourceCode"/>
-      </w:pPr>
-      <w:r>
-        <w:t xml:space="preserve">    // packet be split on the way.</w:t>
-      </w:r>
-    </w:p>
-    <w:p>
-      <w:pPr>
-        <w:pStyle w:val="SourceCode"/>
-      </w:pPr>
-      <w:r>
-        <w:t xml:space="preserve">    EchoResult echoResult =</w:t>
-      </w:r>
-    </w:p>
-    <w:p>
-      <w:pPr>
-        <w:pStyle w:val="SourceCode"/>
-      </w:pPr>
-      <w:r>
-        <w:t xml:space="preserve">        sendEcho(addressText, DEFAULT_TTL, DEFAULT_SIZE, false);</w:t>
-      </w:r>
-    </w:p>
-    <w:p>
-      <w:pPr>
-        <w:pStyle w:val="SourceCode"/>
-      </w:pPr>
-      <w:r>
-        <w:t xml:space="preserve">    // Only the status success counts as success.</w:t>
-      </w:r>
-    </w:p>
-    <w:p>
-      <w:pPr>
-        <w:pStyle w:val="SourceCode"/>
-      </w:pPr>
-      <w:r>
-        <w:t xml:space="preserve">    if (echoResult.status == "success") {</w:t>
-      </w:r>
-    </w:p>
-    <w:p>
-      <w:pPr>
-        <w:pStyle w:val="SourceCode"/>
-      </w:pPr>
-      <w:r>
-        <w:t xml:space="preserve">        std::cout &lt;&lt; "  Result: success\n";</w:t>
-      </w:r>
-    </w:p>
-    <w:p>
-      <w:pPr>
-        <w:pStyle w:val="SourceCode"/>
-      </w:pPr>
-      <w:r>
-        <w:t xml:space="preserve">    } else {</w:t>
-      </w:r>
-    </w:p>
-    <w:p>
-      <w:pPr>
-        <w:pStyle w:val="SourceCode"/>
-      </w:pPr>
-      <w:r>
-        <w:t xml:space="preserve">        std::cout &lt;&lt; "  Result: failure\n";</w:t>
-      </w:r>
-    </w:p>
-    <w:p>
-      <w:pPr>
-        <w:pStyle w:val="SourceCode"/>
-      </w:pPr>
-      <w:r>
-        <w:t xml:space="preserve">    }</w:t>
-      </w:r>
-    </w:p>
-    <w:p>
-      <w:pPr>
-        <w:pStyle w:val="SourceCode"/>
-      </w:pPr>
-      <w:r>
-        <w:t xml:space="preserve">    std::cout &lt;&lt; "  Status: " &lt;&lt; echoResult.status &lt;&lt; '\n';</w:t>
-      </w:r>
-    </w:p>
-    <w:p>
-      <w:pPr>
-        <w:pStyle w:val="SourceCode"/>
-      </w:pPr>
-      <w:r>
-        <w:t xml:space="preserve">    std::cout &lt;&lt; "  Elapsed: " &lt;&lt; echoResult.elapsedMs &lt;&lt; " ms\n";</w:t>
-      </w:r>
-    </w:p>
-    <w:p>
-      <w:pPr>
-        <w:pStyle w:val="SourceCode"/>
-      </w:pPr>
-      <w:r>
-        <w:t>}</w:t>
-      </w:r>
-    </w:p>
-    <w:p>
-      <w:pPr>
-        <w:pStyle w:val="SourceCode"/>
-      </w:pPr>
-    </w:p>
-    <w:p>
-      <w:pPr>
-        <w:pStyle w:val="SourceCode"/>
-      </w:pPr>
-      <w:r>
-        <w:t>// Remember, main starts the program; 0 = success, 1 = failure.</w:t>
-      </w:r>
-    </w:p>
-    <w:p>
-      <w:pPr>
-        <w:pStyle w:val="SourceCode"/>
-      </w:pPr>
-      <w:r>
-        <w:t>int main() {</w:t>
-      </w:r>
-    </w:p>
-    <w:p>
-      <w:pPr>
-        <w:pStyle w:val="SourceCode"/>
-      </w:pPr>
-      <w:r>
-        <w:t xml:space="preserve">    // 127.0.0.1 is this computer's own network stack (loopback, Lesson</w:t>
-      </w:r>
-    </w:p>
-    <w:p>
-      <w:pPr>
-        <w:pStyle w:val="SourceCode"/>
-      </w:pPr>
-      <w:r>
-        <w:t xml:space="preserve">    // 7.1); 192.0.2.1 is a documentation address that nothing answers.</w:t>
-      </w:r>
-    </w:p>
-    <w:p>
-      <w:pPr>
-        <w:pStyle w:val="SourceCode"/>
-      </w:pPr>
-      <w:r>
-        <w:t xml:space="preserve">    const std::string addresses[] = {"127.0.0.1", "192.0.2.1"};</w:t>
-      </w:r>
-    </w:p>
-    <w:p>
-      <w:pPr>
-        <w:pStyle w:val="SourceCode"/>
-      </w:pPr>
-    </w:p>
-    <w:p>
-      <w:pPr>
-        <w:pStyle w:val="SourceCode"/>
-      </w:pPr>
-      <w:r>
-        <w:t xml:space="preserve">    // One echo for each address, in order.</w:t>
-      </w:r>
-    </w:p>
-    <w:p>
-      <w:pPr>
-        <w:pStyle w:val="SourceCode"/>
-      </w:pPr>
-      <w:r>
-        <w:t xml:space="preserve">    for (const std::string &amp;addressText : addresses) {</w:t>
-      </w:r>
-    </w:p>
-    <w:p>
-      <w:pPr>
-        <w:pStyle w:val="SourceCode"/>
-      </w:pPr>
-      <w:r>
-        <w:t xml:space="preserve">        printEcho(addressText);</w:t>
-      </w:r>
-    </w:p>
-    <w:p>
-      <w:pPr>
-        <w:pStyle w:val="SourceCode"/>
-        <w:keepNext/>
-      </w:pPr>
-      <w:r>
-        <w:t xml:space="preserve">    }</w:t>
-      </w:r>
-    </w:p>
-    <w:p>
-      <w:pPr>
-        <w:pStyle w:val="SourceCode"/>
-        <w:keepNext/>
-      </w:pPr>
-      <w:r>
-        <w:t xml:space="preserve">    return 0;</w:t>
-      </w:r>
-    </w:p>
-    <w:p>
-      <w:pPr>
-        <w:pStyle w:val="SourceCode"/>
-      </w:pPr>
-      <w:r>
-        <w:t>}</w:t>
-      </w:r>
-    </w:p>
-    <w:p>
-      <w:pPr>
-        <w:keepNext/>
-      </w:pPr>
-    </w:p>
-    <w:p>
-      <w:pPr>
-        <w:pStyle w:val="Heading3"/>
-      </w:pPr>
-      <w:r>
-        <w:t>Windows PowerShell Basic Build and Run</w:t>
-      </w:r>
-    </w:p>
-    <w:p>
-      <w:pPr>
-        <w:keepNext/>
-      </w:pPr>
-      <w:r>
-        <w:t>Run the program from the lesson-7.4 folder.</w:t>
-      </w:r>
-    </w:p>
-    <w:p>
-      <w:pPr>
-        <w:keepNext/>
-      </w:pPr>
-    </w:p>
-    <w:p>
-      <w:pPr>
-        <w:pStyle w:val="CommandBlock"/>
-        <w:keepNext/>
-      </w:pPr>
-      <w:r>
-        <w:t>g++ -std=c++20 -Wall -Wextra -Wpedantic -Werror `</w:t>
-      </w:r>
-    </w:p>
-    <w:p>
-      <w:pPr>
-        <w:pStyle w:val="CommandBlock"/>
-        <w:keepNext/>
-      </w:pPr>
-      <w:r>
-        <w:t xml:space="preserve">    .\cpp\basic_testing_connectivity.cpp .\cpp\icmp_echo.cpp -liphlpapi -lws2_32 `</w:t>
-      </w:r>
-    </w:p>
-    <w:p>
-      <w:pPr>
-        <w:pStyle w:val="CommandBlock"/>
-        <w:keepNext/>
-      </w:pPr>
-      <w:r>
-        <w:t xml:space="preserve">    -o .\cpp\basic-testing-connectivity.exe</w:t>
-      </w:r>
-    </w:p>
-    <w:p>
-      <w:pPr>
-        <w:pStyle w:val="CommandBlock"/>
-      </w:pPr>
-      <w:r>
-        <w:t>.\cpp\basic-testing-connectivity.exe</w:t>
-      </w:r>
-    </w:p>
-    <w:p>
-      <w:pPr>
-        <w:keepNext/>
-      </w:pPr>
-    </w:p>
-    <w:p>
-      <w:pPr>
-        <w:pStyle w:val="Heading3"/>
-      </w:pPr>
-      <w:r>
-        <w:t>Linux or macOS Basic Build and Run</w:t>
-      </w:r>
-    </w:p>
-    <w:p>
-      <w:pPr>
-        <w:keepNext/>
-      </w:pPr>
-      <w:r>
-        <w:t>The icmp_echo module calls Windows' ICMP service, which Linux and macOS do not have, so the program builds only on Windows. There, send the same echoes with the system's own ping: -c 1 sends one echo, and -W 1 waits at most one second on Linux (macOS counts -W in milliseconds: -W 1000); echo $? prints 0 when a reply arrived.</w:t>
-      </w:r>
-    </w:p>
-    <w:p>
-      <w:pPr>
-        <w:keepNext/>
-      </w:pPr>
-    </w:p>
-    <w:p>
-      <w:pPr>
-        <w:pStyle w:val="CommandBlock"/>
-        <w:keepNext/>
-      </w:pPr>
-      <w:r>
-        <w:t>ping -c 1 -W 1 127.0.0.1</w:t>
-      </w:r>
-    </w:p>
-    <w:p>
-      <w:pPr>
-        <w:pStyle w:val="CommandBlock"/>
-        <w:keepNext/>
-      </w:pPr>
-      <w:r>
-        <w:t>echo $?</w:t>
-      </w:r>
-    </w:p>
-    <w:p>
-      <w:pPr>
-        <w:pStyle w:val="CommandBlock"/>
-        <w:keepNext/>
-      </w:pPr>
-      <w:r>
-        <w:t>ping -c 1 -W 1 192.0.2.1</w:t>
-      </w:r>
-    </w:p>
-    <w:p>
-      <w:pPr>
-        <w:pStyle w:val="CommandBlock"/>
-      </w:pPr>
-      <w:r>
-        <w:t>echo $?</w:t>
-      </w:r>
-    </w:p>
-    <w:p>
-      <w:pPr>
-        <w:keepNext/>
-      </w:pPr>
-    </w:p>
-    <w:p>
-      <w:pPr>
-        <w:pStyle w:val="Heading3"/>
-      </w:pPr>
-      <w:r>
-        <w:t>Check Your Results</w:t>
-      </w:r>
-    </w:p>
-    <w:p>
-      <w:r>
-        <w:t>Your screen must show the Basic program's lines of the Required Clean-Run Output in Validation Rules, with your own Elapsed times.</w:t>
-      </w:r>
-    </w:p>
-    <w:p>
-      <w:pPr>
-        <w:keepNext/>
-      </w:pPr>
-    </w:p>
-    <w:p>
-      <w:pPr>
-        <w:keepNext/>
-      </w:pPr>
-    </w:p>
-    <w:p>
-      <w:pPr>
-        <w:pStyle w:val="Heading2"/>
-      </w:pPr>
-      <w:r>
-        <w:t>Production-Minded Implementation</w:t>
-      </w:r>
-    </w:p>
-    <w:p>
-      <w:r>
-        <w:t>The Production-Minded program uses all four modules. testTarget checks the address form first with classifyAddress and refuses an IPv6 address, looks a valid host name up with lookupAddresses and takes the first IPv4 address, and printEcho adds the Replied by line.</w:t>
-      </w:r>
-    </w:p>
-    <w:p>
-      <w:pPr>
-        <w:keepNext/>
-      </w:pPr>
-    </w:p>
-    <w:p>
-      <w:pPr>
-        <w:pStyle w:val="Heading3"/>
-      </w:pPr>
-      <w:r>
-        <w:t>cpp/testing_connectivity.cpp</w:t>
-      </w:r>
-    </w:p>
-    <w:p>
-      <w:pPr>
-        <w:pStyle w:val="SourceCode"/>
-        <w:keepNext/>
-      </w:pPr>
-      <w:r>
-        <w:t>// Remember, #include adds declarations: iostream for std::cout and</w:t>
-      </w:r>
-    </w:p>
-    <w:p>
-      <w:pPr>
-        <w:pStyle w:val="SourceCode"/>
-        <w:keepNext/>
-      </w:pPr>
-      <w:r>
-        <w:t>// std::cerr, string, and the four modules for classifyAddress (Lesson</w:t>
-      </w:r>
-    </w:p>
-    <w:p>
-      <w:pPr>
-        <w:pStyle w:val="SourceCode"/>
-      </w:pPr>
-      <w:r>
-        <w:t>// 7.1), isValidHostname (Lesson 7.2), lookupAddresses (Lesson 7.3), and</w:t>
-      </w:r>
-    </w:p>
-    <w:p>
-      <w:pPr>
-        <w:pStyle w:val="SourceCode"/>
-      </w:pPr>
-      <w:r>
-        <w:t>// sendEcho.</w:t>
-      </w:r>
-    </w:p>
-    <w:p>
-      <w:pPr>
-        <w:pStyle w:val="SourceCode"/>
-      </w:pPr>
-      <w:r>
-        <w:t>#include &lt;iostream&gt;</w:t>
-      </w:r>
-    </w:p>
-    <w:p>
-      <w:pPr>
-        <w:pStyle w:val="SourceCode"/>
-      </w:pPr>
-      <w:r>
-        <w:t>#include &lt;string&gt;</w:t>
-      </w:r>
-    </w:p>
-    <w:p>
-      <w:pPr>
-        <w:pStyle w:val="SourceCode"/>
-      </w:pPr>
-    </w:p>
-    <w:p>
-      <w:pPr>
-        <w:pStyle w:val="SourceCode"/>
-      </w:pPr>
-      <w:r>
-        <w:t>// Remember, quotes find a header in the program's own folder.</w:t>
-      </w:r>
-    </w:p>
-    <w:p>
-      <w:pPr>
-        <w:pStyle w:val="SourceCode"/>
-      </w:pPr>
-      <w:r>
-        <w:t>#include "address_lookup.h"</w:t>
-      </w:r>
-    </w:p>
-    <w:p>
-      <w:pPr>
-        <w:pStyle w:val="SourceCode"/>
-      </w:pPr>
-      <w:r>
-        <w:t>#include "address_table.h"</w:t>
-      </w:r>
-    </w:p>
-    <w:p>
-      <w:pPr>
-        <w:pStyle w:val="SourceCode"/>
-      </w:pPr>
-      <w:r>
-        <w:t>#include "host_names.h"</w:t>
-      </w:r>
-    </w:p>
-    <w:p>
-      <w:pPr>
-        <w:pStyle w:val="SourceCode"/>
-      </w:pPr>
-      <w:r>
-        <w:t>#include "icmp_echo.h"</w:t>
-      </w:r>
-    </w:p>
-    <w:p>
-      <w:pPr>
-        <w:pStyle w:val="SourceCode"/>
-      </w:pPr>
-    </w:p>
-    <w:p>
-      <w:pPr>
-        <w:pStyle w:val="SourceCode"/>
-      </w:pPr>
-      <w:r>
-        <w:t>// A documentation address that nothing answers, and a public name whose</w:t>
-      </w:r>
-    </w:p>
-    <w:p>
-      <w:pPr>
-        <w:pStyle w:val="SourceCode"/>
-      </w:pPr>
-      <w:r>
-        <w:t>// addresses do not change (Lesson 7.3).</w:t>
-      </w:r>
-    </w:p>
-    <w:p>
-      <w:pPr>
-        <w:pStyle w:val="SourceCode"/>
-      </w:pPr>
-      <w:r>
-        <w:t>const std::string UNANSWERED_ADDRESS = "192.0.2.1";</w:t>
-      </w:r>
-    </w:p>
-    <w:p>
-      <w:pPr>
-        <w:pStyle w:val="SourceCode"/>
-      </w:pPr>
-      <w:r>
-        <w:t>const std::string PUBLIC_HOST = "one.one.one.one";</w:t>
-      </w:r>
-    </w:p>
-    <w:p>
-      <w:pPr>
-        <w:pStyle w:val="SourceCode"/>
-      </w:pPr>
-    </w:p>
-    <w:p>
-      <w:pPr>
-        <w:pStyle w:val="SourceCode"/>
-      </w:pPr>
-      <w:r>
-        <w:t>// Sends one echo to addressText, an IPv4 address, and prints what</w:t>
-      </w:r>
-    </w:p>
-    <w:p>
-      <w:pPr>
-        <w:pStyle w:val="SourceCode"/>
-      </w:pPr>
-      <w:r>
-        <w:t>// happened, with the address that replied.</w:t>
-      </w:r>
-    </w:p>
-    <w:p>
-      <w:pPr>
-        <w:pStyle w:val="SourceCode"/>
-      </w:pPr>
-      <w:r>
-        <w:t>static void printEcho(const std::string &amp;addressText) {</w:t>
-      </w:r>
-    </w:p>
-    <w:p>
-      <w:pPr>
-        <w:pStyle w:val="SourceCode"/>
-      </w:pPr>
-      <w:r>
-        <w:t xml:space="preserve">    EchoResult echoResult =</w:t>
-      </w:r>
-    </w:p>
-    <w:p>
-      <w:pPr>
-        <w:pStyle w:val="SourceCode"/>
-      </w:pPr>
-      <w:r>
-        <w:t xml:space="preserve">        sendEcho(addressText, DEFAULT_TTL, DEFAULT_SIZE, false);</w:t>
-      </w:r>
-    </w:p>
-    <w:p>
-      <w:pPr>
-        <w:pStyle w:val="SourceCode"/>
-      </w:pPr>
-      <w:r>
-        <w:t xml:space="preserve">    if (echoResult.status == "success") {</w:t>
-      </w:r>
-    </w:p>
-    <w:p>
-      <w:pPr>
-        <w:pStyle w:val="SourceCode"/>
-      </w:pPr>
-      <w:r>
-        <w:t xml:space="preserve">        std::cout &lt;&lt; "  Result: success\n";</w:t>
-      </w:r>
-    </w:p>
-    <w:p>
-      <w:pPr>
-        <w:pStyle w:val="SourceCode"/>
-      </w:pPr>
-      <w:r>
-        <w:t xml:space="preserve">    } else {</w:t>
-      </w:r>
-    </w:p>
-    <w:p>
-      <w:pPr>
-        <w:pStyle w:val="SourceCode"/>
-      </w:pPr>
-      <w:r>
-        <w:t xml:space="preserve">        std::cout &lt;&lt; "  Result: failure\n";</w:t>
-      </w:r>
-    </w:p>
-    <w:p>
-      <w:pPr>
-        <w:pStyle w:val="SourceCode"/>
-      </w:pPr>
-      <w:r>
-        <w:t xml:space="preserve">    }</w:t>
-      </w:r>
-    </w:p>
-    <w:p>
-      <w:pPr>
-        <w:pStyle w:val="SourceCode"/>
-      </w:pPr>
-      <w:r>
-        <w:t xml:space="preserve">    std::cout &lt;&lt; "  Status: " &lt;&lt; echoResult.status &lt;&lt; '\n';</w:t>
-      </w:r>
-    </w:p>
-    <w:p>
-      <w:pPr>
-        <w:pStyle w:val="SourceCode"/>
-      </w:pPr>
-      <w:r>
-        <w:t xml:space="preserve">    // A reply can come from a router on the way instead of the target, so</w:t>
-      </w:r>
-    </w:p>
-    <w:p>
-      <w:pPr>
-        <w:pStyle w:val="SourceCode"/>
-      </w:pPr>
-      <w:r>
-        <w:t xml:space="preserve">    // the program shows who sent it.</w:t>
-      </w:r>
-    </w:p>
-    <w:p>
-      <w:pPr>
-        <w:pStyle w:val="SourceCode"/>
-      </w:pPr>
-      <w:r>
-        <w:t xml:space="preserve">    std::cout &lt;&lt; "  Replied by: " &lt;&lt; echoResult.repliedBy &lt;&lt; '\n';</w:t>
-      </w:r>
-    </w:p>
-    <w:p>
-      <w:pPr>
-        <w:pStyle w:val="SourceCode"/>
-      </w:pPr>
-      <w:r>
-        <w:t xml:space="preserve">    std::cout &lt;&lt; "  Elapsed: " &lt;&lt; echoResult.elapsedMs &lt;&lt; " ms\n";</w:t>
-      </w:r>
-    </w:p>
-    <w:p>
-      <w:pPr>
-        <w:pStyle w:val="SourceCode"/>
-      </w:pPr>
-      <w:r>
-        <w:t>}</w:t>
-      </w:r>
-    </w:p>
-    <w:p>
-      <w:pPr>
-        <w:pStyle w:val="SourceCode"/>
-      </w:pPr>
-    </w:p>
-    <w:p>
-      <w:pPr>
-        <w:pStyle w:val="SourceCode"/>
-      </w:pPr>
-      <w:r>
-        <w:t>// Handles one target: an IPv4 address is sent an echo as it is; a valid</w:t>
-      </w:r>
-    </w:p>
-    <w:p>
-      <w:pPr>
-        <w:pStyle w:val="SourceCode"/>
-      </w:pPr>
-      <w:r>
-        <w:t>// host name is looked up first; anything else gives an Error line.</w:t>
-      </w:r>
-    </w:p>
-    <w:p>
-      <w:pPr>
-        <w:pStyle w:val="SourceCode"/>
-      </w:pPr>
-      <w:r>
-        <w:t>static void testTarget(const std::string &amp;targetText) {</w:t>
-      </w:r>
-    </w:p>
-    <w:p>
-      <w:pPr>
-        <w:pStyle w:val="SourceCode"/>
-      </w:pPr>
-      <w:r>
-        <w:t xml:space="preserve">    // Remember, the address form is checked first (Lesson 7.2).</w:t>
-      </w:r>
-    </w:p>
-    <w:p>
-      <w:pPr>
-        <w:pStyle w:val="SourceCode"/>
-      </w:pPr>
-      <w:r>
-        <w:t xml:space="preserve">    AddressDetails details = classifyAddress(targetText);</w:t>
-      </w:r>
-    </w:p>
-    <w:p>
-      <w:pPr>
-        <w:pStyle w:val="SourceCode"/>
-      </w:pPr>
-      <w:r>
-        <w:t xml:space="preserve">    if (details.addressClass != "Error") {</w:t>
-      </w:r>
-    </w:p>
-    <w:p>
-      <w:pPr>
-        <w:pStyle w:val="SourceCode"/>
-      </w:pPr>
-      <w:r>
-        <w:t xml:space="preserve">        std::cout &lt;&lt; "Echo to " &lt;&lt; targetText &lt;&lt; " (" &lt;&lt; details.addressClass</w:t>
-      </w:r>
-    </w:p>
-    <w:p>
-      <w:pPr>
-        <w:pStyle w:val="SourceCode"/>
-      </w:pPr>
-      <w:r>
-        <w:t xml:space="preserve">                  &lt;&lt; ")\n";</w:t>
-      </w:r>
-    </w:p>
-    <w:p>
-      <w:pPr>
-        <w:pStyle w:val="SourceCode"/>
-      </w:pPr>
-      <w:r>
-        <w:t xml:space="preserve">        // IcmpSendEcho sends IPv4 echoes only.</w:t>
-      </w:r>
-    </w:p>
-    <w:p>
-      <w:pPr>
-        <w:pStyle w:val="SourceCode"/>
-      </w:pPr>
-      <w:r>
-        <w:t xml:space="preserve">        if (details.version != "IPv4") {</w:t>
-      </w:r>
-    </w:p>
-    <w:p>
-      <w:pPr>
-        <w:pStyle w:val="SourceCode"/>
-      </w:pPr>
-      <w:r>
-        <w:t xml:space="preserve">            std::cerr &lt;&lt; "Error: " &lt;&lt; targetText</w:t>
-      </w:r>
-    </w:p>
-    <w:p>
-      <w:pPr>
-        <w:pStyle w:val="SourceCode"/>
-      </w:pPr>
-      <w:r>
-        <w:t xml:space="preserve">                      &lt;&lt; " is an IPv6 address; this program sends IPv4 "</w:t>
-      </w:r>
-    </w:p>
-    <w:p>
-      <w:pPr>
-        <w:pStyle w:val="SourceCode"/>
-      </w:pPr>
-      <w:r>
-        <w:t xml:space="preserve">                         "echoes only\n";</w:t>
-      </w:r>
-    </w:p>
-    <w:p>
-      <w:pPr>
-        <w:pStyle w:val="SourceCode"/>
-      </w:pPr>
-      <w:r>
-        <w:t xml:space="preserve">            return;</w:t>
+    </w:p>
+    <w:p>
+      <w:pPr>
+        <w:pStyle w:val="SourceCode"/>
+      </w:pPr>
+      <w:r>
+        <w:t xml:space="preserve">    // Sends one echo request to addressText, an IPv4 address (check it with</w:t>
+      </w:r>
+    </w:p>
+    <w:p>
+      <w:pPr>
+        <w:pStyle w:val="SourceCode"/>
+      </w:pPr>
+      <w:r>
+        <w:t xml:space="preserve">    // ClassifyAddress first), with a time to live and a number of data</w:t>
+      </w:r>
+    </w:p>
+    <w:p>
+      <w:pPr>
+        <w:pStyle w:val="SourceCode"/>
+      </w:pPr>
+      <w:r>
+        <w:t xml:space="preserve">    // bytes (0 to EchoMaxSize). dontFragment true forbids splitting the</w:t>
+      </w:r>
+    </w:p>
+    <w:p>
+      <w:pPr>
+        <w:pStyle w:val="SourceCode"/>
+      </w:pPr>
+      <w:r>
+        <w:t xml:space="preserve">    // packet on the way (Lesson 7.9). It waits at most IcmpTimeoutMs for the</w:t>
+      </w:r>
+    </w:p>
+    <w:p>
+      <w:pPr>
+        <w:pStyle w:val="SourceCode"/>
+      </w:pPr>
+      <w:r>
+        <w:t xml:space="preserve">    // reply.</w:t>
+      </w:r>
+    </w:p>
+    <w:p>
+      <w:pPr>
+        <w:pStyle w:val="SourceCode"/>
+      </w:pPr>
+      <w:r>
+        <w:t xml:space="preserve">    public static EchoResult SendEcho(string addressText, int ttl, int size,</w:t>
+      </w:r>
+    </w:p>
+    <w:p>
+      <w:pPr>
+        <w:pStyle w:val="SourceCode"/>
+      </w:pPr>
+      <w:r>
+        <w:t xml:space="preserve">                                      bool dontFragment)</w:t>
+      </w:r>
+    </w:p>
+    <w:p>
+      <w:pPr>
+        <w:pStyle w:val="SourceCode"/>
+      </w:pPr>
+      <w:r>
+        <w:t xml:space="preserve">    {</w:t>
+      </w:r>
+    </w:p>
+    <w:p>
+      <w:pPr>
+        <w:pStyle w:val="SourceCode"/>
+      </w:pPr>
+      <w:r>
+        <w:t xml:space="preserve">        // Every language refuses the same sizes, with Windows' own code for</w:t>
+      </w:r>
+    </w:p>
+    <w:p>
+      <w:pPr>
+        <w:pStyle w:val="SourceCode"/>
+      </w:pPr>
+      <w:r>
+        <w:t xml:space="preserve">        // a wrong value, 87, as C's fixed-size arrays require.</w:t>
+      </w:r>
+    </w:p>
+    <w:p>
+      <w:pPr>
+        <w:pStyle w:val="SourceCode"/>
+      </w:pPr>
+      <w:r>
+        <w:t xml:space="preserve">        if (size &lt; 0 || size &gt; EchoMaxSize)</w:t>
+      </w:r>
+    </w:p>
+    <w:p>
+      <w:pPr>
+        <w:pStyle w:val="SourceCode"/>
+      </w:pPr>
+      <w:r>
+        <w:t xml:space="preserve">        {</w:t>
+      </w:r>
+    </w:p>
+    <w:p>
+      <w:pPr>
+        <w:pStyle w:val="SourceCode"/>
+      </w:pPr>
+      <w:r>
+        <w:t xml:space="preserve">            return new EchoResult("other 87", "none", 0);</w:t>
       </w:r>
     </w:p>
     <w:p>
@@ -7435,1253 +8685,6 @@
         <w:pStyle w:val="SourceCode"/>
       </w:pPr>
       <w:r>
-        <w:t xml:space="preserve">        printEcho(targetText);</w:t>
-      </w:r>
-    </w:p>
-    <w:p>
-      <w:pPr>
-        <w:pStyle w:val="SourceCode"/>
-      </w:pPr>
-      <w:r>
-        <w:t xml:space="preserve">        return;</w:t>
-      </w:r>
-    </w:p>
-    <w:p>
-      <w:pPr>
-        <w:pStyle w:val="SourceCode"/>
-      </w:pPr>
-      <w:r>
-        <w:t xml:space="preserve">    }</w:t>
-      </w:r>
-    </w:p>
-    <w:p>
-      <w:pPr>
-        <w:pStyle w:val="SourceCode"/>
-      </w:pPr>
-      <w:r>
-        <w:t xml:space="preserve">    std::cout &lt;&lt; "Echo to " &lt;&lt; targetText &lt;&lt; '\n';</w:t>
-      </w:r>
-    </w:p>
-    <w:p>
-      <w:pPr>
-        <w:pStyle w:val="SourceCode"/>
-      </w:pPr>
-      <w:r>
-        <w:t xml:space="preserve">    if (!isValidHostname(targetText)) {</w:t>
-      </w:r>
-    </w:p>
-    <w:p>
-      <w:pPr>
-        <w:pStyle w:val="SourceCode"/>
-      </w:pPr>
-      <w:r>
-        <w:t xml:space="preserve">        std::cerr &lt;&lt; "Error: " &lt;&lt; targetText</w:t>
-      </w:r>
-    </w:p>
-    <w:p>
-      <w:pPr>
-        <w:pStyle w:val="SourceCode"/>
-      </w:pPr>
-      <w:r>
-        <w:t xml:space="preserve">                  &lt;&lt; " is not a host name or an IP address\n";</w:t>
-      </w:r>
-    </w:p>
-    <w:p>
-      <w:pPr>
-        <w:pStyle w:val="SourceCode"/>
-      </w:pPr>
-      <w:r>
-        <w:t xml:space="preserve">        return;</w:t>
-      </w:r>
-    </w:p>
-    <w:p>
-      <w:pPr>
-        <w:pStyle w:val="SourceCode"/>
-      </w:pPr>
-      <w:r>
-        <w:t xml:space="preserve">    }</w:t>
-      </w:r>
-    </w:p>
-    <w:p>
-      <w:pPr>
-        <w:pStyle w:val="SourceCode"/>
-      </w:pPr>
-      <w:r>
-        <w:t xml:space="preserve">    // Remember, lookupAddresses asks the system resolver and returns</w:t>
-      </w:r>
-    </w:p>
-    <w:p>
-      <w:pPr>
-        <w:pStyle w:val="SourceCode"/>
-      </w:pPr>
-      <w:r>
-        <w:t xml:space="preserve">    // sorted IPv4 and IPv6 lists, or the failure (Lesson 7.3).</w:t>
-      </w:r>
-    </w:p>
-    <w:p>
-      <w:pPr>
-        <w:pStyle w:val="SourceCode"/>
-      </w:pPr>
-      <w:r>
-        <w:t xml:space="preserve">    LookupResult lookupResult = lookupAddresses(targetText);</w:t>
-      </w:r>
-    </w:p>
-    <w:p>
-      <w:pPr>
-        <w:pStyle w:val="SourceCode"/>
-      </w:pPr>
-      <w:r>
-        <w:t xml:space="preserve">    if (!lookupResult.found || lookupResult.ipv4Addresses.empty()) {</w:t>
-      </w:r>
-    </w:p>
-    <w:p>
-      <w:pPr>
-        <w:pStyle w:val="SourceCode"/>
-      </w:pPr>
-      <w:r>
-        <w:t xml:space="preserve">        std::cerr &lt;&lt; "Error: " &lt;&lt; targetText &lt;&lt; " has no IPv4 address\n";</w:t>
-      </w:r>
-    </w:p>
-    <w:p>
-      <w:pPr>
-        <w:pStyle w:val="SourceCode"/>
-      </w:pPr>
-      <w:r>
-        <w:t xml:space="preserve">        return;</w:t>
-      </w:r>
-    </w:p>
-    <w:p>
-      <w:pPr>
-        <w:pStyle w:val="SourceCode"/>
-      </w:pPr>
-      <w:r>
-        <w:t xml:space="preserve">    }</w:t>
-      </w:r>
-    </w:p>
-    <w:p>
-      <w:pPr>
-        <w:pStyle w:val="SourceCode"/>
-      </w:pPr>
-      <w:r>
-        <w:t xml:space="preserve">    // The first address of the sorted IPv4 list is the one sent the echo.</w:t>
-      </w:r>
-    </w:p>
-    <w:p>
-      <w:pPr>
-        <w:pStyle w:val="SourceCode"/>
-      </w:pPr>
-      <w:r>
-        <w:t xml:space="preserve">    const std::string &amp;addressText = lookupResult.ipv4Addresses[0];</w:t>
-      </w:r>
-    </w:p>
-    <w:p>
-      <w:pPr>
-        <w:pStyle w:val="SourceCode"/>
-      </w:pPr>
-      <w:r>
-        <w:t xml:space="preserve">    std::cout &lt;&lt; "  Looked up: " &lt;&lt; addressText &lt;&lt; " ("</w:t>
-      </w:r>
-    </w:p>
-    <w:p>
-      <w:pPr>
-        <w:pStyle w:val="SourceCode"/>
-      </w:pPr>
-      <w:r>
-        <w:t xml:space="preserve">              &lt;&lt; classifyAddress(addressText).addressClass &lt;&lt; ")\n";</w:t>
-      </w:r>
-    </w:p>
-    <w:p>
-      <w:pPr>
-        <w:pStyle w:val="SourceCode"/>
-      </w:pPr>
-      <w:r>
-        <w:t xml:space="preserve">    printEcho(addressText);</w:t>
-      </w:r>
-    </w:p>
-    <w:p>
-      <w:pPr>
-        <w:pStyle w:val="SourceCode"/>
-      </w:pPr>
-      <w:r>
-        <w:t>}</w:t>
-      </w:r>
-    </w:p>
-    <w:p>
-      <w:pPr>
-        <w:pStyle w:val="SourceCode"/>
-      </w:pPr>
-    </w:p>
-    <w:p>
-      <w:pPr>
-        <w:pStyle w:val="SourceCode"/>
-      </w:pPr>
-      <w:r>
-        <w:t>// Remember, main starts the program; 0 = success, 1 = failure.</w:t>
-      </w:r>
-    </w:p>
-    <w:p>
-      <w:pPr>
-        <w:pStyle w:val="SourceCode"/>
-      </w:pPr>
-      <w:r>
-        <w:t>int main() {</w:t>
-      </w:r>
-    </w:p>
-    <w:p>
-      <w:pPr>
-        <w:pStyle w:val="SourceCode"/>
-      </w:pPr>
-      <w:r>
-        <w:t xml:space="preserve">    // The Basic addresses, a public name, and an IPv6 address, which this</w:t>
-      </w:r>
-    </w:p>
-    <w:p>
-      <w:pPr>
-        <w:pStyle w:val="SourceCode"/>
-      </w:pPr>
-      <w:r>
-        <w:t xml:space="preserve">    // program refuses.</w:t>
-      </w:r>
-    </w:p>
-    <w:p>
-      <w:pPr>
-        <w:pStyle w:val="SourceCode"/>
-      </w:pPr>
-      <w:r>
-        <w:t xml:space="preserve">    const std::string targetTexts[] = {</w:t>
-      </w:r>
-    </w:p>
-    <w:p>
-      <w:pPr>
-        <w:pStyle w:val="SourceCode"/>
-      </w:pPr>
-      <w:r>
-        <w:t xml:space="preserve">        "127.0.0.1", UNANSWERED_ADDRESS, PUBLIC_HOST, "::1",</w:t>
-      </w:r>
-    </w:p>
-    <w:p>
-      <w:pPr>
-        <w:pStyle w:val="SourceCode"/>
-      </w:pPr>
-      <w:r>
-        <w:t xml:space="preserve">    };</w:t>
-      </w:r>
-    </w:p>
-    <w:p>
-      <w:pPr>
-        <w:pStyle w:val="SourceCode"/>
-      </w:pPr>
-    </w:p>
-    <w:p>
-      <w:pPr>
-        <w:pStyle w:val="SourceCode"/>
-      </w:pPr>
-      <w:r>
-        <w:t xml:space="preserve">    for (const std::string &amp;targetText : targetTexts) {</w:t>
-      </w:r>
-    </w:p>
-    <w:p>
-      <w:pPr>
-        <w:pStyle w:val="SourceCode"/>
-      </w:pPr>
-      <w:r>
-        <w:t xml:space="preserve">        testTarget(targetText);</w:t>
-      </w:r>
-    </w:p>
-    <w:p>
-      <w:pPr>
-        <w:pStyle w:val="SourceCode"/>
-        <w:keepNext/>
-      </w:pPr>
-      <w:r>
-        <w:t xml:space="preserve">    }</w:t>
-      </w:r>
-    </w:p>
-    <w:p>
-      <w:pPr>
-        <w:pStyle w:val="SourceCode"/>
-        <w:keepNext/>
-      </w:pPr>
-      <w:r>
-        <w:t xml:space="preserve">    return 0;</w:t>
-      </w:r>
-    </w:p>
-    <w:p>
-      <w:pPr>
-        <w:pStyle w:val="SourceCode"/>
-      </w:pPr>
-      <w:r>
-        <w:t>}</w:t>
-      </w:r>
-    </w:p>
-    <w:p>
-      <w:pPr>
-        <w:keepNext/>
-      </w:pPr>
-    </w:p>
-    <w:p>
-      <w:pPr>
-        <w:pStyle w:val="Heading3"/>
-      </w:pPr>
-      <w:r>
-        <w:t>Windows PowerShell Build and Run</w:t>
-      </w:r>
-    </w:p>
-    <w:p>
-      <w:pPr>
-        <w:pStyle w:val="CommandBlock"/>
-        <w:keepNext/>
-      </w:pPr>
-      <w:r>
-        <w:t>g++ -std=c++20 -Wall -Wextra -Wpedantic -Werror .\cpp\testing_connectivity.cpp `</w:t>
-      </w:r>
-    </w:p>
-    <w:p>
-      <w:pPr>
-        <w:pStyle w:val="CommandBlock"/>
-        <w:keepNext/>
-      </w:pPr>
-      <w:r>
-        <w:t xml:space="preserve">    .\cpp\icmp_echo.cpp .\cpp\address_table.cpp .\cpp\host_names.cpp `</w:t>
-      </w:r>
-    </w:p>
-    <w:p>
-      <w:pPr>
-        <w:pStyle w:val="CommandBlock"/>
-        <w:keepNext/>
-      </w:pPr>
-      <w:r>
-        <w:t xml:space="preserve">    .\cpp\address_lookup.cpp -liphlpapi -lws2_32 `</w:t>
-      </w:r>
-    </w:p>
-    <w:p>
-      <w:pPr>
-        <w:pStyle w:val="CommandBlock"/>
-        <w:keepNext/>
-      </w:pPr>
-      <w:r>
-        <w:t xml:space="preserve">    -o .\cpp\testing-connectivity.exe</w:t>
-      </w:r>
-    </w:p>
-    <w:p>
-      <w:pPr>
-        <w:pStyle w:val="CommandBlock"/>
-        <w:keepNext/>
-      </w:pPr>
-      <w:r>
-        <w:t>.\cpp\testing-connectivity.exe</w:t>
-      </w:r>
-    </w:p>
-    <w:p>
-      <w:pPr>
-        <w:pStyle w:val="CommandBlock"/>
-      </w:pPr>
-      <w:r>
-        <w:t>$LASTEXITCODE</w:t>
-      </w:r>
-    </w:p>
-    <w:p>
-      <w:pPr>
-        <w:keepNext/>
-      </w:pPr>
-    </w:p>
-    <w:p>
-      <w:pPr>
-        <w:pStyle w:val="Heading3"/>
-      </w:pPr>
-      <w:r>
-        <w:t>Linux or macOS Build and Run</w:t>
-      </w:r>
-    </w:p>
-    <w:p>
-      <w:pPr>
-        <w:keepNext/>
-      </w:pPr>
-      <w:r>
-        <w:t>As in the Basic section, the module builds only on Windows; ping sends the Production-Minded program's echoes, with one.one.one.one looked up by ping itself:</w:t>
-      </w:r>
-    </w:p>
-    <w:p>
-      <w:pPr>
-        <w:keepNext/>
-      </w:pPr>
-    </w:p>
-    <w:p>
-      <w:pPr>
-        <w:pStyle w:val="CommandBlock"/>
-        <w:keepNext/>
-      </w:pPr>
-      <w:r>
-        <w:t>ping -c 1 -W 1 127.0.0.1</w:t>
-      </w:r>
-    </w:p>
-    <w:p>
-      <w:pPr>
-        <w:pStyle w:val="CommandBlock"/>
-        <w:keepNext/>
-      </w:pPr>
-      <w:r>
-        <w:t>ping -c 1 -W 1 192.0.2.1</w:t>
-      </w:r>
-    </w:p>
-    <w:p>
-      <w:pPr>
-        <w:pStyle w:val="CommandBlock"/>
-        <w:keepNext/>
-      </w:pPr>
-      <w:r>
-        <w:t>ping -c 1 -W 1 one.one.one.one</w:t>
-      </w:r>
-    </w:p>
-    <w:p>
-      <w:pPr>
-        <w:pStyle w:val="CommandBlock"/>
-      </w:pPr>
-      <w:r>
-        <w:t>echo $?</w:t>
-      </w:r>
-    </w:p>
-    <w:p>
-      <w:pPr>
-        <w:keepNext/>
-      </w:pPr>
-    </w:p>
-    <w:p>
-      <w:pPr>
-        <w:pStyle w:val="Heading3"/>
-      </w:pPr>
-      <w:r>
-        <w:t>Check Your Results</w:t>
-      </w:r>
-    </w:p>
-    <w:p>
-      <w:r>
-        <w:t>Your screen must show the Production-Minded lines of the Required Clean-Run Output in Validation Rules, with your own Elapsed times, then $LASTEXITCODE prints 0.</w:t>
-      </w:r>
-    </w:p>
-    <w:p>
-      <w:pPr>
-        <w:keepNext/>
-      </w:pPr>
-    </w:p>
-    <w:p>
-      <w:pPr>
-        <w:keepNext/>
-      </w:pPr>
-    </w:p>
-    <w:p>
-      <w:pPr>
-        <w:pStyle w:val="Heading2"/>
-      </w:pPr>
-      <w:r>
-        <w:t>What to Notice</w:t>
-      </w:r>
-    </w:p>
-    <w:p>
-      <w:pPr>
-        <w:pStyle w:val="ListBullet"/>
-      </w:pPr>
-      <w:r>
-        <w:t>IcmpSendEcho returns how many replies it stored. When it returns 0, GetLastError gives the reason, so it is read on the very next line, before another call can change it.</w:t>
-      </w:r>
-    </w:p>
-    <w:p>
-      <w:pPr>
-        <w:pStyle w:val="ListBullet"/>
-      </w:pPr>
-      <w:r>
-        <w:t>EchoResult gives repliedBy the starting value none and elapsedMs 0 in the record itself, so every new EchoResult starts as "no reply yet".</w:t>
-      </w:r>
-    </w:p>
-    <w:p>
-      <w:pPr>
-        <w:pStyle w:val="ListBullet"/>
-      </w:pPr>
-      <w:r>
-        <w:t>steady_clock is the clock to use for elapsed time; system_clock (Lesson 2.12) follows the time of day, which can be corrected while the program runs.</w:t>
-      </w:r>
-    </w:p>
-    <w:p>
-      <w:pPr>
-        <w:keepNext/>
-      </w:pPr>
-    </w:p>
-    <w:p>
-      <w:pPr>
-        <w:pStyle w:val="Heading3"/>
-      </w:pPr>
-      <w:r>
-        <w:t>Basic and Production-Minded Comparison</w:t>
-      </w:r>
-    </w:p>
-    <w:p>
-      <w:r>
-        <w:t>Both C++ programs send their echoes with sendEcho from the same module; the Production-Minded program adds the address's class, the Replied by line, a name looked up first, and the refusal of an IPv6 address.</w:t>
-      </w:r>
-    </w:p>
-    <w:p>
-      <w:pPr>
-        <w:keepNext/>
-      </w:pPr>
-    </w:p>
-    <w:p>
-      <w:pPr>
-        <w:keepNext/>
-      </w:pPr>
-    </w:p>
-    <w:p>
-      <w:pPr>
-        <w:keepNext/>
-      </w:pPr>
-    </w:p>
-    <w:p>
-      <w:pPr>
-        <w:pStyle w:val="Heading1"/>
-      </w:pPr>
-      <w:r>
-        <w:t>C# Implementation</w:t>
-      </w:r>
-    </w:p>
-    <w:p>
-      <w:r>
-        <w:t>C# sends echoes with Ping from System.Net.NetworkInformation, which uses the same Windows ICMP service, with PingOptions for the time to live and the don't-fragment flag. The TestingConnectivity project's AddressTable.cs, HostNames.cs, AddressLookup.cs, and IcmpEcho.cs need no import line, because every .cs file in a project's folder is compiled together (Lesson 2.10). The BasicTestingConnectivity project lives in its own folder, so its .csproj names IcmpEcho.cs with a Compile item; you type it in Project S</w:t>
-      </w:r>
-      <w:r>
-        <w:t>etup.</w:t>
-      </w:r>
-    </w:p>
-    <w:p>
-      <w:pPr>
-        <w:keepNext/>
-      </w:pPr>
-    </w:p>
-    <w:p>
-      <w:pPr>
-        <w:keepNext/>
-      </w:pPr>
-    </w:p>
-    <w:p>
-      <w:pPr>
-        <w:pStyle w:val="Heading2"/>
-      </w:pPr>
-      <w:r>
-        <w:t>Basic Implementation</w:t>
-      </w:r>
-    </w:p>
-    <w:p>
-      <w:r>
-        <w:t>Start with the new module, then the most direct program. IcmpEcho.cs holds the constants, the EchoResult record, and IcmpEcho.SendEcho, which sends one echo with Ping.Send between the start and the reading of a Stopwatch and turns the IPStatus into its word. BasicTestingConnectivity sends one echo to each of the two addresses and prints the result, the status, and the elapsed time. Every new step is commented in full, and the ones from earlier lessons have short reminders.</w:t>
-      </w:r>
-    </w:p>
-    <w:p>
-      <w:pPr>
-        <w:keepNext/>
-      </w:pPr>
-    </w:p>
-    <w:p>
-      <w:pPr>
-        <w:pStyle w:val="Heading3"/>
-      </w:pPr>
-      <w:r>
-        <w:t>csharp/TestingConnectivity/IcmpEcho.cs</w:t>
-      </w:r>
-    </w:p>
-    <w:p>
-      <w:pPr>
-        <w:pStyle w:val="SourceCode"/>
-        <w:keepNext/>
-      </w:pPr>
-      <w:r>
-        <w:t>// The ICMP echo module: SendEcho sends one ICMP echo request through the</w:t>
-      </w:r>
-    </w:p>
-    <w:p>
-      <w:pPr>
-        <w:pStyle w:val="SourceCode"/>
-        <w:keepNext/>
-      </w:pPr>
-      <w:r>
-        <w:t>// operating system's ICMP service and reports what came back. Lesson 7.9</w:t>
-      </w:r>
-    </w:p>
-    <w:p>
-      <w:pPr>
-        <w:pStyle w:val="SourceCode"/>
-      </w:pPr>
-      <w:r>
-        <w:t>// and the chapter's project copy this file. Remember, every .cs file in</w:t>
-      </w:r>
-    </w:p>
-    <w:p>
-      <w:pPr>
-        <w:pStyle w:val="SourceCode"/>
-      </w:pPr>
-      <w:r>
-        <w:t>// the project is compiled together, and a static class holds only static</w:t>
-      </w:r>
-    </w:p>
-    <w:p>
-      <w:pPr>
-        <w:pStyle w:val="SourceCode"/>
-      </w:pPr>
-      <w:r>
-        <w:t>// members. System.Diagnostics gives Stopwatch, and</w:t>
-      </w:r>
-    </w:p>
-    <w:p>
-      <w:pPr>
-        <w:pStyle w:val="SourceCode"/>
-      </w:pPr>
-      <w:r>
-        <w:t>// System.Net.NetworkInformation gives Ping, PingOptions, and IPStatus.</w:t>
-      </w:r>
-    </w:p>
-    <w:p>
-      <w:pPr>
-        <w:pStyle w:val="SourceCode"/>
-      </w:pPr>
-      <w:r>
-        <w:t>using System.Diagnostics;</w:t>
-      </w:r>
-    </w:p>
-    <w:p>
-      <w:pPr>
-        <w:pStyle w:val="SourceCode"/>
-      </w:pPr>
-      <w:r>
-        <w:t>using System.Net;</w:t>
-      </w:r>
-    </w:p>
-    <w:p>
-      <w:pPr>
-        <w:pStyle w:val="SourceCode"/>
-      </w:pPr>
-      <w:r>
-        <w:t>using System.Net.NetworkInformation;</w:t>
-      </w:r>
-    </w:p>
-    <w:p>
-      <w:pPr>
-        <w:pStyle w:val="SourceCode"/>
-      </w:pPr>
-    </w:p>
-    <w:p>
-      <w:pPr>
-        <w:pStyle w:val="SourceCode"/>
-      </w:pPr>
-      <w:r>
-        <w:t>// What SendEcho learns from one echo. Remember, the constructor fills the</w:t>
-      </w:r>
-    </w:p>
-    <w:p>
-      <w:pPr>
-        <w:pStyle w:val="SourceCode"/>
-      </w:pPr>
-      <w:r>
-        <w:t>// new instance's fields. Status is one word for what happened: success,</w:t>
-      </w:r>
-    </w:p>
-    <w:p>
-      <w:pPr>
-        <w:pStyle w:val="SourceCode"/>
-      </w:pPr>
-      <w:r>
-        <w:t>// timed out, ttl expired, packet too big, unreachable, or other with</w:t>
-      </w:r>
-    </w:p>
-    <w:p>
-      <w:pPr>
-        <w:pStyle w:val="SourceCode"/>
-      </w:pPr>
-      <w:r>
-        <w:t>// Windows' code. RepliedBy is the address that sent the reply, or none</w:t>
-      </w:r>
-    </w:p>
-    <w:p>
-      <w:pPr>
-        <w:pStyle w:val="SourceCode"/>
-      </w:pPr>
-      <w:r>
-        <w:t>// when no reply arrived. ElapsedMs is how long the echo took, measured by</w:t>
-      </w:r>
-    </w:p>
-    <w:p>
-      <w:pPr>
-        <w:pStyle w:val="SourceCode"/>
-      </w:pPr>
-      <w:r>
-        <w:t>// the program, in whole milliseconds.</w:t>
-      </w:r>
-    </w:p>
-    <w:p>
-      <w:pPr>
-        <w:pStyle w:val="SourceCode"/>
-      </w:pPr>
-      <w:r>
-        <w:t>internal class EchoResult</w:t>
-      </w:r>
-    </w:p>
-    <w:p>
-      <w:pPr>
-        <w:pStyle w:val="SourceCode"/>
-      </w:pPr>
-      <w:r>
-        <w:t>{</w:t>
-      </w:r>
-    </w:p>
-    <w:p>
-      <w:pPr>
-        <w:pStyle w:val="SourceCode"/>
-      </w:pPr>
-      <w:r>
-        <w:t xml:space="preserve">    public string Status;</w:t>
-      </w:r>
-    </w:p>
-    <w:p>
-      <w:pPr>
-        <w:pStyle w:val="SourceCode"/>
-      </w:pPr>
-      <w:r>
-        <w:t xml:space="preserve">    public string RepliedBy;</w:t>
-      </w:r>
-    </w:p>
-    <w:p>
-      <w:pPr>
-        <w:pStyle w:val="SourceCode"/>
-      </w:pPr>
-      <w:r>
-        <w:t xml:space="preserve">    public long ElapsedMs;</w:t>
-      </w:r>
-    </w:p>
-    <w:p>
-      <w:pPr>
-        <w:pStyle w:val="SourceCode"/>
-      </w:pPr>
-    </w:p>
-    <w:p>
-      <w:pPr>
-        <w:pStyle w:val="SourceCode"/>
-      </w:pPr>
-      <w:r>
-        <w:t xml:space="preserve">    public EchoResult(string status, string repliedBy, long elapsedMs)</w:t>
-      </w:r>
-    </w:p>
-    <w:p>
-      <w:pPr>
-        <w:pStyle w:val="SourceCode"/>
-      </w:pPr>
-      <w:r>
-        <w:t xml:space="preserve">    {</w:t>
-      </w:r>
-    </w:p>
-    <w:p>
-      <w:pPr>
-        <w:pStyle w:val="SourceCode"/>
-      </w:pPr>
-      <w:r>
-        <w:t xml:space="preserve">        this.Status = status;</w:t>
-      </w:r>
-    </w:p>
-    <w:p>
-      <w:pPr>
-        <w:pStyle w:val="SourceCode"/>
-      </w:pPr>
-      <w:r>
-        <w:t xml:space="preserve">        this.RepliedBy = repliedBy;</w:t>
-      </w:r>
-    </w:p>
-    <w:p>
-      <w:pPr>
-        <w:pStyle w:val="SourceCode"/>
-      </w:pPr>
-      <w:r>
-        <w:t xml:space="preserve">        this.ElapsedMs = elapsedMs;</w:t>
-      </w:r>
-    </w:p>
-    <w:p>
-      <w:pPr>
-        <w:pStyle w:val="SourceCode"/>
-      </w:pPr>
-      <w:r>
-        <w:t xml:space="preserve">    }</w:t>
-      </w:r>
-    </w:p>
-    <w:p>
-      <w:pPr>
-        <w:pStyle w:val="SourceCode"/>
-      </w:pPr>
-      <w:r>
-        <w:t>}</w:t>
-      </w:r>
-    </w:p>
-    <w:p>
-      <w:pPr>
-        <w:pStyle w:val="SourceCode"/>
-      </w:pPr>
-    </w:p>
-    <w:p>
-      <w:pPr>
-        <w:pStyle w:val="SourceCode"/>
-      </w:pPr>
-      <w:r>
-        <w:t>internal static class IcmpEcho</w:t>
-      </w:r>
-    </w:p>
-    <w:p>
-      <w:pPr>
-        <w:pStyle w:val="SourceCode"/>
-      </w:pPr>
-      <w:r>
-        <w:t>{</w:t>
-      </w:r>
-    </w:p>
-    <w:p>
-      <w:pPr>
-        <w:pStyle w:val="SourceCode"/>
-      </w:pPr>
-      <w:r>
-        <w:t xml:space="preserve">    // How long SendEcho waits for a reply, in milliseconds.</w:t>
-      </w:r>
-    </w:p>
-    <w:p>
-      <w:pPr>
-        <w:pStyle w:val="SourceCode"/>
-      </w:pPr>
-      <w:r>
-        <w:t xml:space="preserve">    public const int IcmpTimeoutMs = 1000;</w:t>
-      </w:r>
-    </w:p>
-    <w:p>
-      <w:pPr>
-        <w:pStyle w:val="SourceCode"/>
-      </w:pPr>
-      <w:r>
-        <w:t xml:space="preserve">    // What ping.exe sends by default: a time to live of 128, and 32 data</w:t>
-      </w:r>
-    </w:p>
-    <w:p>
-      <w:pPr>
-        <w:pStyle w:val="SourceCode"/>
-      </w:pPr>
-      <w:r>
-        <w:t xml:space="preserve">    // bytes.</w:t>
-      </w:r>
-    </w:p>
-    <w:p>
-      <w:pPr>
-        <w:pStyle w:val="SourceCode"/>
-      </w:pPr>
-      <w:r>
-        <w:t xml:space="preserve">    public const int DefaultTtl = 128;</w:t>
-      </w:r>
-    </w:p>
-    <w:p>
-      <w:pPr>
-        <w:pStyle w:val="SourceCode"/>
-      </w:pPr>
-      <w:r>
-        <w:t xml:space="preserve">    public const int DefaultSize = 32;</w:t>
-      </w:r>
-    </w:p>
-    <w:p>
-      <w:pPr>
-        <w:pStyle w:val="SourceCode"/>
-      </w:pPr>
-      <w:r>
-        <w:t xml:space="preserve">    // The most data bytes this module sends in one echo.</w:t>
-      </w:r>
-    </w:p>
-    <w:p>
-      <w:pPr>
-        <w:pStyle w:val="SourceCode"/>
-      </w:pPr>
-      <w:r>
-        <w:t xml:space="preserve">    public const int EchoMaxSize = 2048;</w:t>
-      </w:r>
-    </w:p>
-    <w:p>
-      <w:pPr>
-        <w:pStyle w:val="SourceCode"/>
-      </w:pPr>
-    </w:p>
-    <w:p>
-      <w:pPr>
-        <w:pStyle w:val="SourceCode"/>
-      </w:pPr>
-      <w:r>
-        <w:t xml:space="preserve">    // The module's word for an IPStatus. IPStatus names Windows' ICMP</w:t>
-      </w:r>
-    </w:p>
-    <w:p>
-      <w:pPr>
-        <w:pStyle w:val="SourceCode"/>
-      </w:pPr>
-      <w:r>
-        <w:t xml:space="preserve">    // status codes, and (int) gives the code itself: 0 is Success, 11010</w:t>
-      </w:r>
-    </w:p>
-    <w:p>
-      <w:pPr>
-        <w:pStyle w:val="SourceCode"/>
-      </w:pPr>
-      <w:r>
-        <w:t xml:space="preserve">    // TimedOut, 11013 TtlExpired, 11009 PacketTooBig, and the four</w:t>
-      </w:r>
-    </w:p>
-    <w:p>
-      <w:pPr>
-        <w:pStyle w:val="SourceCode"/>
-      </w:pPr>
-      <w:r>
-        <w:t xml:space="preserve">    // Destination...Unreachable values are 11002 to 11005. Any other code</w:t>
-      </w:r>
-    </w:p>
-    <w:p>
-      <w:pPr>
-        <w:pStyle w:val="SourceCode"/>
-      </w:pPr>
-      <w:r>
-        <w:t xml:space="preserve">    // is kept as other with its number.</w:t>
-      </w:r>
-    </w:p>
-    <w:p>
-      <w:pPr>
-        <w:pStyle w:val="SourceCode"/>
-      </w:pPr>
-      <w:r>
-        <w:t xml:space="preserve">    private static string StatusWord(IPStatus status)</w:t>
-      </w:r>
-    </w:p>
-    <w:p>
-      <w:pPr>
-        <w:pStyle w:val="SourceCode"/>
-      </w:pPr>
-      <w:r>
-        <w:t xml:space="preserve">    {</w:t>
-      </w:r>
-    </w:p>
-    <w:p>
-      <w:pPr>
-        <w:pStyle w:val="SourceCode"/>
-      </w:pPr>
-      <w:r>
-        <w:t xml:space="preserve">        if (status == IPStatus.Success)</w:t>
-      </w:r>
-    </w:p>
-    <w:p>
-      <w:pPr>
-        <w:pStyle w:val="SourceCode"/>
-      </w:pPr>
-      <w:r>
-        <w:t xml:space="preserve">        {</w:t>
-      </w:r>
-    </w:p>
-    <w:p>
-      <w:pPr>
-        <w:pStyle w:val="SourceCode"/>
-      </w:pPr>
-      <w:r>
-        <w:t xml:space="preserve">            return "success";</w:t>
-      </w:r>
-    </w:p>
-    <w:p>
-      <w:pPr>
-        <w:pStyle w:val="SourceCode"/>
-      </w:pPr>
-      <w:r>
-        <w:t xml:space="preserve">        }</w:t>
-      </w:r>
-    </w:p>
-    <w:p>
-      <w:pPr>
-        <w:pStyle w:val="SourceCode"/>
-      </w:pPr>
-      <w:r>
-        <w:t xml:space="preserve">        if (status == IPStatus.TimedOut)</w:t>
-      </w:r>
-    </w:p>
-    <w:p>
-      <w:pPr>
-        <w:pStyle w:val="SourceCode"/>
-      </w:pPr>
-      <w:r>
-        <w:t xml:space="preserve">        {</w:t>
-      </w:r>
-    </w:p>
-    <w:p>
-      <w:pPr>
-        <w:pStyle w:val="SourceCode"/>
-      </w:pPr>
-      <w:r>
-        <w:t xml:space="preserve">            return "timed out";</w:t>
-      </w:r>
-    </w:p>
-    <w:p>
-      <w:pPr>
-        <w:pStyle w:val="SourceCode"/>
-      </w:pPr>
-      <w:r>
-        <w:t xml:space="preserve">        }</w:t>
-      </w:r>
-    </w:p>
-    <w:p>
-      <w:pPr>
-        <w:pStyle w:val="SourceCode"/>
-      </w:pPr>
-      <w:r>
-        <w:t xml:space="preserve">        if (status == IPStatus.TtlExpired)</w:t>
-      </w:r>
-    </w:p>
-    <w:p>
-      <w:pPr>
-        <w:pStyle w:val="SourceCode"/>
-      </w:pPr>
-      <w:r>
-        <w:t xml:space="preserve">        {</w:t>
-      </w:r>
-    </w:p>
-    <w:p>
-      <w:pPr>
-        <w:pStyle w:val="SourceCode"/>
-      </w:pPr>
-      <w:r>
-        <w:t xml:space="preserve">            return "ttl expired";</w:t>
-      </w:r>
-    </w:p>
-    <w:p>
-      <w:pPr>
-        <w:pStyle w:val="SourceCode"/>
-      </w:pPr>
-      <w:r>
-        <w:t xml:space="preserve">        }</w:t>
-      </w:r>
-    </w:p>
-    <w:p>
-      <w:pPr>
-        <w:pStyle w:val="SourceCode"/>
-      </w:pPr>
-      <w:r>
-        <w:t xml:space="preserve">        if (status == IPStatus.PacketTooBig)</w:t>
-      </w:r>
-    </w:p>
-    <w:p>
-      <w:pPr>
-        <w:pStyle w:val="SourceCode"/>
-      </w:pPr>
-      <w:r>
-        <w:t xml:space="preserve">        {</w:t>
-      </w:r>
-    </w:p>
-    <w:p>
-      <w:pPr>
-        <w:pStyle w:val="SourceCode"/>
-      </w:pPr>
-      <w:r>
-        <w:t xml:space="preserve">            return "packet too big";</w:t>
-      </w:r>
-    </w:p>
-    <w:p>
-      <w:pPr>
-        <w:pStyle w:val="SourceCode"/>
-      </w:pPr>
-      <w:r>
-        <w:t xml:space="preserve">        }</w:t>
-      </w:r>
-    </w:p>
-    <w:p>
-      <w:pPr>
-        <w:pStyle w:val="SourceCode"/>
-      </w:pPr>
-      <w:r>
-        <w:t xml:space="preserve">        if (status == IPStatus.DestinationNetworkUnreachable</w:t>
-      </w:r>
-    </w:p>
-    <w:p>
-      <w:pPr>
-        <w:pStyle w:val="SourceCode"/>
-      </w:pPr>
-      <w:r>
-        <w:t xml:space="preserve">            || status == IPStatus.DestinationHostUnreachable</w:t>
-      </w:r>
-    </w:p>
-    <w:p>
-      <w:pPr>
-        <w:pStyle w:val="SourceCode"/>
-      </w:pPr>
-      <w:r>
-        <w:t xml:space="preserve">            || status == IPStatus.DestinationProtocolUnreachable</w:t>
-      </w:r>
-    </w:p>
-    <w:p>
-      <w:pPr>
-        <w:pStyle w:val="SourceCode"/>
-      </w:pPr>
-      <w:r>
-        <w:t xml:space="preserve">            || status == IPStatus.DestinationPortUnreachable)</w:t>
-      </w:r>
-    </w:p>
-    <w:p>
-      <w:pPr>
-        <w:pStyle w:val="SourceCode"/>
-      </w:pPr>
-      <w:r>
-        <w:t xml:space="preserve">        {</w:t>
-      </w:r>
-    </w:p>
-    <w:p>
-      <w:pPr>
-        <w:pStyle w:val="SourceCode"/>
-      </w:pPr>
-      <w:r>
-        <w:t xml:space="preserve">            return "unreachable";</w:t>
-      </w:r>
-    </w:p>
-    <w:p>
-      <w:pPr>
-        <w:pStyle w:val="SourceCode"/>
-      </w:pPr>
-      <w:r>
-        <w:t xml:space="preserve">        }</w:t>
-      </w:r>
-    </w:p>
-    <w:p>
-      <w:pPr>
-        <w:pStyle w:val="SourceCode"/>
-      </w:pPr>
-      <w:r>
-        <w:t xml:space="preserve">        return "other " + (int)status;</w:t>
-      </w:r>
-    </w:p>
-    <w:p>
-      <w:pPr>
-        <w:pStyle w:val="SourceCode"/>
-      </w:pPr>
-      <w:r>
-        <w:t xml:space="preserve">    }</w:t>
-      </w:r>
-    </w:p>
-    <w:p>
-      <w:pPr>
-        <w:pStyle w:val="SourceCode"/>
-      </w:pPr>
-    </w:p>
-    <w:p>
-      <w:pPr>
-        <w:pStyle w:val="SourceCode"/>
-      </w:pPr>
-      <w:r>
-        <w:t xml:space="preserve">    // Sends one echo request to addressText, an IPv4 address (check it with</w:t>
-      </w:r>
-    </w:p>
-    <w:p>
-      <w:pPr>
-        <w:pStyle w:val="SourceCode"/>
-      </w:pPr>
-      <w:r>
-        <w:t xml:space="preserve">    // ClassifyAddress first), with a time to live and a number of data</w:t>
-      </w:r>
-    </w:p>
-    <w:p>
-      <w:pPr>
-        <w:pStyle w:val="SourceCode"/>
-      </w:pPr>
-      <w:r>
-        <w:t xml:space="preserve">    // bytes (0 to EchoMaxSize). dontFragment true forbids splitting the</w:t>
-      </w:r>
-    </w:p>
-    <w:p>
-      <w:pPr>
-        <w:pStyle w:val="SourceCode"/>
-      </w:pPr>
-      <w:r>
-        <w:t xml:space="preserve">    // packet on the way (Lesson 7.9). It waits at most IcmpTimeoutMs for the</w:t>
-      </w:r>
-    </w:p>
-    <w:p>
-      <w:pPr>
-        <w:pStyle w:val="SourceCode"/>
-      </w:pPr>
-      <w:r>
-        <w:t xml:space="preserve">    // reply.</w:t>
-      </w:r>
-    </w:p>
-    <w:p>
-      <w:pPr>
-        <w:pStyle w:val="SourceCode"/>
-      </w:pPr>
-      <w:r>
-        <w:t xml:space="preserve">    public static EchoResult SendEcho(string addressText, int ttl, int size,</w:t>
-      </w:r>
-    </w:p>
-    <w:p>
-      <w:pPr>
-        <w:pStyle w:val="SourceCode"/>
-      </w:pPr>
-      <w:r>
-        <w:t xml:space="preserve">                                      bool dontFragment)</w:t>
-      </w:r>
-    </w:p>
-    <w:p>
-      <w:pPr>
-        <w:pStyle w:val="SourceCode"/>
-      </w:pPr>
-      <w:r>
-        <w:t xml:space="preserve">    {</w:t>
-      </w:r>
-    </w:p>
-    <w:p>
-      <w:pPr>
-        <w:pStyle w:val="SourceCode"/>
-      </w:pPr>
-      <w:r>
-        <w:t xml:space="preserve">        // Every language refuses the same sizes, with Windows' own code for</w:t>
-      </w:r>
-    </w:p>
-    <w:p>
-      <w:pPr>
-        <w:pStyle w:val="SourceCode"/>
-      </w:pPr>
-      <w:r>
-        <w:t xml:space="preserve">        // a wrong value, 87, as C's fixed-size arrays require.</w:t>
-      </w:r>
-    </w:p>
-    <w:p>
-      <w:pPr>
-        <w:pStyle w:val="SourceCode"/>
-      </w:pPr>
-      <w:r>
-        <w:t xml:space="preserve">        if (size &lt; 0 || size &gt; EchoMaxSize)</w:t>
-      </w:r>
-    </w:p>
-    <w:p>
-      <w:pPr>
-        <w:pStyle w:val="SourceCode"/>
-      </w:pPr>
-      <w:r>
-        <w:t xml:space="preserve">        {</w:t>
-      </w:r>
-    </w:p>
-    <w:p>
-      <w:pPr>
-        <w:pStyle w:val="SourceCode"/>
-      </w:pPr>
-      <w:r>
-        <w:t xml:space="preserve">            return new EchoResult("other 87", "none", 0);</w:t>
-      </w:r>
-    </w:p>
-    <w:p>
-      <w:pPr>
-        <w:pStyle w:val="SourceCode"/>
-      </w:pPr>
-      <w:r>
-        <w:t xml:space="preserve">        }</w:t>
-      </w:r>
-    </w:p>
-    <w:p>
-      <w:pPr>
-        <w:pStyle w:val="SourceCode"/>
-      </w:pPr>
-      <w:r>
         <w:t xml:space="preserve">        // Ping uses Windows' ICMP service, IcmpSendEcho, as the other</w:t>
       </w:r>
     </w:p>
@@ -8775,39 +8778,39 @@
         <w:pStyle w:val="SourceCode"/>
       </w:pPr>
       <w:r>
-        <w:t xml:space="preserve">        // Send sends one echo request, then waits up to IcmpTimeoutMs for</w:t>
-      </w:r>
-    </w:p>
-    <w:p>
-      <w:pPr>
-        <w:pStyle w:val="SourceCode"/>
-      </w:pPr>
-      <w:r>
-        <w:t xml:space="preserve">        // the reply. It returns a PingReply even when none arrived; its</w:t>
-      </w:r>
-    </w:p>
-    <w:p>
-      <w:pPr>
-        <w:pStyle w:val="SourceCode"/>
-      </w:pPr>
-      <w:r>
-        <w:t xml:space="preserve">        // Status says what happened. A reply can still be a failure, such</w:t>
-      </w:r>
-    </w:p>
-    <w:p>
-      <w:pPr>
-        <w:pStyle w:val="SourceCode"/>
-      </w:pPr>
-      <w:r>
-        <w:t xml:space="preserve">        // as TtlExpired from a router on the way, so the program reads the</w:t>
-      </w:r>
-    </w:p>
-    <w:p>
-      <w:pPr>
-        <w:pStyle w:val="SourceCode"/>
-      </w:pPr>
-      <w:r>
-        <w:t xml:space="preserve">        // Status instead of counting the reply as success.</w:t>
+        <w:t xml:space="preserve">        // IPAddress.Parse reads the text (it throws on bad text, which the</w:t>
+      </w:r>
+    </w:p>
+    <w:p>
+      <w:pPr>
+        <w:pStyle w:val="SourceCode"/>
+      </w:pPr>
+      <w:r>
+        <w:t xml:space="preserve">        // caller has ruled out). Send sends one echo request and waits up to</w:t>
+      </w:r>
+    </w:p>
+    <w:p>
+      <w:pPr>
+        <w:pStyle w:val="SourceCode"/>
+      </w:pPr>
+      <w:r>
+        <w:t xml:space="preserve">        // IcmpTimeoutMs; it returns a PingReply even when none arrived, and</w:t>
+      </w:r>
+    </w:p>
+    <w:p>
+      <w:pPr>
+        <w:pStyle w:val="SourceCode"/>
+      </w:pPr>
+      <w:r>
+        <w:t xml:space="preserve">        // its Status says what happened. A reply can be a router's failure,</w:t>
+      </w:r>
+    </w:p>
+    <w:p>
+      <w:pPr>
+        <w:pStyle w:val="SourceCode"/>
+      </w:pPr>
+      <w:r>
+        <w:t xml:space="preserve">        // such as TtlExpired, so the program reads Status, not just a reply.</w:t>
       </w:r>
     </w:p>
     <w:p>
@@ -14141,23 +14144,23 @@
         <w:pStyle w:val="SourceCode"/>
       </w:pPr>
       <w:r>
-        <w:t xml:space="preserve">    # gives the 4 bytes; Windows stores a number's bytes lowest first</w:t>
-      </w:r>
-    </w:p>
-    <w:p>
-      <w:pPr>
-        <w:pStyle w:val="SourceCode"/>
-      </w:pPr>
-      <w:r>
-        <w:t xml:space="preserve">    # (little-endian), so reading them in that order gives the number</w:t>
-      </w:r>
-    </w:p>
-    <w:p>
-      <w:pPr>
-        <w:pStyle w:val="SourceCode"/>
-      </w:pPr>
-      <w:r>
-        <w:t xml:space="preserve">    # whose bytes are the address in order.</w:t>
+        <w:t xml:space="preserve">    # gives them (it reads 010 as octal, Lesson 7.1, but the caller checked</w:t>
+      </w:r>
+    </w:p>
+    <w:p>
+      <w:pPr>
+        <w:pStyle w:val="SourceCode"/>
+      </w:pPr>
+      <w:r>
+        <w:t xml:space="preserve">    # the text first); Windows stores a number lowest byte first</w:t>
+      </w:r>
+    </w:p>
+    <w:p>
+      <w:pPr>
+        <w:pStyle w:val="SourceCode"/>
+      </w:pPr>
+      <w:r>
+        <w:t xml:space="preserve">    # (little-endian), so reading the bytes in that order gives the number.</w:t>
       </w:r>
     </w:p>
     <w:p>
@@ -15336,7 +15339,7 @@
         <w:pStyle w:val="SourceCode"/>
       </w:pPr>
       <w:r>
-        <w:t xml:space="preserve">        # IcmpSendEcho sends IPv4 echoes only.</w:t>
+        <w:t xml:space="preserve">        # IcmpSendEcho sends IPv4 only. Remember, side-by-side literals join.</w:t>
       </w:r>
     </w:p>
     <w:p>
@@ -20016,31 +20019,31 @@
       </w:rPr>
     </w:lvl>
   </w:abstractNum>
-  <w:num w:numId="1" w16cid:durableId="681512269">
+  <w:num w:numId="1" w16cid:durableId="1177228059">
     <w:abstractNumId w:val="8"/>
   </w:num>
-  <w:num w:numId="2" w16cid:durableId="1228342747">
+  <w:num w:numId="2" w16cid:durableId="74717041">
     <w:abstractNumId w:val="6"/>
   </w:num>
-  <w:num w:numId="3" w16cid:durableId="1059741111">
+  <w:num w:numId="3" w16cid:durableId="370346826">
     <w:abstractNumId w:val="5"/>
   </w:num>
-  <w:num w:numId="4" w16cid:durableId="716126212">
+  <w:num w:numId="4" w16cid:durableId="195511426">
     <w:abstractNumId w:val="4"/>
   </w:num>
-  <w:num w:numId="5" w16cid:durableId="890458923">
+  <w:num w:numId="5" w16cid:durableId="1304584665">
     <w:abstractNumId w:val="7"/>
   </w:num>
-  <w:num w:numId="6" w16cid:durableId="933560727">
+  <w:num w:numId="6" w16cid:durableId="553540486">
     <w:abstractNumId w:val="3"/>
   </w:num>
-  <w:num w:numId="7" w16cid:durableId="376054044">
+  <w:num w:numId="7" w16cid:durableId="1284314096">
     <w:abstractNumId w:val="2"/>
   </w:num>
-  <w:num w:numId="8" w16cid:durableId="2012952055">
+  <w:num w:numId="8" w16cid:durableId="2016688195">
     <w:abstractNumId w:val="1"/>
   </w:num>
-  <w:num w:numId="9" w16cid:durableId="1272779351">
+  <w:num w:numId="9" w16cid:durableId="414908437">
     <w:abstractNumId w:val="0"/>
   </w:num>
 </w:numbering>
